--- a/laba_8/8_Кравчук.docx
+++ b/laba_8/8_Кравчук.docx
@@ -702,7 +702,6 @@
         </w:rPr>
         <w:t xml:space="preserve"> </w:t>
       </w:r>
-      <w:proofErr w:type="spellStart"/>
       <w:r>
         <w:rPr>
           <w:i/>
@@ -724,7 +723,6 @@
         </w:rPr>
         <w:t>i</w:t>
       </w:r>
-      <w:proofErr w:type="spellEnd"/>
       <w:r>
         <w:rPr>
           <w:i/>
@@ -3770,10 +3768,10 @@
                   <v:path o:extrusionok="f" gradientshapeok="t" o:connecttype="rect"/>
                   <o:lock v:ext="edit" aspectratio="t"/>
                 </v:shapetype>
-                <v:shape id="_x0000_i1089" type="#_x0000_t75" style="width:131.8pt;height:30.45pt" o:ole="" fillcolor="window">
+                <v:shape id="_x0000_i1025" type="#_x0000_t75" style="width:132pt;height:30pt" o:ole="" fillcolor="window">
                   <v:imagedata r:id="rId9" o:title=""/>
                 </v:shape>
-                <o:OLEObject Type="Embed" ProgID="Equation.3" ShapeID="_x0000_i1089" DrawAspect="Content" ObjectID="_1836898740" r:id="rId10"/>
+                <o:OLEObject Type="Embed" ProgID="Equation.3" ShapeID="_x0000_i1025" DrawAspect="Content" ObjectID="_1836967200" r:id="rId10"/>
               </w:object>
             </w:r>
           </w:p>
@@ -3802,10 +3800,10 @@
                 <w:lang w:eastAsia="en-US"/>
               </w:rPr>
               <w:object w:dxaOrig="2208" w:dyaOrig="312" w14:anchorId="75B327C7">
-                <v:shape id="_x0000_i1108" type="#_x0000_t75" style="width:110.2pt;height:15.5pt" o:ole="" fillcolor="window">
+                <v:shape id="_x0000_i1026" type="#_x0000_t75" style="width:108pt;height:18pt" o:ole="" fillcolor="window">
                   <v:imagedata r:id="rId11" o:title=""/>
                 </v:shape>
-                <o:OLEObject Type="Embed" ProgID="Equation.3" ShapeID="_x0000_i1108" DrawAspect="Content" ObjectID="_1836898741" r:id="rId12"/>
+                <o:OLEObject Type="Embed" ProgID="Equation.3" ShapeID="_x0000_i1026" DrawAspect="Content" ObjectID="_1836967201" r:id="rId12"/>
               </w:object>
             </w:r>
           </w:p>
@@ -4075,7 +4073,7 @@
                 <w:sz w:val="28"/>
                 <w:szCs w:val="28"/>
               </w:rPr>
-              <m:t>r</m:t>
+              <m:t>γ</m:t>
             </m:r>
           </m:e>
           <m:sup>
@@ -4242,7 +4240,23 @@
             <w:sz w:val="28"/>
             <w:szCs w:val="28"/>
           </w:rPr>
-          <m:t>), где r=</m:t>
+          <m:t xml:space="preserve">), где </m:t>
+        </m:r>
+        <m:r>
+          <w:rPr>
+            <w:rFonts w:ascii="Cambria Math" w:hAnsi="Cambria Math"/>
+            <w:sz w:val="28"/>
+            <w:szCs w:val="28"/>
+          </w:rPr>
+          <m:t>γ</m:t>
+        </m:r>
+        <m:r>
+          <w:rPr>
+            <w:rFonts w:ascii="Cambria Math" w:hAnsi="Cambria Math"/>
+            <w:sz w:val="28"/>
+            <w:szCs w:val="28"/>
+          </w:rPr>
+          <m:t>=</m:t>
         </m:r>
         <m:f>
           <m:fPr>
@@ -4393,6 +4407,7 @@
       <w:r>
         <w:rPr>
           <w:b/>
+          <w:noProof/>
           <w:color w:val="333333"/>
           <w:sz w:val="28"/>
           <w:szCs w:val="28"/>
@@ -4491,6 +4506,7 @@
       <w:r>
         <w:rPr>
           <w:bCs/>
+          <w:noProof/>
           <w:color w:val="333333"/>
           <w:sz w:val="28"/>
           <w:szCs w:val="28"/>
@@ -5435,15 +5451,7 @@
             <w:sz w:val="28"/>
             <w:szCs w:val="28"/>
           </w:rPr>
-          <m:t>γ</m:t>
-        </m:r>
-        <m:r>
-          <w:rPr>
-            <w:rFonts w:ascii="Cambria Math" w:hAnsi="Cambria Math"/>
-            <w:sz w:val="28"/>
-            <w:szCs w:val="28"/>
-          </w:rPr>
-          <m:t>=</m:t>
+          <m:t>γ=</m:t>
         </m:r>
         <m:f>
           <m:fPr>
@@ -5462,15 +5470,7 @@
                 <w:sz w:val="28"/>
                 <w:szCs w:val="28"/>
               </w:rPr>
-              <m:t>D</m:t>
-            </m:r>
-            <m:r>
-              <w:rPr>
-                <w:rFonts w:ascii="Cambria Math" w:hAnsi="Cambria Math"/>
-                <w:sz w:val="28"/>
-                <w:szCs w:val="28"/>
-              </w:rPr>
-              <m:t>τ</m:t>
+              <m:t>Dτ</m:t>
             </m:r>
             <m:ctrlPr>
               <w:rPr>
@@ -5554,23 +5554,7 @@
           <w:sz w:val="28"/>
           <w:szCs w:val="28"/>
         </w:rPr>
-        <w:t xml:space="preserve"> и перенесем все неизвестные (значения на слое n+1) в левую часть, а известные (значения на слоях n и n-1) — в правую. Получим систему линейных алгебраических уравнений (СЛАУ), матрица которой имеет </w:t>
-      </w:r>
-      <w:proofErr w:type="spellStart"/>
-      <w:r>
-        <w:rPr>
-          <w:sz w:val="28"/>
-          <w:szCs w:val="28"/>
-        </w:rPr>
-        <w:t>трехдиагональный</w:t>
-      </w:r>
-      <w:proofErr w:type="spellEnd"/>
-      <w:r>
-        <w:rPr>
-          <w:sz w:val="28"/>
-          <w:szCs w:val="28"/>
-        </w:rPr>
-        <w:t xml:space="preserve"> вид:</w:t>
+        <w:t xml:space="preserve"> и перенесем все неизвестные (значения на слое n+1) в левую часть, а известные (значения на слоях n и n-1) — в правую. Получим систему линейных алгебраических уравнений (СЛАУ), матрица которой имеет трехдиагональный вид:</w:t>
       </w:r>
     </w:p>
     <w:p>
@@ -6934,15 +6918,7 @@
             <w:sz w:val="28"/>
             <w:szCs w:val="28"/>
           </w:rPr>
-          <m:t>=</m:t>
-        </m:r>
-        <m:r>
-          <w:rPr>
-            <w:rFonts w:ascii="Cambria Math" w:hAnsi="Cambria Math"/>
-            <w:sz w:val="28"/>
-            <w:szCs w:val="28"/>
-          </w:rPr>
-          <m:t>ϕ</m:t>
+          <m:t>=ϕ</m:t>
         </m:r>
         <m:d>
           <m:dPr>
@@ -7073,15 +7049,7 @@
               <w:sz w:val="28"/>
               <w:szCs w:val="28"/>
             </w:rPr>
-            <m:t>=</m:t>
-          </m:r>
-          <m:r>
-            <w:rPr>
-              <w:rFonts w:ascii="Cambria Math" w:hAnsi="Cambria Math"/>
-              <w:sz w:val="28"/>
-              <w:szCs w:val="28"/>
-            </w:rPr>
-            <m:t>ϕ</m:t>
+            <m:t>=ϕ</m:t>
           </m:r>
           <m:d>
             <m:dPr>
@@ -7135,15 +7103,7 @@
               <w:sz w:val="28"/>
               <w:szCs w:val="28"/>
             </w:rPr>
-            <m:t>+</m:t>
-          </m:r>
-          <m:r>
-            <w:rPr>
-              <w:rFonts w:ascii="Cambria Math" w:hAnsi="Cambria Math"/>
-              <w:sz w:val="28"/>
-              <w:szCs w:val="28"/>
-            </w:rPr>
-            <m:t>τψ</m:t>
+            <m:t>+τψ</m:t>
           </m:r>
           <m:d>
             <m:dPr>
@@ -7627,21 +7587,12 @@
         </w:rPr>
         <w:t xml:space="preserve">. </w:t>
       </w:r>
-      <w:proofErr w:type="spellStart"/>
-      <w:r>
-        <w:rPr>
-          <w:sz w:val="28"/>
-          <w:szCs w:val="28"/>
-        </w:rPr>
-        <w:t>Прогоночные</w:t>
-      </w:r>
-      <w:proofErr w:type="spellEnd"/>
-      <w:r>
-        <w:rPr>
-          <w:sz w:val="28"/>
-          <w:szCs w:val="28"/>
-        </w:rPr>
-        <w:t xml:space="preserve"> коэффициенты </w:t>
+      <w:r>
+        <w:rPr>
+          <w:sz w:val="28"/>
+          <w:szCs w:val="28"/>
+        </w:rPr>
+        <w:t xml:space="preserve">Прогоночные коэффициенты </w:t>
       </w:r>
       <m:oMath>
         <m:r>
@@ -9125,6 +9076,9 @@
         <w:jc w:val="center"/>
       </w:pPr>
       <w:r>
+        <w:rPr>
+          <w:noProof/>
+        </w:rPr>
         <w:drawing>
           <wp:inline distT="0" distB="0" distL="0" distR="0" wp14:anchorId="18FE4176" wp14:editId="696AAEAB">
             <wp:extent cx="5007610" cy="3108960"/>
@@ -9175,6 +9129,9 @@
         <w:jc w:val="center"/>
       </w:pPr>
       <w:r>
+        <w:rPr>
+          <w:noProof/>
+        </w:rPr>
         <w:lastRenderedPageBreak/>
         <w:drawing>
           <wp:inline distT="0" distB="0" distL="0" distR="0" wp14:anchorId="54B68878" wp14:editId="44AFA2F1">
@@ -9259,7 +9216,7 @@
           <w:sz w:val="28"/>
           <w:szCs w:val="28"/>
         </w:rPr>
-        <w:t xml:space="preserve">(параметр, определяющий степень неявности = </w:t>
+        <w:t>(параметр, определяющий степень неявности = 0</w:t>
       </w:r>
       <w:r>
         <w:rPr>
@@ -9268,7 +9225,7 @@
           <w:sz w:val="28"/>
           <w:szCs w:val="28"/>
         </w:rPr>
-        <w:t>0</w:t>
+        <w:t>,25</w:t>
       </w:r>
       <w:r>
         <w:rPr>
@@ -9277,15 +9234,6 @@
           <w:sz w:val="28"/>
           <w:szCs w:val="28"/>
         </w:rPr>
-        <w:t>,25</w:t>
-      </w:r>
-      <w:r>
-        <w:rPr>
-          <w:b/>
-          <w:bCs/>
-          <w:sz w:val="28"/>
-          <w:szCs w:val="28"/>
-        </w:rPr>
         <w:t>):</w:t>
       </w:r>
     </w:p>
@@ -9296,6 +9244,9 @@
         <w:jc w:val="center"/>
       </w:pPr>
       <w:r>
+        <w:rPr>
+          <w:noProof/>
+        </w:rPr>
         <w:drawing>
           <wp:inline distT="0" distB="0" distL="0" distR="0" wp14:anchorId="6056EC29" wp14:editId="1377F3C0">
             <wp:extent cx="5043268" cy="3200400"/>
@@ -9346,6 +9297,9 @@
         <w:jc w:val="center"/>
       </w:pPr>
       <w:r>
+        <w:rPr>
+          <w:noProof/>
+        </w:rPr>
         <w:lastRenderedPageBreak/>
         <w:drawing>
           <wp:inline distT="0" distB="0" distL="0" distR="0" wp14:anchorId="3FF97D72" wp14:editId="45FC8926">
@@ -9401,7 +9355,6 @@
           <w:bCs/>
           <w:sz w:val="28"/>
           <w:szCs w:val="28"/>
-          <w:lang w:val="en-US"/>
         </w:rPr>
       </w:pPr>
       <w:r>
@@ -9419,7 +9372,6 @@
           <w:bCs/>
           <w:sz w:val="28"/>
           <w:szCs w:val="28"/>
-          <w:lang w:val="en-US"/>
         </w:rPr>
         <w:t>:</w:t>
       </w:r>
@@ -9690,37 +9642,22 @@
         <w:rPr>
           <w:lang w:val="en-US"/>
         </w:rPr>
+        <w:t>import numpy as np</w:t>
+      </w:r>
+    </w:p>
+    <w:p>
+      <w:pPr>
+        <w:jc w:val="both"/>
+        <w:rPr>
+          <w:lang w:val="en-US"/>
+        </w:rPr>
+      </w:pPr>
+      <w:r>
+        <w:rPr>
+          <w:lang w:val="en-US"/>
+        </w:rPr>
         <w:t xml:space="preserve">import </w:t>
       </w:r>
-      <w:proofErr w:type="spellStart"/>
-      <w:r>
-        <w:rPr>
-          <w:lang w:val="en-US"/>
-        </w:rPr>
-        <w:t>numpy</w:t>
-      </w:r>
-      <w:proofErr w:type="spellEnd"/>
-      <w:r>
-        <w:rPr>
-          <w:lang w:val="en-US"/>
-        </w:rPr>
-        <w:t xml:space="preserve"> as np</w:t>
-      </w:r>
-    </w:p>
-    <w:p>
-      <w:pPr>
-        <w:jc w:val="both"/>
-        <w:rPr>
-          <w:lang w:val="en-US"/>
-        </w:rPr>
-      </w:pPr>
-      <w:r>
-        <w:rPr>
-          <w:lang w:val="en-US"/>
-        </w:rPr>
-        <w:t xml:space="preserve">import </w:t>
-      </w:r>
-      <w:proofErr w:type="spellStart"/>
       <w:proofErr w:type="gramStart"/>
       <w:r>
         <w:rPr>
@@ -9728,22 +9665,13 @@
         </w:rPr>
         <w:t>matplotlib.pyplot</w:t>
       </w:r>
-      <w:proofErr w:type="spellEnd"/>
       <w:proofErr w:type="gramEnd"/>
       <w:r>
         <w:rPr>
           <w:lang w:val="en-US"/>
         </w:rPr>
-        <w:t xml:space="preserve"> as </w:t>
-      </w:r>
-      <w:proofErr w:type="spellStart"/>
-      <w:r>
-        <w:rPr>
-          <w:lang w:val="en-US"/>
-        </w:rPr>
-        <w:t>plt</w:t>
-      </w:r>
-      <w:proofErr w:type="spellEnd"/>
+        <w:t xml:space="preserve"> as plt</w:t>
+      </w:r>
     </w:p>
     <w:p>
       <w:pPr>
@@ -9784,41 +9712,32 @@
         <w:rPr>
           <w:lang w:val="en-US"/>
         </w:rPr>
-        <w:t xml:space="preserve">import </w:t>
-      </w:r>
-      <w:proofErr w:type="spellStart"/>
-      <w:r>
-        <w:rPr>
-          <w:lang w:val="en-US"/>
-        </w:rPr>
-        <w:t>os</w:t>
-      </w:r>
-      <w:proofErr w:type="spellEnd"/>
-    </w:p>
-    <w:p>
-      <w:pPr>
-        <w:jc w:val="both"/>
-        <w:rPr>
-          <w:lang w:val="en-US"/>
-        </w:rPr>
-      </w:pPr>
-    </w:p>
-    <w:p>
-      <w:pPr>
-        <w:jc w:val="both"/>
-        <w:rPr>
-          <w:lang w:val="en-US"/>
-        </w:rPr>
-      </w:pPr>
-    </w:p>
-    <w:p>
-      <w:pPr>
-        <w:jc w:val="both"/>
-        <w:rPr>
-          <w:lang w:val="en-US"/>
-        </w:rPr>
-      </w:pPr>
-      <w:proofErr w:type="spellStart"/>
+        <w:t>import os</w:t>
+      </w:r>
+    </w:p>
+    <w:p>
+      <w:pPr>
+        <w:jc w:val="both"/>
+        <w:rPr>
+          <w:lang w:val="en-US"/>
+        </w:rPr>
+      </w:pPr>
+    </w:p>
+    <w:p>
+      <w:pPr>
+        <w:jc w:val="both"/>
+        <w:rPr>
+          <w:lang w:val="en-US"/>
+        </w:rPr>
+      </w:pPr>
+    </w:p>
+    <w:p>
+      <w:pPr>
+        <w:jc w:val="both"/>
+        <w:rPr>
+          <w:lang w:val="en-US"/>
+        </w:rPr>
+      </w:pPr>
       <w:proofErr w:type="gramStart"/>
       <w:r>
         <w:rPr>
@@ -9826,63 +9745,26 @@
         </w:rPr>
         <w:t>os.makedirs</w:t>
       </w:r>
-      <w:proofErr w:type="spellEnd"/>
       <w:proofErr w:type="gramEnd"/>
       <w:r>
         <w:rPr>
           <w:lang w:val="en-US"/>
         </w:rPr>
-        <w:t xml:space="preserve">("Results_8_lab", </w:t>
-      </w:r>
-      <w:proofErr w:type="spellStart"/>
-      <w:r>
-        <w:rPr>
-          <w:lang w:val="en-US"/>
-        </w:rPr>
-        <w:t>exist_ok</w:t>
-      </w:r>
-      <w:proofErr w:type="spellEnd"/>
-      <w:r>
-        <w:rPr>
-          <w:lang w:val="en-US"/>
-        </w:rPr>
-        <w:t xml:space="preserve"> = True)</w:t>
-      </w:r>
-    </w:p>
-    <w:p>
-      <w:pPr>
-        <w:jc w:val="both"/>
-        <w:rPr>
-          <w:lang w:val="en-US"/>
-        </w:rPr>
-      </w:pPr>
-      <w:proofErr w:type="spellStart"/>
-      <w:r>
-        <w:rPr>
-          <w:lang w:val="en-US"/>
-        </w:rPr>
-        <w:t>A_bound</w:t>
-      </w:r>
-      <w:proofErr w:type="spellEnd"/>
-      <w:r>
-        <w:rPr>
-          <w:lang w:val="en-US"/>
-        </w:rPr>
-        <w:t xml:space="preserve">, </w:t>
-      </w:r>
-      <w:proofErr w:type="spellStart"/>
-      <w:r>
-        <w:rPr>
-          <w:lang w:val="en-US"/>
-        </w:rPr>
-        <w:t>B_bound</w:t>
-      </w:r>
-      <w:proofErr w:type="spellEnd"/>
-      <w:r>
-        <w:rPr>
-          <w:lang w:val="en-US"/>
-        </w:rPr>
-        <w:t xml:space="preserve"> = 0.0, 1.0</w:t>
+        <w:t>("Results_8_lab", exist_ok = True)</w:t>
+      </w:r>
+    </w:p>
+    <w:p>
+      <w:pPr>
+        <w:jc w:val="both"/>
+        <w:rPr>
+          <w:lang w:val="en-US"/>
+        </w:rPr>
+      </w:pPr>
+      <w:r>
+        <w:rPr>
+          <w:lang w:val="en-US"/>
+        </w:rPr>
+        <w:t>A_bound, B_bound = 0.0, 1.0</w:t>
       </w:r>
     </w:p>
     <w:p>
@@ -10028,21 +9910,7 @@
         <w:rPr>
           <w:lang w:val="en-US"/>
         </w:rPr>
-        <w:t xml:space="preserve">def </w:t>
-      </w:r>
-      <w:proofErr w:type="spellStart"/>
-      <w:r>
-        <w:rPr>
-          <w:lang w:val="en-US"/>
-        </w:rPr>
-        <w:t>phi_second_deriv</w:t>
-      </w:r>
-      <w:proofErr w:type="spellEnd"/>
-      <w:r>
-        <w:rPr>
-          <w:lang w:val="en-US"/>
-        </w:rPr>
-        <w:t>(x):</w:t>
+        <w:t>def phi_second_deriv(x):</w:t>
       </w:r>
     </w:p>
     <w:p>
@@ -10174,28 +10042,14 @@
         <w:rPr>
           <w:lang w:val="en-US"/>
         </w:rPr>
-        <w:t xml:space="preserve">def </w:t>
-      </w:r>
-      <w:proofErr w:type="spellStart"/>
-      <w:r>
-        <w:rPr>
-          <w:lang w:val="en-US"/>
-        </w:rPr>
-        <w:t>f_</w:t>
+        <w:t>def f_</w:t>
       </w:r>
       <w:proofErr w:type="gramStart"/>
       <w:r>
         <w:rPr>
           <w:lang w:val="en-US"/>
         </w:rPr>
-        <w:t>source</w:t>
-      </w:r>
-      <w:proofErr w:type="spellEnd"/>
-      <w:r>
-        <w:rPr>
-          <w:lang w:val="en-US"/>
-        </w:rPr>
-        <w:t>(</w:t>
+        <w:t>source(</w:t>
       </w:r>
       <w:proofErr w:type="gramEnd"/>
       <w:r>
@@ -10260,35 +10114,7 @@
         <w:rPr>
           <w:lang w:val="en-US"/>
         </w:rPr>
-        <w:t>h = (</w:t>
-      </w:r>
-      <w:proofErr w:type="spellStart"/>
-      <w:r>
-        <w:rPr>
-          <w:lang w:val="en-US"/>
-        </w:rPr>
-        <w:t>B_bound</w:t>
-      </w:r>
-      <w:proofErr w:type="spellEnd"/>
-      <w:r>
-        <w:rPr>
-          <w:lang w:val="en-US"/>
-        </w:rPr>
-        <w:t xml:space="preserve"> - </w:t>
-      </w:r>
-      <w:proofErr w:type="spellStart"/>
-      <w:r>
-        <w:rPr>
-          <w:lang w:val="en-US"/>
-        </w:rPr>
-        <w:t>A_bound</w:t>
-      </w:r>
-      <w:proofErr w:type="spellEnd"/>
-      <w:r>
-        <w:rPr>
-          <w:lang w:val="en-US"/>
-        </w:rPr>
-        <w:t>) / NX</w:t>
+        <w:t>h = (B_bound - A_bound) / NX</w:t>
       </w:r>
     </w:p>
     <w:p>
@@ -10325,20 +10151,12 @@
         </w:rPr>
         <w:t>int(</w:t>
       </w:r>
-      <w:proofErr w:type="spellStart"/>
       <w:proofErr w:type="gramEnd"/>
       <w:r>
         <w:rPr>
           <w:lang w:val="en-US"/>
         </w:rPr>
-        <w:t>np.ceil</w:t>
-      </w:r>
-      <w:proofErr w:type="spellEnd"/>
-      <w:r>
-        <w:rPr>
-          <w:lang w:val="en-US"/>
-        </w:rPr>
-        <w:t>((TMAX - T0) / tau))</w:t>
+        <w:t>np.ceil((TMAX - T0) / tau))</w:t>
       </w:r>
     </w:p>
     <w:p>
@@ -10370,21 +10188,12 @@
           <w:lang w:val="en-US"/>
         </w:rPr>
       </w:pPr>
-      <w:proofErr w:type="spellStart"/>
-      <w:r>
-        <w:rPr>
-          <w:lang w:val="en-US"/>
-        </w:rPr>
-        <w:t>x_grid</w:t>
-      </w:r>
-      <w:proofErr w:type="spellEnd"/>
-      <w:r>
-        <w:rPr>
-          <w:lang w:val="en-US"/>
-        </w:rPr>
-        <w:t xml:space="preserve"> = </w:t>
-      </w:r>
-      <w:proofErr w:type="spellStart"/>
+      <w:r>
+        <w:rPr>
+          <w:lang w:val="en-US"/>
+        </w:rPr>
+        <w:t xml:space="preserve">x_grid = </w:t>
+      </w:r>
       <w:proofErr w:type="gramStart"/>
       <w:r>
         <w:rPr>
@@ -10392,65 +10201,27 @@
         </w:rPr>
         <w:t>np.linspace</w:t>
       </w:r>
-      <w:proofErr w:type="spellEnd"/>
       <w:proofErr w:type="gramEnd"/>
       <w:r>
         <w:rPr>
           <w:lang w:val="en-US"/>
         </w:rPr>
-        <w:t>(</w:t>
-      </w:r>
-      <w:proofErr w:type="spellStart"/>
-      <w:r>
-        <w:rPr>
-          <w:lang w:val="en-US"/>
-        </w:rPr>
-        <w:t>A_bound</w:t>
-      </w:r>
-      <w:proofErr w:type="spellEnd"/>
-      <w:r>
-        <w:rPr>
-          <w:lang w:val="en-US"/>
-        </w:rPr>
-        <w:t xml:space="preserve">, </w:t>
-      </w:r>
-      <w:proofErr w:type="spellStart"/>
-      <w:r>
-        <w:rPr>
-          <w:lang w:val="en-US"/>
-        </w:rPr>
-        <w:t>B_bound</w:t>
-      </w:r>
-      <w:proofErr w:type="spellEnd"/>
-      <w:r>
-        <w:rPr>
-          <w:lang w:val="en-US"/>
-        </w:rPr>
-        <w:t>, NX + 1)</w:t>
-      </w:r>
-    </w:p>
-    <w:p>
-      <w:pPr>
-        <w:jc w:val="both"/>
-        <w:rPr>
-          <w:lang w:val="en-US"/>
-        </w:rPr>
-      </w:pPr>
-      <w:proofErr w:type="spellStart"/>
-      <w:r>
-        <w:rPr>
-          <w:lang w:val="en-US"/>
-        </w:rPr>
-        <w:t>t_grid</w:t>
-      </w:r>
-      <w:proofErr w:type="spellEnd"/>
-      <w:r>
-        <w:rPr>
-          <w:lang w:val="en-US"/>
-        </w:rPr>
-        <w:t xml:space="preserve"> = </w:t>
-      </w:r>
-      <w:proofErr w:type="spellStart"/>
+        <w:t>(A_bound, B_bound, NX + 1)</w:t>
+      </w:r>
+    </w:p>
+    <w:p>
+      <w:pPr>
+        <w:jc w:val="both"/>
+        <w:rPr>
+          <w:lang w:val="en-US"/>
+        </w:rPr>
+      </w:pPr>
+      <w:r>
+        <w:rPr>
+          <w:lang w:val="en-US"/>
+        </w:rPr>
+        <w:t xml:space="preserve">t_grid = </w:t>
+      </w:r>
       <w:proofErr w:type="gramStart"/>
       <w:r>
         <w:rPr>
@@ -10458,7 +10229,6 @@
         </w:rPr>
         <w:t>np.linspace</w:t>
       </w:r>
-      <w:proofErr w:type="spellEnd"/>
       <w:proofErr w:type="gramEnd"/>
       <w:r>
         <w:rPr>
@@ -10496,21 +10266,12 @@
           <w:lang w:val="en-US"/>
         </w:rPr>
       </w:pPr>
-      <w:proofErr w:type="spellStart"/>
-      <w:r>
-        <w:rPr>
-          <w:lang w:val="en-US"/>
-        </w:rPr>
-        <w:t>U_expl</w:t>
-      </w:r>
-      <w:proofErr w:type="spellEnd"/>
-      <w:r>
-        <w:rPr>
-          <w:lang w:val="en-US"/>
-        </w:rPr>
-        <w:t xml:space="preserve"> = </w:t>
-      </w:r>
-      <w:proofErr w:type="spellStart"/>
+      <w:r>
+        <w:rPr>
+          <w:lang w:val="en-US"/>
+        </w:rPr>
+        <w:t xml:space="preserve">U_expl = </w:t>
+      </w:r>
       <w:proofErr w:type="gramStart"/>
       <w:r>
         <w:rPr>
@@ -10518,7 +10279,6 @@
         </w:rPr>
         <w:t>np.zeros</w:t>
       </w:r>
-      <w:proofErr w:type="spellEnd"/>
       <w:proofErr w:type="gramEnd"/>
       <w:r>
         <w:rPr>
@@ -10541,7 +10301,6 @@
         <w:lastRenderedPageBreak/>
         <w:t xml:space="preserve">U_impl1 = </w:t>
       </w:r>
-      <w:proofErr w:type="spellStart"/>
       <w:proofErr w:type="gramStart"/>
       <w:r>
         <w:rPr>
@@ -10549,7 +10308,6 @@
         </w:rPr>
         <w:t>np.zeros</w:t>
       </w:r>
-      <w:proofErr w:type="spellEnd"/>
       <w:proofErr w:type="gramEnd"/>
       <w:r>
         <w:rPr>
@@ -10571,7 +10329,6 @@
         </w:rPr>
         <w:t xml:space="preserve">U_impl2 = </w:t>
       </w:r>
-      <w:proofErr w:type="spellStart"/>
       <w:proofErr w:type="gramStart"/>
       <w:r>
         <w:rPr>
@@ -10579,7 +10336,6 @@
         </w:rPr>
         <w:t>np.zeros</w:t>
       </w:r>
-      <w:proofErr w:type="spellEnd"/>
       <w:proofErr w:type="gramEnd"/>
       <w:r>
         <w:rPr>
@@ -10607,21 +10363,7 @@
         <w:rPr>
           <w:lang w:val="en-US"/>
         </w:rPr>
-        <w:t xml:space="preserve">for </w:t>
-      </w:r>
-      <w:proofErr w:type="spellStart"/>
-      <w:r>
-        <w:rPr>
-          <w:lang w:val="en-US"/>
-        </w:rPr>
-        <w:t>i</w:t>
-      </w:r>
-      <w:proofErr w:type="spellEnd"/>
-      <w:r>
-        <w:rPr>
-          <w:lang w:val="en-US"/>
-        </w:rPr>
-        <w:t xml:space="preserve"> in </w:t>
+        <w:t xml:space="preserve">for i in </w:t>
       </w:r>
       <w:proofErr w:type="gramStart"/>
       <w:r>
@@ -10649,49 +10391,177 @@
         <w:rPr>
           <w:lang w:val="en-US"/>
         </w:rPr>
+        <w:t xml:space="preserve">    val = phi(x_grid[i])</w:t>
+      </w:r>
+    </w:p>
+    <w:p>
+      <w:pPr>
+        <w:jc w:val="both"/>
+        <w:rPr>
+          <w:lang w:val="en-US"/>
+        </w:rPr>
+      </w:pPr>
+      <w:r>
+        <w:rPr>
+          <w:lang w:val="en-US"/>
+        </w:rPr>
+        <w:t xml:space="preserve">    U_</w:t>
+      </w:r>
+      <w:proofErr w:type="gramStart"/>
+      <w:r>
+        <w:rPr>
+          <w:lang w:val="en-US"/>
+        </w:rPr>
+        <w:t>expl[</w:t>
+      </w:r>
+      <w:proofErr w:type="gramEnd"/>
+      <w:r>
+        <w:rPr>
+          <w:lang w:val="en-US"/>
+        </w:rPr>
+        <w:t>0, i] = U_impl1[0, i] = U_impl2[0, i] = val</w:t>
+      </w:r>
+    </w:p>
+    <w:p>
+      <w:pPr>
+        <w:jc w:val="both"/>
+        <w:rPr>
+          <w:lang w:val="en-US"/>
+        </w:rPr>
+      </w:pPr>
+    </w:p>
+    <w:p>
+      <w:pPr>
+        <w:jc w:val="both"/>
+        <w:rPr>
+          <w:lang w:val="en-US"/>
+        </w:rPr>
+      </w:pPr>
+      <w:r>
+        <w:rPr>
+          <w:lang w:val="en-US"/>
+        </w:rPr>
+        <w:t xml:space="preserve">for i in </w:t>
+      </w:r>
+      <w:proofErr w:type="gramStart"/>
+      <w:r>
+        <w:rPr>
+          <w:lang w:val="en-US"/>
+        </w:rPr>
+        <w:t>range(</w:t>
+      </w:r>
+      <w:proofErr w:type="gramEnd"/>
+      <w:r>
+        <w:rPr>
+          <w:lang w:val="en-US"/>
+        </w:rPr>
+        <w:t>1, NX):</w:t>
+      </w:r>
+    </w:p>
+    <w:p>
+      <w:pPr>
+        <w:jc w:val="both"/>
+        <w:rPr>
+          <w:lang w:val="en-US"/>
+        </w:rPr>
+      </w:pPr>
+      <w:r>
+        <w:rPr>
+          <w:lang w:val="en-US"/>
+        </w:rPr>
+        <w:t xml:space="preserve">    val_1 = U_</w:t>
+      </w:r>
+      <w:proofErr w:type="gramStart"/>
+      <w:r>
+        <w:rPr>
+          <w:lang w:val="en-US"/>
+        </w:rPr>
+        <w:t>expl[</w:t>
+      </w:r>
+      <w:proofErr w:type="gramEnd"/>
+      <w:r>
+        <w:rPr>
+          <w:lang w:val="en-US"/>
+        </w:rPr>
+        <w:t>0, i] + tau * psi(x_grid[i]) + 0.5 * (tau ** 2) * D ** 2 * phi_second_deriv(x_grid[i])</w:t>
+      </w:r>
+    </w:p>
+    <w:p>
+      <w:pPr>
+        <w:jc w:val="both"/>
+        <w:rPr>
+          <w:lang w:val="en-US"/>
+        </w:rPr>
+      </w:pPr>
+      <w:r>
+        <w:rPr>
+          <w:lang w:val="en-US"/>
+        </w:rPr>
+        <w:t xml:space="preserve">    U_</w:t>
+      </w:r>
+      <w:proofErr w:type="gramStart"/>
+      <w:r>
+        <w:rPr>
+          <w:lang w:val="en-US"/>
+        </w:rPr>
+        <w:t>expl[</w:t>
+      </w:r>
+      <w:proofErr w:type="gramEnd"/>
+      <w:r>
+        <w:rPr>
+          <w:lang w:val="en-US"/>
+        </w:rPr>
+        <w:t>1, i] = U_impl1[1, i] = U_impl2[1, i] = val_1</w:t>
+      </w:r>
+    </w:p>
+    <w:p>
+      <w:pPr>
+        <w:jc w:val="both"/>
+        <w:rPr>
+          <w:lang w:val="en-US"/>
+        </w:rPr>
+      </w:pPr>
+    </w:p>
+    <w:p>
+      <w:pPr>
+        <w:jc w:val="both"/>
+        <w:rPr>
+          <w:lang w:val="en-US"/>
+        </w:rPr>
+      </w:pPr>
+      <w:r>
+        <w:rPr>
+          <w:lang w:val="en-US"/>
+        </w:rPr>
+        <w:t>for mat in [U_expl, U_impl1, U_impl2]:</w:t>
+      </w:r>
+    </w:p>
+    <w:p>
+      <w:pPr>
+        <w:jc w:val="both"/>
+        <w:rPr>
+          <w:lang w:val="en-US"/>
+        </w:rPr>
+      </w:pPr>
+      <w:r>
+        <w:rPr>
+          <w:lang w:val="en-US"/>
+        </w:rPr>
         <w:t xml:space="preserve">    </w:t>
       </w:r>
-      <w:proofErr w:type="spellStart"/>
-      <w:r>
-        <w:rPr>
-          <w:lang w:val="en-US"/>
-        </w:rPr>
-        <w:t>val</w:t>
-      </w:r>
-      <w:proofErr w:type="spellEnd"/>
-      <w:r>
-        <w:rPr>
-          <w:lang w:val="en-US"/>
-        </w:rPr>
-        <w:t xml:space="preserve"> = phi(</w:t>
-      </w:r>
-      <w:proofErr w:type="spellStart"/>
-      <w:r>
-        <w:rPr>
-          <w:lang w:val="en-US"/>
-        </w:rPr>
-        <w:t>x_grid</w:t>
-      </w:r>
-      <w:proofErr w:type="spellEnd"/>
-      <w:r>
-        <w:rPr>
-          <w:lang w:val="en-US"/>
-        </w:rPr>
-        <w:t>[</w:t>
-      </w:r>
-      <w:proofErr w:type="spellStart"/>
-      <w:r>
-        <w:rPr>
-          <w:lang w:val="en-US"/>
-        </w:rPr>
-        <w:t>i</w:t>
-      </w:r>
-      <w:proofErr w:type="spellEnd"/>
-      <w:r>
-        <w:rPr>
-          <w:lang w:val="en-US"/>
-        </w:rPr>
-        <w:t>])</w:t>
+      <w:proofErr w:type="gramStart"/>
+      <w:r>
+        <w:rPr>
+          <w:lang w:val="en-US"/>
+        </w:rPr>
+        <w:t>mat[</w:t>
+      </w:r>
+      <w:proofErr w:type="gramEnd"/>
+      <w:r>
+        <w:rPr>
+          <w:lang w:val="en-US"/>
+        </w:rPr>
+        <w:t>1, 0] = g1(t_grid[1])</w:t>
       </w:r>
     </w:p>
     <w:p>
@@ -10707,119 +10577,67 @@
         </w:rPr>
         <w:t xml:space="preserve">    </w:t>
       </w:r>
-      <w:proofErr w:type="spellStart"/>
-      <w:r>
-        <w:rPr>
-          <w:lang w:val="en-US"/>
-        </w:rPr>
-        <w:t>U_</w:t>
-      </w:r>
       <w:proofErr w:type="gramStart"/>
       <w:r>
         <w:rPr>
           <w:lang w:val="en-US"/>
         </w:rPr>
-        <w:t>expl</w:t>
-      </w:r>
-      <w:proofErr w:type="spellEnd"/>
-      <w:r>
-        <w:rPr>
-          <w:lang w:val="en-US"/>
-        </w:rPr>
-        <w:t>[</w:t>
+        <w:t>mat[</w:t>
       </w:r>
       <w:proofErr w:type="gramEnd"/>
       <w:r>
         <w:rPr>
           <w:lang w:val="en-US"/>
         </w:rPr>
-        <w:t xml:space="preserve">0, </w:t>
-      </w:r>
-      <w:proofErr w:type="spellStart"/>
-      <w:r>
-        <w:rPr>
-          <w:lang w:val="en-US"/>
-        </w:rPr>
-        <w:t>i</w:t>
-      </w:r>
-      <w:proofErr w:type="spellEnd"/>
-      <w:r>
-        <w:rPr>
-          <w:lang w:val="en-US"/>
-        </w:rPr>
-        <w:t xml:space="preserve">] = U_impl1[0, </w:t>
-      </w:r>
-      <w:proofErr w:type="spellStart"/>
-      <w:r>
-        <w:rPr>
-          <w:lang w:val="en-US"/>
-        </w:rPr>
-        <w:t>i</w:t>
-      </w:r>
-      <w:proofErr w:type="spellEnd"/>
-      <w:r>
-        <w:rPr>
-          <w:lang w:val="en-US"/>
-        </w:rPr>
-        <w:t xml:space="preserve">] = U_impl2[0, </w:t>
-      </w:r>
-      <w:proofErr w:type="spellStart"/>
-      <w:r>
-        <w:rPr>
-          <w:lang w:val="en-US"/>
-        </w:rPr>
-        <w:t>i</w:t>
-      </w:r>
-      <w:proofErr w:type="spellEnd"/>
-      <w:r>
-        <w:rPr>
-          <w:lang w:val="en-US"/>
-        </w:rPr>
-        <w:t xml:space="preserve">] = </w:t>
-      </w:r>
-      <w:proofErr w:type="spellStart"/>
-      <w:r>
-        <w:rPr>
-          <w:lang w:val="en-US"/>
-        </w:rPr>
-        <w:t>val</w:t>
-      </w:r>
-      <w:proofErr w:type="spellEnd"/>
-    </w:p>
-    <w:p>
-      <w:pPr>
-        <w:jc w:val="both"/>
-        <w:rPr>
-          <w:lang w:val="en-US"/>
-        </w:rPr>
-      </w:pPr>
-    </w:p>
-    <w:p>
-      <w:pPr>
-        <w:jc w:val="both"/>
-        <w:rPr>
-          <w:lang w:val="en-US"/>
-        </w:rPr>
-      </w:pPr>
-      <w:r>
-        <w:rPr>
-          <w:lang w:val="en-US"/>
-        </w:rPr>
-        <w:t xml:space="preserve">for </w:t>
-      </w:r>
-      <w:proofErr w:type="spellStart"/>
-      <w:r>
-        <w:rPr>
-          <w:lang w:val="en-US"/>
-        </w:rPr>
-        <w:t>i</w:t>
-      </w:r>
-      <w:proofErr w:type="spellEnd"/>
-      <w:r>
-        <w:rPr>
-          <w:lang w:val="en-US"/>
-        </w:rPr>
-        <w:t xml:space="preserve"> in </w:t>
+        <w:t>1, NX] = g2(t_grid[1])</w:t>
+      </w:r>
+    </w:p>
+    <w:p>
+      <w:pPr>
+        <w:jc w:val="both"/>
+        <w:rPr>
+          <w:lang w:val="en-US"/>
+        </w:rPr>
+      </w:pPr>
+    </w:p>
+    <w:p>
+      <w:pPr>
+        <w:jc w:val="both"/>
+        <w:rPr>
+          <w:lang w:val="en-US"/>
+        </w:rPr>
+      </w:pPr>
+      <w:r>
+        <w:rPr>
+          <w:lang w:val="en-US"/>
+        </w:rPr>
+        <w:t xml:space="preserve"># </w:t>
+      </w:r>
+      <w:r>
+        <w:t>явный</w:t>
+      </w:r>
+      <w:r>
+        <w:rPr>
+          <w:lang w:val="en-US"/>
+        </w:rPr>
+        <w:t xml:space="preserve"> </w:t>
+      </w:r>
+      <w:r>
+        <w:t>метод</w:t>
+      </w:r>
+    </w:p>
+    <w:p>
+      <w:pPr>
+        <w:jc w:val="both"/>
+        <w:rPr>
+          <w:lang w:val="en-US"/>
+        </w:rPr>
+      </w:pPr>
+      <w:r>
+        <w:rPr>
+          <w:lang w:val="en-US"/>
+        </w:rPr>
+        <w:t xml:space="preserve">for n in </w:t>
       </w:r>
       <w:proofErr w:type="gramStart"/>
       <w:r>
@@ -10833,6 +10651,34 @@
         <w:rPr>
           <w:lang w:val="en-US"/>
         </w:rPr>
+        <w:t>1, NT):</w:t>
+      </w:r>
+    </w:p>
+    <w:p>
+      <w:pPr>
+        <w:jc w:val="both"/>
+        <w:rPr>
+          <w:lang w:val="en-US"/>
+        </w:rPr>
+      </w:pPr>
+      <w:r>
+        <w:rPr>
+          <w:lang w:val="en-US"/>
+        </w:rPr>
+        <w:t xml:space="preserve">    for i in </w:t>
+      </w:r>
+      <w:proofErr w:type="gramStart"/>
+      <w:r>
+        <w:rPr>
+          <w:lang w:val="en-US"/>
+        </w:rPr>
+        <w:t>range(</w:t>
+      </w:r>
+      <w:proofErr w:type="gramEnd"/>
+      <w:r>
+        <w:rPr>
+          <w:lang w:val="en-US"/>
+        </w:rPr>
         <w:t>1, NX):</w:t>
       </w:r>
     </w:p>
@@ -10847,120 +10693,278 @@
         <w:rPr>
           <w:lang w:val="en-US"/>
         </w:rPr>
-        <w:t xml:space="preserve">    val_1 = </w:t>
-      </w:r>
-      <w:proofErr w:type="spellStart"/>
-      <w:r>
-        <w:rPr>
-          <w:lang w:val="en-US"/>
-        </w:rPr>
-        <w:t>U_</w:t>
+        <w:t xml:space="preserve">        U_</w:t>
       </w:r>
       <w:proofErr w:type="gramStart"/>
       <w:r>
         <w:rPr>
           <w:lang w:val="en-US"/>
         </w:rPr>
-        <w:t>expl</w:t>
-      </w:r>
-      <w:proofErr w:type="spellEnd"/>
-      <w:r>
-        <w:rPr>
-          <w:lang w:val="en-US"/>
-        </w:rPr>
-        <w:t>[</w:t>
+        <w:t>expl[</w:t>
       </w:r>
       <w:proofErr w:type="gramEnd"/>
       <w:r>
         <w:rPr>
           <w:lang w:val="en-US"/>
         </w:rPr>
-        <w:t xml:space="preserve">0, </w:t>
-      </w:r>
-      <w:proofErr w:type="spellStart"/>
-      <w:r>
-        <w:rPr>
-          <w:lang w:val="en-US"/>
-        </w:rPr>
-        <w:t>i</w:t>
-      </w:r>
-      <w:proofErr w:type="spellEnd"/>
-      <w:r>
-        <w:rPr>
-          <w:lang w:val="en-US"/>
-        </w:rPr>
-        <w:t>] + tau * psi(</w:t>
-      </w:r>
-      <w:proofErr w:type="spellStart"/>
-      <w:r>
-        <w:rPr>
-          <w:lang w:val="en-US"/>
-        </w:rPr>
-        <w:t>x_grid</w:t>
-      </w:r>
-      <w:proofErr w:type="spellEnd"/>
-      <w:r>
-        <w:rPr>
-          <w:lang w:val="en-US"/>
-        </w:rPr>
-        <w:t>[</w:t>
-      </w:r>
-      <w:proofErr w:type="spellStart"/>
-      <w:r>
-        <w:rPr>
-          <w:lang w:val="en-US"/>
-        </w:rPr>
-        <w:t>i</w:t>
-      </w:r>
-      <w:proofErr w:type="spellEnd"/>
-      <w:r>
-        <w:rPr>
-          <w:lang w:val="en-US"/>
-        </w:rPr>
-        <w:t xml:space="preserve">]) + 0.5 * (tau ** 2) * D ** 2 * </w:t>
-      </w:r>
-      <w:proofErr w:type="spellStart"/>
-      <w:r>
-        <w:rPr>
-          <w:lang w:val="en-US"/>
-        </w:rPr>
-        <w:t>phi_second_deriv</w:t>
-      </w:r>
-      <w:proofErr w:type="spellEnd"/>
-      <w:r>
-        <w:rPr>
-          <w:lang w:val="en-US"/>
-        </w:rPr>
-        <w:t>(</w:t>
-      </w:r>
-      <w:proofErr w:type="spellStart"/>
-      <w:r>
-        <w:rPr>
-          <w:lang w:val="en-US"/>
-        </w:rPr>
-        <w:t>x_grid</w:t>
-      </w:r>
-      <w:proofErr w:type="spellEnd"/>
-      <w:r>
-        <w:rPr>
-          <w:lang w:val="en-US"/>
-        </w:rPr>
-        <w:t>[</w:t>
-      </w:r>
-      <w:proofErr w:type="spellStart"/>
-      <w:r>
-        <w:rPr>
-          <w:lang w:val="en-US"/>
-        </w:rPr>
-        <w:t>i</w:t>
-      </w:r>
-      <w:proofErr w:type="spellEnd"/>
-      <w:r>
-        <w:rPr>
-          <w:lang w:val="en-US"/>
-        </w:rPr>
-        <w:t>])</w:t>
-      </w:r>
+        <w:t>n + 1, i] = (2 * U_expl[n, i] - U_expl[n - 1, i]</w:t>
+      </w:r>
+    </w:p>
+    <w:p>
+      <w:pPr>
+        <w:jc w:val="both"/>
+        <w:rPr>
+          <w:lang w:val="en-US"/>
+        </w:rPr>
+      </w:pPr>
+      <w:r>
+        <w:rPr>
+          <w:lang w:val="en-US"/>
+        </w:rPr>
+        <w:t xml:space="preserve">                            + gamma2 * (U_</w:t>
+      </w:r>
+      <w:proofErr w:type="gramStart"/>
+      <w:r>
+        <w:rPr>
+          <w:lang w:val="en-US"/>
+        </w:rPr>
+        <w:t>expl[</w:t>
+      </w:r>
+      <w:proofErr w:type="gramEnd"/>
+      <w:r>
+        <w:rPr>
+          <w:lang w:val="en-US"/>
+        </w:rPr>
+        <w:t>n, i + 1] - 2 * U_expl[n, i] + U_expl[n, i - 1])</w:t>
+      </w:r>
+    </w:p>
+    <w:p>
+      <w:pPr>
+        <w:jc w:val="both"/>
+        <w:rPr>
+          <w:lang w:val="en-US"/>
+        </w:rPr>
+      </w:pPr>
+      <w:r>
+        <w:rPr>
+          <w:lang w:val="en-US"/>
+        </w:rPr>
+        <w:t xml:space="preserve">                            + (tau ** 2) * f_source(x_grid[i], t_grid[n]))</w:t>
+      </w:r>
+    </w:p>
+    <w:p>
+      <w:pPr>
+        <w:jc w:val="both"/>
+        <w:rPr>
+          <w:lang w:val="en-US"/>
+        </w:rPr>
+      </w:pPr>
+      <w:r>
+        <w:rPr>
+          <w:lang w:val="en-US"/>
+        </w:rPr>
+        <w:t xml:space="preserve">    U_</w:t>
+      </w:r>
+      <w:proofErr w:type="gramStart"/>
+      <w:r>
+        <w:rPr>
+          <w:lang w:val="en-US"/>
+        </w:rPr>
+        <w:t>expl[</w:t>
+      </w:r>
+      <w:proofErr w:type="gramEnd"/>
+      <w:r>
+        <w:rPr>
+          <w:lang w:val="en-US"/>
+        </w:rPr>
+        <w:t>n + 1, 0] = g1(t_grid[n + 1])</w:t>
+      </w:r>
+    </w:p>
+    <w:p>
+      <w:pPr>
+        <w:jc w:val="both"/>
+        <w:rPr>
+          <w:lang w:val="en-US"/>
+        </w:rPr>
+      </w:pPr>
+      <w:r>
+        <w:rPr>
+          <w:lang w:val="en-US"/>
+        </w:rPr>
+        <w:t xml:space="preserve">    U_</w:t>
+      </w:r>
+      <w:proofErr w:type="gramStart"/>
+      <w:r>
+        <w:rPr>
+          <w:lang w:val="en-US"/>
+        </w:rPr>
+        <w:t>expl[</w:t>
+      </w:r>
+      <w:proofErr w:type="gramEnd"/>
+      <w:r>
+        <w:rPr>
+          <w:lang w:val="en-US"/>
+        </w:rPr>
+        <w:t>n + 1, NX] = g2(t_grid[n + 1])</w:t>
+      </w:r>
+    </w:p>
+    <w:p>
+      <w:pPr>
+        <w:jc w:val="both"/>
+        <w:rPr>
+          <w:lang w:val="en-US"/>
+        </w:rPr>
+      </w:pPr>
+    </w:p>
+    <w:p>
+      <w:pPr>
+        <w:jc w:val="both"/>
+        <w:rPr>
+          <w:lang w:val="en-US"/>
+        </w:rPr>
+      </w:pPr>
+    </w:p>
+    <w:p>
+      <w:pPr>
+        <w:jc w:val="both"/>
+        <w:rPr>
+          <w:lang w:val="en-US"/>
+        </w:rPr>
+      </w:pPr>
+      <w:r>
+        <w:rPr>
+          <w:lang w:val="en-US"/>
+        </w:rPr>
+        <w:t>def solve_</w:t>
+      </w:r>
+      <w:proofErr w:type="gramStart"/>
+      <w:r>
+        <w:rPr>
+          <w:lang w:val="en-US"/>
+        </w:rPr>
+        <w:t>progonka(</w:t>
+      </w:r>
+      <w:proofErr w:type="gramEnd"/>
+      <w:r>
+        <w:rPr>
+          <w:lang w:val="en-US"/>
+        </w:rPr>
+        <w:t>n, U_matrix, sigma):</w:t>
+      </w:r>
+    </w:p>
+    <w:p>
+      <w:pPr>
+        <w:jc w:val="both"/>
+        <w:rPr>
+          <w:lang w:val="en-US"/>
+        </w:rPr>
+      </w:pPr>
+      <w:r>
+        <w:rPr>
+          <w:lang w:val="en-US"/>
+        </w:rPr>
+        <w:t xml:space="preserve">    A_coeff = sigma * gamma2</w:t>
+      </w:r>
+    </w:p>
+    <w:p>
+      <w:pPr>
+        <w:jc w:val="both"/>
+        <w:rPr>
+          <w:lang w:val="en-US"/>
+        </w:rPr>
+      </w:pPr>
+      <w:r>
+        <w:rPr>
+          <w:lang w:val="en-US"/>
+        </w:rPr>
+        <w:t xml:space="preserve">    B_coeff = sigma * gamma2</w:t>
+      </w:r>
+    </w:p>
+    <w:p>
+      <w:pPr>
+        <w:jc w:val="both"/>
+        <w:rPr>
+          <w:lang w:val="en-US"/>
+        </w:rPr>
+      </w:pPr>
+      <w:r>
+        <w:rPr>
+          <w:lang w:val="en-US"/>
+        </w:rPr>
+        <w:t xml:space="preserve">    C_coeff = 1.0 + 2.0 * sigma * gamma2</w:t>
+      </w:r>
+    </w:p>
+    <w:p>
+      <w:pPr>
+        <w:jc w:val="both"/>
+        <w:rPr>
+          <w:lang w:val="en-US"/>
+        </w:rPr>
+      </w:pPr>
+    </w:p>
+    <w:p>
+      <w:pPr>
+        <w:jc w:val="both"/>
+        <w:rPr>
+          <w:lang w:val="en-US"/>
+        </w:rPr>
+      </w:pPr>
+      <w:r>
+        <w:rPr>
+          <w:lang w:val="en-US"/>
+        </w:rPr>
+        <w:t xml:space="preserve">    alpha = </w:t>
+      </w:r>
+      <w:proofErr w:type="gramStart"/>
+      <w:r>
+        <w:rPr>
+          <w:lang w:val="en-US"/>
+        </w:rPr>
+        <w:t>np.zeros</w:t>
+      </w:r>
+      <w:proofErr w:type="gramEnd"/>
+      <w:r>
+        <w:rPr>
+          <w:lang w:val="en-US"/>
+        </w:rPr>
+        <w:t>(NX + 1)</w:t>
+      </w:r>
+    </w:p>
+    <w:p>
+      <w:pPr>
+        <w:jc w:val="both"/>
+        <w:rPr>
+          <w:lang w:val="en-US"/>
+        </w:rPr>
+      </w:pPr>
+      <w:r>
+        <w:rPr>
+          <w:lang w:val="en-US"/>
+        </w:rPr>
+        <w:t xml:space="preserve">    beta = </w:t>
+      </w:r>
+      <w:proofErr w:type="gramStart"/>
+      <w:r>
+        <w:rPr>
+          <w:lang w:val="en-US"/>
+        </w:rPr>
+        <w:t>np.zeros</w:t>
+      </w:r>
+      <w:proofErr w:type="gramEnd"/>
+      <w:r>
+        <w:rPr>
+          <w:lang w:val="en-US"/>
+        </w:rPr>
+        <w:t>(NX + 1)</w:t>
+      </w:r>
+    </w:p>
+    <w:p>
+      <w:pPr>
+        <w:jc w:val="both"/>
+        <w:rPr>
+          <w:lang w:val="en-US"/>
+        </w:rPr>
+      </w:pPr>
     </w:p>
     <w:p>
       <w:pPr>
@@ -10975,111 +10979,19 @@
         </w:rPr>
         <w:t xml:space="preserve">    </w:t>
       </w:r>
-      <w:proofErr w:type="spellStart"/>
-      <w:r>
-        <w:rPr>
-          <w:lang w:val="en-US"/>
-        </w:rPr>
-        <w:t>U_</w:t>
-      </w:r>
       <w:proofErr w:type="gramStart"/>
       <w:r>
         <w:rPr>
           <w:lang w:val="en-US"/>
         </w:rPr>
-        <w:t>expl</w:t>
-      </w:r>
-      <w:proofErr w:type="spellEnd"/>
-      <w:r>
-        <w:rPr>
-          <w:lang w:val="en-US"/>
-        </w:rPr>
-        <w:t>[</w:t>
+        <w:t>alpha[</w:t>
       </w:r>
       <w:proofErr w:type="gramEnd"/>
       <w:r>
         <w:rPr>
           <w:lang w:val="en-US"/>
         </w:rPr>
-        <w:t xml:space="preserve">1, </w:t>
-      </w:r>
-      <w:proofErr w:type="spellStart"/>
-      <w:r>
-        <w:rPr>
-          <w:lang w:val="en-US"/>
-        </w:rPr>
-        <w:t>i</w:t>
-      </w:r>
-      <w:proofErr w:type="spellEnd"/>
-      <w:r>
-        <w:rPr>
-          <w:lang w:val="en-US"/>
-        </w:rPr>
-        <w:t xml:space="preserve">] = U_impl1[1, </w:t>
-      </w:r>
-      <w:proofErr w:type="spellStart"/>
-      <w:r>
-        <w:rPr>
-          <w:lang w:val="en-US"/>
-        </w:rPr>
-        <w:t>i</w:t>
-      </w:r>
-      <w:proofErr w:type="spellEnd"/>
-      <w:r>
-        <w:rPr>
-          <w:lang w:val="en-US"/>
-        </w:rPr>
-        <w:t xml:space="preserve">] = U_impl2[1, </w:t>
-      </w:r>
-      <w:proofErr w:type="spellStart"/>
-      <w:r>
-        <w:rPr>
-          <w:lang w:val="en-US"/>
-        </w:rPr>
-        <w:t>i</w:t>
-      </w:r>
-      <w:proofErr w:type="spellEnd"/>
-      <w:r>
-        <w:rPr>
-          <w:lang w:val="en-US"/>
-        </w:rPr>
-        <w:t>] = val_1</w:t>
-      </w:r>
-    </w:p>
-    <w:p>
-      <w:pPr>
-        <w:jc w:val="both"/>
-        <w:rPr>
-          <w:lang w:val="en-US"/>
-        </w:rPr>
-      </w:pPr>
-    </w:p>
-    <w:p>
-      <w:pPr>
-        <w:jc w:val="both"/>
-        <w:rPr>
-          <w:lang w:val="en-US"/>
-        </w:rPr>
-      </w:pPr>
-      <w:r>
-        <w:rPr>
-          <w:lang w:val="en-US"/>
-        </w:rPr>
-        <w:t>for mat in [</w:t>
-      </w:r>
-      <w:proofErr w:type="spellStart"/>
-      <w:r>
-        <w:rPr>
-          <w:lang w:val="en-US"/>
-        </w:rPr>
-        <w:t>U_expl</w:t>
-      </w:r>
-      <w:proofErr w:type="spellEnd"/>
-      <w:r>
-        <w:rPr>
-          <w:lang w:val="en-US"/>
-        </w:rPr>
-        <w:t>, U_impl1, U_impl2]:</w:t>
+        <w:t>1] = 0.0</w:t>
       </w:r>
     </w:p>
     <w:p>
@@ -11100,28 +11012,711 @@
         <w:rPr>
           <w:lang w:val="en-US"/>
         </w:rPr>
-        <w:t>mat[</w:t>
+        <w:t>beta[</w:t>
       </w:r>
       <w:proofErr w:type="gramEnd"/>
       <w:r>
         <w:rPr>
           <w:lang w:val="en-US"/>
         </w:rPr>
-        <w:t>1, 0] = g1(</w:t>
-      </w:r>
-      <w:proofErr w:type="spellStart"/>
-      <w:r>
-        <w:rPr>
-          <w:lang w:val="en-US"/>
-        </w:rPr>
-        <w:t>t_grid</w:t>
-      </w:r>
-      <w:proofErr w:type="spellEnd"/>
-      <w:r>
-        <w:rPr>
-          <w:lang w:val="en-US"/>
-        </w:rPr>
-        <w:t>[1])</w:t>
+        <w:t>1] = g1(t_grid[n + 1])</w:t>
+      </w:r>
+    </w:p>
+    <w:p>
+      <w:pPr>
+        <w:jc w:val="both"/>
+        <w:rPr>
+          <w:lang w:val="en-US"/>
+        </w:rPr>
+      </w:pPr>
+    </w:p>
+    <w:p>
+      <w:pPr>
+        <w:jc w:val="both"/>
+        <w:rPr>
+          <w:lang w:val="en-US"/>
+        </w:rPr>
+      </w:pPr>
+      <w:r>
+        <w:rPr>
+          <w:lang w:val="en-US"/>
+        </w:rPr>
+        <w:t xml:space="preserve">    for i in </w:t>
+      </w:r>
+      <w:proofErr w:type="gramStart"/>
+      <w:r>
+        <w:rPr>
+          <w:lang w:val="en-US"/>
+        </w:rPr>
+        <w:t>range(</w:t>
+      </w:r>
+      <w:proofErr w:type="gramEnd"/>
+      <w:r>
+        <w:rPr>
+          <w:lang w:val="en-US"/>
+        </w:rPr>
+        <w:t>1, NX):</w:t>
+      </w:r>
+    </w:p>
+    <w:p>
+      <w:pPr>
+        <w:jc w:val="both"/>
+        <w:rPr>
+          <w:lang w:val="en-US"/>
+        </w:rPr>
+      </w:pPr>
+      <w:r>
+        <w:rPr>
+          <w:lang w:val="en-US"/>
+        </w:rPr>
+        <w:t xml:space="preserve">        if sigma == 1.0:</w:t>
+      </w:r>
+    </w:p>
+    <w:p>
+      <w:pPr>
+        <w:jc w:val="both"/>
+        <w:rPr>
+          <w:lang w:val="en-US"/>
+        </w:rPr>
+      </w:pPr>
+      <w:r>
+        <w:rPr>
+          <w:lang w:val="en-US"/>
+        </w:rPr>
+        <w:t xml:space="preserve">            F_i = 2 * U_</w:t>
+      </w:r>
+      <w:proofErr w:type="gramStart"/>
+      <w:r>
+        <w:rPr>
+          <w:lang w:val="en-US"/>
+        </w:rPr>
+        <w:t>matrix[</w:t>
+      </w:r>
+      <w:proofErr w:type="gramEnd"/>
+      <w:r>
+        <w:rPr>
+          <w:lang w:val="en-US"/>
+        </w:rPr>
+        <w:t>n, i] - U_matrix[n - 1, i]</w:t>
+      </w:r>
+    </w:p>
+    <w:p>
+      <w:pPr>
+        <w:jc w:val="both"/>
+        <w:rPr>
+          <w:lang w:val="en-US"/>
+        </w:rPr>
+      </w:pPr>
+      <w:r>
+        <w:rPr>
+          <w:lang w:val="en-US"/>
+        </w:rPr>
+        <w:t xml:space="preserve">        else:</w:t>
+      </w:r>
+    </w:p>
+    <w:p>
+      <w:pPr>
+        <w:jc w:val="both"/>
+        <w:rPr>
+          <w:lang w:val="en-US"/>
+        </w:rPr>
+      </w:pPr>
+      <w:r>
+        <w:rPr>
+          <w:lang w:val="en-US"/>
+        </w:rPr>
+        <w:t xml:space="preserve">            L_n = gamma2 * (U_</w:t>
+      </w:r>
+      <w:proofErr w:type="gramStart"/>
+      <w:r>
+        <w:rPr>
+          <w:lang w:val="en-US"/>
+        </w:rPr>
+        <w:t>matrix[</w:t>
+      </w:r>
+      <w:proofErr w:type="gramEnd"/>
+      <w:r>
+        <w:rPr>
+          <w:lang w:val="en-US"/>
+        </w:rPr>
+        <w:t>n, i + 1] - 2 * U_matrix[n, i] + U_matrix[n, i - 1])</w:t>
+      </w:r>
+    </w:p>
+    <w:p>
+      <w:pPr>
+        <w:jc w:val="both"/>
+        <w:rPr>
+          <w:lang w:val="en-US"/>
+        </w:rPr>
+      </w:pPr>
+      <w:r>
+        <w:rPr>
+          <w:lang w:val="en-US"/>
+        </w:rPr>
+        <w:t xml:space="preserve">            L_prev = gamma2 * (U_</w:t>
+      </w:r>
+      <w:proofErr w:type="gramStart"/>
+      <w:r>
+        <w:rPr>
+          <w:lang w:val="en-US"/>
+        </w:rPr>
+        <w:t>matrix[</w:t>
+      </w:r>
+      <w:proofErr w:type="gramEnd"/>
+      <w:r>
+        <w:rPr>
+          <w:lang w:val="en-US"/>
+        </w:rPr>
+        <w:t>n - 1, i + 1] - 2 * U_matrix[n - 1, i] + U_matrix[n - 1, i - 1])</w:t>
+      </w:r>
+    </w:p>
+    <w:p>
+      <w:pPr>
+        <w:jc w:val="both"/>
+        <w:rPr>
+          <w:lang w:val="en-US"/>
+        </w:rPr>
+      </w:pPr>
+      <w:r>
+        <w:rPr>
+          <w:lang w:val="en-US"/>
+        </w:rPr>
+        <w:t xml:space="preserve">            F_i = 2 * U_</w:t>
+      </w:r>
+      <w:proofErr w:type="gramStart"/>
+      <w:r>
+        <w:rPr>
+          <w:lang w:val="en-US"/>
+        </w:rPr>
+        <w:t>matrix[</w:t>
+      </w:r>
+      <w:proofErr w:type="gramEnd"/>
+      <w:r>
+        <w:rPr>
+          <w:lang w:val="en-US"/>
+        </w:rPr>
+        <w:t>n, i] - U_matrix[n - 1, i] + (1 - 2 * sigma) * L_n + sigma * L_prev</w:t>
+      </w:r>
+    </w:p>
+    <w:p>
+      <w:pPr>
+        <w:jc w:val="both"/>
+        <w:rPr>
+          <w:lang w:val="en-US"/>
+        </w:rPr>
+      </w:pPr>
+    </w:p>
+    <w:p>
+      <w:pPr>
+        <w:jc w:val="both"/>
+        <w:rPr>
+          <w:lang w:val="en-US"/>
+        </w:rPr>
+      </w:pPr>
+      <w:r>
+        <w:rPr>
+          <w:lang w:val="en-US"/>
+        </w:rPr>
+        <w:t xml:space="preserve">        F_i += (tau ** 2) * f_source(x_grid[i], t_</w:t>
+      </w:r>
+      <w:proofErr w:type="gramStart"/>
+      <w:r>
+        <w:rPr>
+          <w:lang w:val="en-US"/>
+        </w:rPr>
+        <w:t>grid[</w:t>
+      </w:r>
+      <w:proofErr w:type="gramEnd"/>
+      <w:r>
+        <w:rPr>
+          <w:lang w:val="en-US"/>
+        </w:rPr>
+        <w:t>n + 1])</w:t>
+      </w:r>
+    </w:p>
+    <w:p>
+      <w:pPr>
+        <w:jc w:val="both"/>
+        <w:rPr>
+          <w:lang w:val="en-US"/>
+        </w:rPr>
+      </w:pPr>
+    </w:p>
+    <w:p>
+      <w:pPr>
+        <w:jc w:val="both"/>
+        <w:rPr>
+          <w:lang w:val="en-US"/>
+        </w:rPr>
+      </w:pPr>
+      <w:r>
+        <w:rPr>
+          <w:lang w:val="en-US"/>
+        </w:rPr>
+        <w:t xml:space="preserve">        denom = C_coeff - A_coeff * alpha[i]</w:t>
+      </w:r>
+    </w:p>
+    <w:p>
+      <w:pPr>
+        <w:jc w:val="both"/>
+        <w:rPr>
+          <w:lang w:val="en-US"/>
+        </w:rPr>
+      </w:pPr>
+      <w:r>
+        <w:rPr>
+          <w:lang w:val="en-US"/>
+        </w:rPr>
+        <w:t xml:space="preserve">        </w:t>
+      </w:r>
+      <w:proofErr w:type="gramStart"/>
+      <w:r>
+        <w:rPr>
+          <w:lang w:val="en-US"/>
+        </w:rPr>
+        <w:t>alpha[</w:t>
+      </w:r>
+      <w:proofErr w:type="gramEnd"/>
+      <w:r>
+        <w:rPr>
+          <w:lang w:val="en-US"/>
+        </w:rPr>
+        <w:t>i + 1] = B_coeff / denom</w:t>
+      </w:r>
+    </w:p>
+    <w:p>
+      <w:pPr>
+        <w:jc w:val="both"/>
+        <w:rPr>
+          <w:lang w:val="en-US"/>
+        </w:rPr>
+      </w:pPr>
+      <w:r>
+        <w:rPr>
+          <w:lang w:val="en-US"/>
+        </w:rPr>
+        <w:t xml:space="preserve">        </w:t>
+      </w:r>
+      <w:proofErr w:type="gramStart"/>
+      <w:r>
+        <w:rPr>
+          <w:lang w:val="en-US"/>
+        </w:rPr>
+        <w:t>beta[</w:t>
+      </w:r>
+      <w:proofErr w:type="gramEnd"/>
+      <w:r>
+        <w:rPr>
+          <w:lang w:val="en-US"/>
+        </w:rPr>
+        <w:t>i + 1] = (F_i + A_coeff * beta[i]) / denom</w:t>
+      </w:r>
+    </w:p>
+    <w:p>
+      <w:pPr>
+        <w:jc w:val="both"/>
+        <w:rPr>
+          <w:lang w:val="en-US"/>
+        </w:rPr>
+      </w:pPr>
+    </w:p>
+    <w:p>
+      <w:pPr>
+        <w:jc w:val="both"/>
+        <w:rPr>
+          <w:lang w:val="en-US"/>
+        </w:rPr>
+      </w:pPr>
+      <w:r>
+        <w:rPr>
+          <w:lang w:val="en-US"/>
+        </w:rPr>
+        <w:lastRenderedPageBreak/>
+        <w:t xml:space="preserve">    U_</w:t>
+      </w:r>
+      <w:proofErr w:type="gramStart"/>
+      <w:r>
+        <w:rPr>
+          <w:lang w:val="en-US"/>
+        </w:rPr>
+        <w:t>matrix[</w:t>
+      </w:r>
+      <w:proofErr w:type="gramEnd"/>
+      <w:r>
+        <w:rPr>
+          <w:lang w:val="en-US"/>
+        </w:rPr>
+        <w:t>n + 1, NX] = g2(t_grid[n + 1])</w:t>
+      </w:r>
+    </w:p>
+    <w:p>
+      <w:pPr>
+        <w:jc w:val="both"/>
+        <w:rPr>
+          <w:lang w:val="en-US"/>
+        </w:rPr>
+      </w:pPr>
+      <w:r>
+        <w:rPr>
+          <w:lang w:val="en-US"/>
+        </w:rPr>
+        <w:t xml:space="preserve">    for i in </w:t>
+      </w:r>
+      <w:proofErr w:type="gramStart"/>
+      <w:r>
+        <w:rPr>
+          <w:lang w:val="en-US"/>
+        </w:rPr>
+        <w:t>range(</w:t>
+      </w:r>
+      <w:proofErr w:type="gramEnd"/>
+      <w:r>
+        <w:rPr>
+          <w:lang w:val="en-US"/>
+        </w:rPr>
+        <w:t>NX - 1, 0, -1):</w:t>
+      </w:r>
+    </w:p>
+    <w:p>
+      <w:pPr>
+        <w:jc w:val="both"/>
+        <w:rPr>
+          <w:lang w:val="en-US"/>
+        </w:rPr>
+      </w:pPr>
+      <w:r>
+        <w:rPr>
+          <w:lang w:val="en-US"/>
+        </w:rPr>
+        <w:t xml:space="preserve">        U_</w:t>
+      </w:r>
+      <w:proofErr w:type="gramStart"/>
+      <w:r>
+        <w:rPr>
+          <w:lang w:val="en-US"/>
+        </w:rPr>
+        <w:t>matrix[</w:t>
+      </w:r>
+      <w:proofErr w:type="gramEnd"/>
+      <w:r>
+        <w:rPr>
+          <w:lang w:val="en-US"/>
+        </w:rPr>
+        <w:t>n + 1, i] = alpha[i + 1] * U_matrix[n + 1, i + 1] + beta[i + 1]</w:t>
+      </w:r>
+    </w:p>
+    <w:p>
+      <w:pPr>
+        <w:jc w:val="both"/>
+        <w:rPr>
+          <w:lang w:val="en-US"/>
+        </w:rPr>
+      </w:pPr>
+      <w:r>
+        <w:rPr>
+          <w:lang w:val="en-US"/>
+        </w:rPr>
+        <w:t xml:space="preserve">    U_</w:t>
+      </w:r>
+      <w:proofErr w:type="gramStart"/>
+      <w:r>
+        <w:rPr>
+          <w:lang w:val="en-US"/>
+        </w:rPr>
+        <w:t>matrix[</w:t>
+      </w:r>
+      <w:proofErr w:type="gramEnd"/>
+      <w:r>
+        <w:rPr>
+          <w:lang w:val="en-US"/>
+        </w:rPr>
+        <w:t>n + 1, 0] = g1(t_grid[n + 1])</w:t>
+      </w:r>
+    </w:p>
+    <w:p>
+      <w:pPr>
+        <w:jc w:val="both"/>
+        <w:rPr>
+          <w:lang w:val="en-US"/>
+        </w:rPr>
+      </w:pPr>
+    </w:p>
+    <w:p>
+      <w:pPr>
+        <w:jc w:val="both"/>
+        <w:rPr>
+          <w:lang w:val="en-US"/>
+        </w:rPr>
+      </w:pPr>
+    </w:p>
+    <w:p>
+      <w:pPr>
+        <w:jc w:val="both"/>
+        <w:rPr>
+          <w:lang w:val="en-US"/>
+        </w:rPr>
+      </w:pPr>
+      <w:r>
+        <w:rPr>
+          <w:lang w:val="en-US"/>
+        </w:rPr>
+        <w:t xml:space="preserve"># </w:t>
+      </w:r>
+      <w:r>
+        <w:t>неявный</w:t>
+      </w:r>
+      <w:r>
+        <w:rPr>
+          <w:lang w:val="en-US"/>
+        </w:rPr>
+        <w:t xml:space="preserve"> </w:t>
+      </w:r>
+      <w:r>
+        <w:t>метод</w:t>
+      </w:r>
+      <w:r>
+        <w:rPr>
+          <w:lang w:val="en-US"/>
+        </w:rPr>
+        <w:t xml:space="preserve"> 1</w:t>
+      </w:r>
+    </w:p>
+    <w:p>
+      <w:pPr>
+        <w:jc w:val="both"/>
+        <w:rPr>
+          <w:lang w:val="en-US"/>
+        </w:rPr>
+      </w:pPr>
+      <w:r>
+        <w:rPr>
+          <w:lang w:val="en-US"/>
+        </w:rPr>
+        <w:t xml:space="preserve">for n in </w:t>
+      </w:r>
+      <w:proofErr w:type="gramStart"/>
+      <w:r>
+        <w:rPr>
+          <w:lang w:val="en-US"/>
+        </w:rPr>
+        <w:t>range(</w:t>
+      </w:r>
+      <w:proofErr w:type="gramEnd"/>
+      <w:r>
+        <w:rPr>
+          <w:lang w:val="en-US"/>
+        </w:rPr>
+        <w:t>1, NT):</w:t>
+      </w:r>
+    </w:p>
+    <w:p>
+      <w:pPr>
+        <w:jc w:val="both"/>
+        <w:rPr>
+          <w:lang w:val="en-US"/>
+        </w:rPr>
+      </w:pPr>
+      <w:r>
+        <w:rPr>
+          <w:lang w:val="en-US"/>
+        </w:rPr>
+        <w:t xml:space="preserve">    solve_</w:t>
+      </w:r>
+      <w:proofErr w:type="gramStart"/>
+      <w:r>
+        <w:rPr>
+          <w:lang w:val="en-US"/>
+        </w:rPr>
+        <w:t>progonka(</w:t>
+      </w:r>
+      <w:proofErr w:type="gramEnd"/>
+      <w:r>
+        <w:rPr>
+          <w:lang w:val="en-US"/>
+        </w:rPr>
+        <w:t>n, U_impl1, 1.0)</w:t>
+      </w:r>
+    </w:p>
+    <w:p>
+      <w:pPr>
+        <w:jc w:val="both"/>
+        <w:rPr>
+          <w:lang w:val="en-US"/>
+        </w:rPr>
+      </w:pPr>
+    </w:p>
+    <w:p>
+      <w:pPr>
+        <w:jc w:val="both"/>
+        <w:rPr>
+          <w:lang w:val="en-US"/>
+        </w:rPr>
+      </w:pPr>
+      <w:r>
+        <w:rPr>
+          <w:lang w:val="en-US"/>
+        </w:rPr>
+        <w:t xml:space="preserve"># </w:t>
+      </w:r>
+      <w:r>
+        <w:t>неявный</w:t>
+      </w:r>
+      <w:r>
+        <w:rPr>
+          <w:lang w:val="en-US"/>
+        </w:rPr>
+        <w:t xml:space="preserve"> </w:t>
+      </w:r>
+      <w:r>
+        <w:t>метод</w:t>
+      </w:r>
+      <w:r>
+        <w:rPr>
+          <w:lang w:val="en-US"/>
+        </w:rPr>
+        <w:t xml:space="preserve"> 2</w:t>
+      </w:r>
+    </w:p>
+    <w:p>
+      <w:pPr>
+        <w:jc w:val="both"/>
+        <w:rPr>
+          <w:lang w:val="en-US"/>
+        </w:rPr>
+      </w:pPr>
+      <w:r>
+        <w:rPr>
+          <w:lang w:val="en-US"/>
+        </w:rPr>
+        <w:t xml:space="preserve">for n in </w:t>
+      </w:r>
+      <w:proofErr w:type="gramStart"/>
+      <w:r>
+        <w:rPr>
+          <w:lang w:val="en-US"/>
+        </w:rPr>
+        <w:t>range(</w:t>
+      </w:r>
+      <w:proofErr w:type="gramEnd"/>
+      <w:r>
+        <w:rPr>
+          <w:lang w:val="en-US"/>
+        </w:rPr>
+        <w:t>1, NT):</w:t>
+      </w:r>
+    </w:p>
+    <w:p>
+      <w:pPr>
+        <w:jc w:val="both"/>
+        <w:rPr>
+          <w:lang w:val="en-US"/>
+        </w:rPr>
+      </w:pPr>
+      <w:r>
+        <w:rPr>
+          <w:lang w:val="en-US"/>
+        </w:rPr>
+        <w:t xml:space="preserve">    solve_</w:t>
+      </w:r>
+      <w:proofErr w:type="gramStart"/>
+      <w:r>
+        <w:rPr>
+          <w:lang w:val="en-US"/>
+        </w:rPr>
+        <w:t>progonka(</w:t>
+      </w:r>
+      <w:proofErr w:type="gramEnd"/>
+      <w:r>
+        <w:rPr>
+          <w:lang w:val="en-US"/>
+        </w:rPr>
+        <w:t>n, U_impl2, 0.25)</w:t>
+      </w:r>
+    </w:p>
+    <w:p>
+      <w:pPr>
+        <w:jc w:val="both"/>
+        <w:rPr>
+          <w:lang w:val="en-US"/>
+        </w:rPr>
+      </w:pPr>
+    </w:p>
+    <w:p>
+      <w:pPr>
+        <w:jc w:val="both"/>
+        <w:rPr>
+          <w:lang w:val="en-US"/>
+        </w:rPr>
+      </w:pPr>
+    </w:p>
+    <w:p>
+      <w:pPr>
+        <w:jc w:val="both"/>
+        <w:rPr>
+          <w:lang w:val="en-US"/>
+        </w:rPr>
+      </w:pPr>
+      <w:r>
+        <w:rPr>
+          <w:lang w:val="en-US"/>
+        </w:rPr>
+        <w:t>def plot_</w:t>
+      </w:r>
+      <w:proofErr w:type="gramStart"/>
+      <w:r>
+        <w:rPr>
+          <w:lang w:val="en-US"/>
+        </w:rPr>
+        <w:t>results(</w:t>
+      </w:r>
+      <w:proofErr w:type="gramEnd"/>
+      <w:r>
+        <w:rPr>
+          <w:lang w:val="en-US"/>
+        </w:rPr>
+        <w:t>u, title):</w:t>
+      </w:r>
+    </w:p>
+    <w:p>
+      <w:pPr>
+        <w:jc w:val="both"/>
+        <w:rPr>
+          <w:lang w:val="en-US"/>
+        </w:rPr>
+      </w:pPr>
+      <w:r>
+        <w:rPr>
+          <w:lang w:val="en-US"/>
+        </w:rPr>
+        <w:t xml:space="preserve">    times_to_plot = [0, 2, 4, 6, 8, 10]</w:t>
+      </w:r>
+    </w:p>
+    <w:p>
+      <w:pPr>
+        <w:jc w:val="both"/>
+        <w:rPr>
+          <w:lang w:val="en-US"/>
+        </w:rPr>
+      </w:pPr>
+      <w:r>
+        <w:rPr>
+          <w:lang w:val="en-US"/>
+        </w:rPr>
+        <w:t xml:space="preserve">    indices = [</w:t>
+      </w:r>
+      <w:proofErr w:type="gramStart"/>
+      <w:r>
+        <w:rPr>
+          <w:lang w:val="en-US"/>
+        </w:rPr>
+        <w:t>int(</w:t>
+      </w:r>
+      <w:proofErr w:type="gramEnd"/>
+      <w:r>
+        <w:rPr>
+          <w:lang w:val="en-US"/>
+        </w:rPr>
+        <w:t>np.argmin(np.abs(t_grid - t))) for t in times_to_plot]</w:t>
       </w:r>
     </w:p>
     <w:p>
@@ -11142,53 +11737,523 @@
         <w:rPr>
           <w:lang w:val="en-US"/>
         </w:rPr>
-        <w:t>mat[</w:t>
+        <w:t>plt.figure</w:t>
       </w:r>
       <w:proofErr w:type="gramEnd"/>
       <w:r>
         <w:rPr>
           <w:lang w:val="en-US"/>
         </w:rPr>
-        <w:t>1, NX] = g2(</w:t>
-      </w:r>
-      <w:proofErr w:type="spellStart"/>
-      <w:r>
-        <w:rPr>
-          <w:lang w:val="en-US"/>
-        </w:rPr>
-        <w:t>t_grid</w:t>
-      </w:r>
-      <w:proofErr w:type="spellEnd"/>
-      <w:r>
-        <w:rPr>
-          <w:lang w:val="en-US"/>
-        </w:rPr>
-        <w:t>[1])</w:t>
-      </w:r>
-    </w:p>
-    <w:p>
-      <w:pPr>
-        <w:jc w:val="both"/>
-        <w:rPr>
-          <w:lang w:val="en-US"/>
-        </w:rPr>
-      </w:pPr>
-    </w:p>
-    <w:p>
-      <w:pPr>
-        <w:jc w:val="both"/>
-        <w:rPr>
-          <w:lang w:val="en-US"/>
-        </w:rPr>
-      </w:pPr>
-      <w:r>
-        <w:rPr>
-          <w:lang w:val="en-US"/>
-        </w:rPr>
-        <w:t xml:space="preserve"># </w:t>
-      </w:r>
-      <w:r>
-        <w:t>явный</w:t>
+        <w:t>(figsize = (10, 6))</w:t>
+      </w:r>
+    </w:p>
+    <w:p>
+      <w:pPr>
+        <w:jc w:val="both"/>
+        <w:rPr>
+          <w:lang w:val="en-US"/>
+        </w:rPr>
+      </w:pPr>
+      <w:r>
+        <w:rPr>
+          <w:lang w:val="en-US"/>
+        </w:rPr>
+        <w:t xml:space="preserve">    for t, idx in </w:t>
+      </w:r>
+      <w:proofErr w:type="gramStart"/>
+      <w:r>
+        <w:rPr>
+          <w:lang w:val="en-US"/>
+        </w:rPr>
+        <w:t>zip(</w:t>
+      </w:r>
+      <w:proofErr w:type="gramEnd"/>
+      <w:r>
+        <w:rPr>
+          <w:lang w:val="en-US"/>
+        </w:rPr>
+        <w:t>times_to_plot, indices):</w:t>
+      </w:r>
+    </w:p>
+    <w:p>
+      <w:pPr>
+        <w:jc w:val="both"/>
+        <w:rPr>
+          <w:lang w:val="en-US"/>
+        </w:rPr>
+      </w:pPr>
+      <w:r>
+        <w:rPr>
+          <w:lang w:val="en-US"/>
+        </w:rPr>
+        <w:t xml:space="preserve">        </w:t>
+      </w:r>
+      <w:proofErr w:type="gramStart"/>
+      <w:r>
+        <w:rPr>
+          <w:lang w:val="en-US"/>
+        </w:rPr>
+        <w:t>plt.plot</w:t>
+      </w:r>
+      <w:proofErr w:type="gramEnd"/>
+      <w:r>
+        <w:rPr>
+          <w:lang w:val="en-US"/>
+        </w:rPr>
+        <w:t>(x_grid, u[idx], label = f"t = {t}")</w:t>
+      </w:r>
+    </w:p>
+    <w:p>
+      <w:pPr>
+        <w:jc w:val="both"/>
+        <w:rPr>
+          <w:lang w:val="en-US"/>
+        </w:rPr>
+      </w:pPr>
+      <w:r>
+        <w:rPr>
+          <w:lang w:val="en-US"/>
+        </w:rPr>
+        <w:t xml:space="preserve">    </w:t>
+      </w:r>
+      <w:proofErr w:type="gramStart"/>
+      <w:r>
+        <w:rPr>
+          <w:lang w:val="en-US"/>
+        </w:rPr>
+        <w:t>plt.title</w:t>
+      </w:r>
+      <w:proofErr w:type="gramEnd"/>
+      <w:r>
+        <w:rPr>
+          <w:lang w:val="en-US"/>
+        </w:rPr>
+        <w:t>(f"{title} (2D)")</w:t>
+      </w:r>
+    </w:p>
+    <w:p>
+      <w:pPr>
+        <w:jc w:val="both"/>
+        <w:rPr>
+          <w:lang w:val="en-US"/>
+        </w:rPr>
+      </w:pPr>
+      <w:r>
+        <w:rPr>
+          <w:lang w:val="en-US"/>
+        </w:rPr>
+        <w:t xml:space="preserve">    </w:t>
+      </w:r>
+      <w:proofErr w:type="gramStart"/>
+      <w:r>
+        <w:rPr>
+          <w:lang w:val="en-US"/>
+        </w:rPr>
+        <w:t>plt.xlabel</w:t>
+      </w:r>
+      <w:proofErr w:type="gramEnd"/>
+      <w:r>
+        <w:rPr>
+          <w:lang w:val="en-US"/>
+        </w:rPr>
+        <w:t>("x")</w:t>
+      </w:r>
+    </w:p>
+    <w:p>
+      <w:pPr>
+        <w:jc w:val="both"/>
+        <w:rPr>
+          <w:lang w:val="en-US"/>
+        </w:rPr>
+      </w:pPr>
+      <w:r>
+        <w:rPr>
+          <w:lang w:val="en-US"/>
+        </w:rPr>
+        <w:t xml:space="preserve">    </w:t>
+      </w:r>
+      <w:proofErr w:type="gramStart"/>
+      <w:r>
+        <w:rPr>
+          <w:lang w:val="en-US"/>
+        </w:rPr>
+        <w:t>plt.ylabel</w:t>
+      </w:r>
+      <w:proofErr w:type="gramEnd"/>
+      <w:r>
+        <w:rPr>
+          <w:lang w:val="en-US"/>
+        </w:rPr>
+        <w:t>("U(x,t)")</w:t>
+      </w:r>
+    </w:p>
+    <w:p>
+      <w:pPr>
+        <w:jc w:val="both"/>
+        <w:rPr>
+          <w:lang w:val="en-US"/>
+        </w:rPr>
+      </w:pPr>
+      <w:r>
+        <w:rPr>
+          <w:lang w:val="en-US"/>
+        </w:rPr>
+        <w:t xml:space="preserve">    </w:t>
+      </w:r>
+      <w:proofErr w:type="gramStart"/>
+      <w:r>
+        <w:rPr>
+          <w:lang w:val="en-US"/>
+        </w:rPr>
+        <w:t>plt.grid</w:t>
+      </w:r>
+      <w:proofErr w:type="gramEnd"/>
+      <w:r>
+        <w:rPr>
+          <w:lang w:val="en-US"/>
+        </w:rPr>
+        <w:t>(True)</w:t>
+      </w:r>
+    </w:p>
+    <w:p>
+      <w:pPr>
+        <w:jc w:val="both"/>
+        <w:rPr>
+          <w:lang w:val="en-US"/>
+        </w:rPr>
+      </w:pPr>
+      <w:r>
+        <w:rPr>
+          <w:lang w:val="en-US"/>
+        </w:rPr>
+        <w:t xml:space="preserve">    </w:t>
+      </w:r>
+      <w:proofErr w:type="gramStart"/>
+      <w:r>
+        <w:rPr>
+          <w:lang w:val="en-US"/>
+        </w:rPr>
+        <w:t>plt.legend</w:t>
+      </w:r>
+      <w:proofErr w:type="gramEnd"/>
+      <w:r>
+        <w:rPr>
+          <w:lang w:val="en-US"/>
+        </w:rPr>
+        <w:t>()</w:t>
+      </w:r>
+    </w:p>
+    <w:p>
+      <w:pPr>
+        <w:jc w:val="both"/>
+        <w:rPr>
+          <w:lang w:val="en-US"/>
+        </w:rPr>
+      </w:pPr>
+      <w:r>
+        <w:rPr>
+          <w:lang w:val="en-US"/>
+        </w:rPr>
+        <w:t xml:space="preserve">    </w:t>
+      </w:r>
+      <w:proofErr w:type="gramStart"/>
+      <w:r>
+        <w:rPr>
+          <w:lang w:val="en-US"/>
+        </w:rPr>
+        <w:t>plt.savefig</w:t>
+      </w:r>
+      <w:proofErr w:type="gramEnd"/>
+      <w:r>
+        <w:rPr>
+          <w:lang w:val="en-US"/>
+        </w:rPr>
+        <w:t>(os.path.join("Results_8_lab", f"{title.replace(' ', '_')}_2d.png"))</w:t>
+      </w:r>
+    </w:p>
+    <w:p>
+      <w:pPr>
+        <w:jc w:val="both"/>
+        <w:rPr>
+          <w:lang w:val="en-US"/>
+        </w:rPr>
+      </w:pPr>
+      <w:r>
+        <w:rPr>
+          <w:lang w:val="en-US"/>
+        </w:rPr>
+        <w:t xml:space="preserve">    </w:t>
+      </w:r>
+      <w:proofErr w:type="gramStart"/>
+      <w:r>
+        <w:rPr>
+          <w:lang w:val="en-US"/>
+        </w:rPr>
+        <w:t>plt.close</w:t>
+      </w:r>
+      <w:proofErr w:type="gramEnd"/>
+      <w:r>
+        <w:rPr>
+          <w:lang w:val="en-US"/>
+        </w:rPr>
+        <w:t>()</w:t>
+      </w:r>
+    </w:p>
+    <w:p>
+      <w:pPr>
+        <w:jc w:val="both"/>
+        <w:rPr>
+          <w:lang w:val="en-US"/>
+        </w:rPr>
+      </w:pPr>
+      <w:r>
+        <w:rPr>
+          <w:lang w:val="en-US"/>
+        </w:rPr>
+        <w:t xml:space="preserve">    X, T = </w:t>
+      </w:r>
+      <w:proofErr w:type="gramStart"/>
+      <w:r>
+        <w:rPr>
+          <w:lang w:val="en-US"/>
+        </w:rPr>
+        <w:t>np.meshgrid</w:t>
+      </w:r>
+      <w:proofErr w:type="gramEnd"/>
+      <w:r>
+        <w:rPr>
+          <w:lang w:val="en-US"/>
+        </w:rPr>
+        <w:t>(x_grid, t_grid)</w:t>
+      </w:r>
+    </w:p>
+    <w:p>
+      <w:pPr>
+        <w:jc w:val="both"/>
+        <w:rPr>
+          <w:lang w:val="en-US"/>
+        </w:rPr>
+      </w:pPr>
+      <w:r>
+        <w:rPr>
+          <w:lang w:val="en-US"/>
+        </w:rPr>
+        <w:t xml:space="preserve">    fig = </w:t>
+      </w:r>
+      <w:proofErr w:type="gramStart"/>
+      <w:r>
+        <w:rPr>
+          <w:lang w:val="en-US"/>
+        </w:rPr>
+        <w:t>plt.figure</w:t>
+      </w:r>
+      <w:proofErr w:type="gramEnd"/>
+      <w:r>
+        <w:rPr>
+          <w:lang w:val="en-US"/>
+        </w:rPr>
+        <w:t>(figsize = (12, 8))</w:t>
+      </w:r>
+    </w:p>
+    <w:p>
+      <w:pPr>
+        <w:jc w:val="both"/>
+        <w:rPr>
+          <w:lang w:val="en-US"/>
+        </w:rPr>
+      </w:pPr>
+      <w:r>
+        <w:rPr>
+          <w:lang w:val="en-US"/>
+        </w:rPr>
+        <w:t xml:space="preserve">    ax = fig.add_</w:t>
+      </w:r>
+      <w:proofErr w:type="gramStart"/>
+      <w:r>
+        <w:rPr>
+          <w:lang w:val="en-US"/>
+        </w:rPr>
+        <w:t>subplot(</w:t>
+      </w:r>
+      <w:proofErr w:type="gramEnd"/>
+      <w:r>
+        <w:rPr>
+          <w:lang w:val="en-US"/>
+        </w:rPr>
+        <w:t>111, projection = '3d')</w:t>
+      </w:r>
+    </w:p>
+    <w:p>
+      <w:pPr>
+        <w:jc w:val="both"/>
+        <w:rPr>
+          <w:lang w:val="en-US"/>
+        </w:rPr>
+      </w:pPr>
+      <w:r>
+        <w:rPr>
+          <w:lang w:val="en-US"/>
+        </w:rPr>
+        <w:t xml:space="preserve">    surf = </w:t>
+      </w:r>
+      <w:proofErr w:type="gramStart"/>
+      <w:r>
+        <w:rPr>
+          <w:lang w:val="en-US"/>
+        </w:rPr>
+        <w:t>ax.plot</w:t>
+      </w:r>
+      <w:proofErr w:type="gramEnd"/>
+      <w:r>
+        <w:rPr>
+          <w:lang w:val="en-US"/>
+        </w:rPr>
+        <w:t>_surface(X, T, u, rstride = 1, cstride = 1, cmap = 'magma', edgecolor = 'none')</w:t>
+      </w:r>
+    </w:p>
+    <w:p>
+      <w:pPr>
+        <w:jc w:val="both"/>
+        <w:rPr>
+          <w:lang w:val="en-US"/>
+        </w:rPr>
+      </w:pPr>
+      <w:r>
+        <w:rPr>
+          <w:lang w:val="en-US"/>
+        </w:rPr>
+        <w:t xml:space="preserve">    </w:t>
+      </w:r>
+      <w:proofErr w:type="gramStart"/>
+      <w:r>
+        <w:rPr>
+          <w:lang w:val="en-US"/>
+        </w:rPr>
+        <w:t>fig.colorbar</w:t>
+      </w:r>
+      <w:proofErr w:type="gramEnd"/>
+      <w:r>
+        <w:rPr>
+          <w:lang w:val="en-US"/>
+        </w:rPr>
+        <w:t>(surf, ax = ax, shrink = 0.5, aspect = 5)</w:t>
+      </w:r>
+    </w:p>
+    <w:p>
+      <w:pPr>
+        <w:jc w:val="both"/>
+        <w:rPr>
+          <w:lang w:val="en-US"/>
+        </w:rPr>
+      </w:pPr>
+      <w:r>
+        <w:rPr>
+          <w:lang w:val="en-US"/>
+        </w:rPr>
+        <w:t xml:space="preserve">    ax.set_title(f"{title} (3D)")</w:t>
+      </w:r>
+    </w:p>
+    <w:p>
+      <w:pPr>
+        <w:jc w:val="both"/>
+        <w:rPr>
+          <w:lang w:val="en-US"/>
+        </w:rPr>
+      </w:pPr>
+      <w:r>
+        <w:rPr>
+          <w:lang w:val="en-US"/>
+        </w:rPr>
+        <w:t xml:space="preserve">    </w:t>
+      </w:r>
+      <w:proofErr w:type="gramStart"/>
+      <w:r>
+        <w:rPr>
+          <w:lang w:val="en-US"/>
+        </w:rPr>
+        <w:t>plt.savefig</w:t>
+      </w:r>
+      <w:proofErr w:type="gramEnd"/>
+      <w:r>
+        <w:rPr>
+          <w:lang w:val="en-US"/>
+        </w:rPr>
+        <w:t>(os.path.join("Results_8_lab", f"{title.replace(' ', '_')}_3d.png"))</w:t>
+      </w:r>
+    </w:p>
+    <w:p>
+      <w:pPr>
+        <w:jc w:val="both"/>
+        <w:rPr>
+          <w:lang w:val="en-US"/>
+        </w:rPr>
+      </w:pPr>
+      <w:r>
+        <w:rPr>
+          <w:lang w:val="en-US"/>
+        </w:rPr>
+        <w:t xml:space="preserve">    </w:t>
+      </w:r>
+      <w:proofErr w:type="gramStart"/>
+      <w:r>
+        <w:rPr>
+          <w:lang w:val="en-US"/>
+        </w:rPr>
+        <w:t>plt.close</w:t>
+      </w:r>
+      <w:proofErr w:type="gramEnd"/>
+      <w:r>
+        <w:rPr>
+          <w:lang w:val="en-US"/>
+        </w:rPr>
+        <w:t>()</w:t>
+      </w:r>
+    </w:p>
+    <w:p>
+      <w:pPr>
+        <w:jc w:val="both"/>
+        <w:rPr>
+          <w:lang w:val="en-US"/>
+        </w:rPr>
+      </w:pPr>
+    </w:p>
+    <w:p>
+      <w:pPr>
+        <w:jc w:val="both"/>
+        <w:rPr>
+          <w:lang w:val="en-US"/>
+        </w:rPr>
+      </w:pPr>
+    </w:p>
+    <w:p>
+      <w:pPr>
+        <w:jc w:val="both"/>
+        <w:rPr>
+          <w:lang w:val="en-US"/>
+        </w:rPr>
+      </w:pPr>
+      <w:r>
+        <w:rPr>
+          <w:lang w:val="en-US"/>
+        </w:rPr>
+        <w:t>plot_</w:t>
+      </w:r>
+      <w:proofErr w:type="gramStart"/>
+      <w:r>
+        <w:rPr>
+          <w:lang w:val="en-US"/>
+        </w:rPr>
+        <w:t>results(</w:t>
+      </w:r>
+      <w:proofErr w:type="gramEnd"/>
+      <w:r>
+        <w:rPr>
+          <w:lang w:val="en-US"/>
+        </w:rPr>
+        <w:t>U_expl, "</w:t>
+      </w:r>
+      <w:r>
+        <w:t>Явный</w:t>
       </w:r>
       <w:r>
         <w:rPr>
@@ -11199,3334 +12264,120 @@
       <w:r>
         <w:t>метод</w:t>
       </w:r>
-    </w:p>
-    <w:p>
-      <w:pPr>
-        <w:jc w:val="both"/>
-        <w:rPr>
-          <w:lang w:val="en-US"/>
-        </w:rPr>
-      </w:pPr>
-      <w:r>
-        <w:rPr>
-          <w:lang w:val="en-US"/>
-        </w:rPr>
-        <w:t xml:space="preserve">for n in </w:t>
+      <w:r>
+        <w:rPr>
+          <w:lang w:val="en-US"/>
+        </w:rPr>
+        <w:t>")</w:t>
+      </w:r>
+    </w:p>
+    <w:p>
+      <w:pPr>
+        <w:jc w:val="both"/>
+        <w:rPr>
+          <w:lang w:val="en-US"/>
+        </w:rPr>
+      </w:pPr>
+      <w:r>
+        <w:rPr>
+          <w:lang w:val="en-US"/>
+        </w:rPr>
+        <w:t>plot_</w:t>
       </w:r>
       <w:proofErr w:type="gramStart"/>
       <w:r>
         <w:rPr>
           <w:lang w:val="en-US"/>
         </w:rPr>
-        <w:t>range(</w:t>
+        <w:t>results(</w:t>
       </w:r>
       <w:proofErr w:type="gramEnd"/>
       <w:r>
         <w:rPr>
           <w:lang w:val="en-US"/>
         </w:rPr>
-        <w:t>1, NT):</w:t>
-      </w:r>
-    </w:p>
-    <w:p>
-      <w:pPr>
-        <w:jc w:val="both"/>
-        <w:rPr>
-          <w:lang w:val="en-US"/>
-        </w:rPr>
-      </w:pPr>
-      <w:r>
-        <w:rPr>
-          <w:lang w:val="en-US"/>
-        </w:rPr>
-        <w:t xml:space="preserve">    for </w:t>
-      </w:r>
-      <w:proofErr w:type="spellStart"/>
-      <w:r>
-        <w:rPr>
-          <w:lang w:val="en-US"/>
-        </w:rPr>
-        <w:t>i</w:t>
-      </w:r>
-      <w:proofErr w:type="spellEnd"/>
-      <w:r>
-        <w:rPr>
-          <w:lang w:val="en-US"/>
-        </w:rPr>
-        <w:t xml:space="preserve"> in </w:t>
+        <w:t>U_impl1, "</w:t>
+      </w:r>
+      <w:r>
+        <w:t>Неявный</w:t>
+      </w:r>
+      <w:r>
+        <w:rPr>
+          <w:lang w:val="en-US"/>
+        </w:rPr>
+        <w:t xml:space="preserve"> </w:t>
+      </w:r>
+      <w:r>
+        <w:t>метод</w:t>
+      </w:r>
+      <w:r>
+        <w:rPr>
+          <w:lang w:val="en-US"/>
+        </w:rPr>
+        <w:t xml:space="preserve"> 1")</w:t>
+      </w:r>
+    </w:p>
+    <w:p>
+      <w:pPr>
+        <w:jc w:val="both"/>
+        <w:rPr>
+          <w:lang w:val="en-US"/>
+        </w:rPr>
+      </w:pPr>
+      <w:r>
+        <w:rPr>
+          <w:lang w:val="en-US"/>
+        </w:rPr>
+        <w:t>plot_</w:t>
       </w:r>
       <w:proofErr w:type="gramStart"/>
       <w:r>
         <w:rPr>
           <w:lang w:val="en-US"/>
         </w:rPr>
-        <w:t>range(</w:t>
+        <w:t>results(</w:t>
       </w:r>
       <w:proofErr w:type="gramEnd"/>
       <w:r>
         <w:rPr>
           <w:lang w:val="en-US"/>
         </w:rPr>
-        <w:t>1, NX):</w:t>
-      </w:r>
-    </w:p>
-    <w:p>
-      <w:pPr>
-        <w:jc w:val="both"/>
-        <w:rPr>
-          <w:lang w:val="en-US"/>
-        </w:rPr>
-      </w:pPr>
-      <w:r>
-        <w:rPr>
-          <w:lang w:val="en-US"/>
-        </w:rPr>
-        <w:t xml:space="preserve">        </w:t>
-      </w:r>
-      <w:proofErr w:type="spellStart"/>
-      <w:r>
-        <w:rPr>
-          <w:lang w:val="en-US"/>
-        </w:rPr>
-        <w:t>U_</w:t>
-      </w:r>
+        <w:t>U_impl2, "</w:t>
+      </w:r>
+      <w:r>
+        <w:t>Неявный</w:t>
+      </w:r>
+      <w:r>
+        <w:rPr>
+          <w:lang w:val="en-US"/>
+        </w:rPr>
+        <w:t xml:space="preserve"> </w:t>
+      </w:r>
+      <w:r>
+        <w:t>метод</w:t>
+      </w:r>
+      <w:r>
+        <w:rPr>
+          <w:lang w:val="en-US"/>
+        </w:rPr>
+        <w:t xml:space="preserve"> 2")</w:t>
+      </w:r>
+    </w:p>
+    <w:p>
+      <w:pPr>
+        <w:jc w:val="both"/>
+        <w:rPr>
+          <w:lang w:val="en-US"/>
+        </w:rPr>
+      </w:pPr>
+    </w:p>
+    <w:p>
+      <w:pPr>
+        <w:jc w:val="both"/>
+      </w:pPr>
       <w:proofErr w:type="gramStart"/>
       <w:r>
-        <w:rPr>
-          <w:lang w:val="en-US"/>
-        </w:rPr>
-        <w:t>expl</w:t>
-      </w:r>
-      <w:proofErr w:type="spellEnd"/>
-      <w:r>
-        <w:rPr>
-          <w:lang w:val="en-US"/>
-        </w:rPr>
-        <w:t>[</w:t>
-      </w:r>
-      <w:proofErr w:type="gramEnd"/>
-      <w:r>
-        <w:rPr>
-          <w:lang w:val="en-US"/>
-        </w:rPr>
-        <w:t xml:space="preserve">n + 1, </w:t>
-      </w:r>
-      <w:proofErr w:type="spellStart"/>
-      <w:r>
-        <w:rPr>
-          <w:lang w:val="en-US"/>
-        </w:rPr>
-        <w:t>i</w:t>
-      </w:r>
-      <w:proofErr w:type="spellEnd"/>
-      <w:r>
-        <w:rPr>
-          <w:lang w:val="en-US"/>
-        </w:rPr>
-        <w:t xml:space="preserve">] = (2 * </w:t>
-      </w:r>
-      <w:proofErr w:type="spellStart"/>
-      <w:r>
-        <w:rPr>
-          <w:lang w:val="en-US"/>
-        </w:rPr>
-        <w:t>U_expl</w:t>
-      </w:r>
-      <w:proofErr w:type="spellEnd"/>
-      <w:r>
-        <w:rPr>
-          <w:lang w:val="en-US"/>
-        </w:rPr>
-        <w:t xml:space="preserve">[n, </w:t>
-      </w:r>
-      <w:proofErr w:type="spellStart"/>
-      <w:r>
-        <w:rPr>
-          <w:lang w:val="en-US"/>
-        </w:rPr>
-        <w:t>i</w:t>
-      </w:r>
-      <w:proofErr w:type="spellEnd"/>
-      <w:r>
-        <w:rPr>
-          <w:lang w:val="en-US"/>
-        </w:rPr>
-        <w:t xml:space="preserve">] - </w:t>
-      </w:r>
-      <w:proofErr w:type="spellStart"/>
-      <w:r>
-        <w:rPr>
-          <w:lang w:val="en-US"/>
-        </w:rPr>
-        <w:t>U_expl</w:t>
-      </w:r>
-      <w:proofErr w:type="spellEnd"/>
-      <w:r>
-        <w:rPr>
-          <w:lang w:val="en-US"/>
-        </w:rPr>
-        <w:t xml:space="preserve">[n - 1, </w:t>
-      </w:r>
-      <w:proofErr w:type="spellStart"/>
-      <w:r>
-        <w:rPr>
-          <w:lang w:val="en-US"/>
-        </w:rPr>
-        <w:t>i</w:t>
-      </w:r>
-      <w:proofErr w:type="spellEnd"/>
-      <w:r>
-        <w:rPr>
-          <w:lang w:val="en-US"/>
-        </w:rPr>
-        <w:t>]</w:t>
-      </w:r>
-    </w:p>
-    <w:p>
-      <w:pPr>
-        <w:jc w:val="both"/>
-        <w:rPr>
-          <w:lang w:val="en-US"/>
-        </w:rPr>
-      </w:pPr>
-      <w:r>
-        <w:rPr>
-          <w:lang w:val="en-US"/>
-        </w:rPr>
-        <w:t xml:space="preserve">                            + gamma2 * (</w:t>
-      </w:r>
-      <w:proofErr w:type="spellStart"/>
-      <w:r>
-        <w:rPr>
-          <w:lang w:val="en-US"/>
-        </w:rPr>
-        <w:t>U_</w:t>
-      </w:r>
-      <w:proofErr w:type="gramStart"/>
-      <w:r>
-        <w:rPr>
-          <w:lang w:val="en-US"/>
-        </w:rPr>
-        <w:t>expl</w:t>
-      </w:r>
-      <w:proofErr w:type="spellEnd"/>
-      <w:r>
-        <w:rPr>
-          <w:lang w:val="en-US"/>
-        </w:rPr>
-        <w:t>[</w:t>
-      </w:r>
-      <w:proofErr w:type="gramEnd"/>
-      <w:r>
-        <w:rPr>
-          <w:lang w:val="en-US"/>
-        </w:rPr>
-        <w:t xml:space="preserve">n, </w:t>
-      </w:r>
-      <w:proofErr w:type="spellStart"/>
-      <w:r>
-        <w:rPr>
-          <w:lang w:val="en-US"/>
-        </w:rPr>
-        <w:t>i</w:t>
-      </w:r>
-      <w:proofErr w:type="spellEnd"/>
-      <w:r>
-        <w:rPr>
-          <w:lang w:val="en-US"/>
-        </w:rPr>
-        <w:t xml:space="preserve"> + 1] - 2 * </w:t>
-      </w:r>
-      <w:proofErr w:type="spellStart"/>
-      <w:r>
-        <w:rPr>
-          <w:lang w:val="en-US"/>
-        </w:rPr>
-        <w:t>U_expl</w:t>
-      </w:r>
-      <w:proofErr w:type="spellEnd"/>
-      <w:r>
-        <w:rPr>
-          <w:lang w:val="en-US"/>
-        </w:rPr>
-        <w:t xml:space="preserve">[n, </w:t>
-      </w:r>
-      <w:proofErr w:type="spellStart"/>
-      <w:r>
-        <w:rPr>
-          <w:lang w:val="en-US"/>
-        </w:rPr>
-        <w:t>i</w:t>
-      </w:r>
-      <w:proofErr w:type="spellEnd"/>
-      <w:r>
-        <w:rPr>
-          <w:lang w:val="en-US"/>
-        </w:rPr>
-        <w:t xml:space="preserve">] + </w:t>
-      </w:r>
-      <w:proofErr w:type="spellStart"/>
-      <w:r>
-        <w:rPr>
-          <w:lang w:val="en-US"/>
-        </w:rPr>
-        <w:t>U_expl</w:t>
-      </w:r>
-      <w:proofErr w:type="spellEnd"/>
-      <w:r>
-        <w:rPr>
-          <w:lang w:val="en-US"/>
-        </w:rPr>
-        <w:t xml:space="preserve">[n, </w:t>
-      </w:r>
-      <w:proofErr w:type="spellStart"/>
-      <w:r>
-        <w:rPr>
-          <w:lang w:val="en-US"/>
-        </w:rPr>
-        <w:t>i</w:t>
-      </w:r>
-      <w:proofErr w:type="spellEnd"/>
-      <w:r>
-        <w:rPr>
-          <w:lang w:val="en-US"/>
-        </w:rPr>
-        <w:t xml:space="preserve"> - 1])</w:t>
-      </w:r>
-    </w:p>
-    <w:p>
-      <w:pPr>
-        <w:jc w:val="both"/>
-        <w:rPr>
-          <w:lang w:val="en-US"/>
-        </w:rPr>
-      </w:pPr>
-      <w:r>
-        <w:rPr>
-          <w:lang w:val="en-US"/>
-        </w:rPr>
-        <w:t xml:space="preserve">                            + (tau ** 2) * </w:t>
-      </w:r>
-      <w:proofErr w:type="spellStart"/>
-      <w:r>
-        <w:rPr>
-          <w:lang w:val="en-US"/>
-        </w:rPr>
-        <w:t>f_source</w:t>
-      </w:r>
-      <w:proofErr w:type="spellEnd"/>
-      <w:r>
-        <w:rPr>
-          <w:lang w:val="en-US"/>
-        </w:rPr>
-        <w:t>(</w:t>
-      </w:r>
-      <w:proofErr w:type="spellStart"/>
-      <w:r>
-        <w:rPr>
-          <w:lang w:val="en-US"/>
-        </w:rPr>
-        <w:t>x_grid</w:t>
-      </w:r>
-      <w:proofErr w:type="spellEnd"/>
-      <w:r>
-        <w:rPr>
-          <w:lang w:val="en-US"/>
-        </w:rPr>
-        <w:t>[</w:t>
-      </w:r>
-      <w:proofErr w:type="spellStart"/>
-      <w:r>
-        <w:rPr>
-          <w:lang w:val="en-US"/>
-        </w:rPr>
-        <w:t>i</w:t>
-      </w:r>
-      <w:proofErr w:type="spellEnd"/>
-      <w:r>
-        <w:rPr>
-          <w:lang w:val="en-US"/>
-        </w:rPr>
-        <w:t xml:space="preserve">], </w:t>
-      </w:r>
-      <w:proofErr w:type="spellStart"/>
-      <w:r>
-        <w:rPr>
-          <w:lang w:val="en-US"/>
-        </w:rPr>
-        <w:t>t_grid</w:t>
-      </w:r>
-      <w:proofErr w:type="spellEnd"/>
-      <w:r>
-        <w:rPr>
-          <w:lang w:val="en-US"/>
-        </w:rPr>
-        <w:t>[n]))</w:t>
-      </w:r>
-    </w:p>
-    <w:p>
-      <w:pPr>
-        <w:jc w:val="both"/>
-        <w:rPr>
-          <w:lang w:val="en-US"/>
-        </w:rPr>
-      </w:pPr>
-      <w:r>
-        <w:rPr>
-          <w:lang w:val="en-US"/>
-        </w:rPr>
-        <w:t xml:space="preserve">    </w:t>
-      </w:r>
-      <w:proofErr w:type="spellStart"/>
-      <w:r>
-        <w:rPr>
-          <w:lang w:val="en-US"/>
-        </w:rPr>
-        <w:t>U_</w:t>
-      </w:r>
-      <w:proofErr w:type="gramStart"/>
-      <w:r>
-        <w:rPr>
-          <w:lang w:val="en-US"/>
-        </w:rPr>
-        <w:t>expl</w:t>
-      </w:r>
-      <w:proofErr w:type="spellEnd"/>
-      <w:r>
-        <w:rPr>
-          <w:lang w:val="en-US"/>
-        </w:rPr>
-        <w:t>[</w:t>
-      </w:r>
-      <w:proofErr w:type="gramEnd"/>
-      <w:r>
-        <w:rPr>
-          <w:lang w:val="en-US"/>
-        </w:rPr>
-        <w:t>n + 1, 0] = g1(</w:t>
-      </w:r>
-      <w:proofErr w:type="spellStart"/>
-      <w:r>
-        <w:rPr>
-          <w:lang w:val="en-US"/>
-        </w:rPr>
-        <w:t>t_grid</w:t>
-      </w:r>
-      <w:proofErr w:type="spellEnd"/>
-      <w:r>
-        <w:rPr>
-          <w:lang w:val="en-US"/>
-        </w:rPr>
-        <w:t>[n + 1])</w:t>
-      </w:r>
-    </w:p>
-    <w:p>
-      <w:pPr>
-        <w:jc w:val="both"/>
-        <w:rPr>
-          <w:lang w:val="en-US"/>
-        </w:rPr>
-      </w:pPr>
-      <w:r>
-        <w:rPr>
-          <w:lang w:val="en-US"/>
-        </w:rPr>
-        <w:t xml:space="preserve">    </w:t>
-      </w:r>
-      <w:proofErr w:type="spellStart"/>
-      <w:r>
-        <w:rPr>
-          <w:lang w:val="en-US"/>
-        </w:rPr>
-        <w:t>U_</w:t>
-      </w:r>
-      <w:proofErr w:type="gramStart"/>
-      <w:r>
-        <w:rPr>
-          <w:lang w:val="en-US"/>
-        </w:rPr>
-        <w:t>expl</w:t>
-      </w:r>
-      <w:proofErr w:type="spellEnd"/>
-      <w:r>
-        <w:rPr>
-          <w:lang w:val="en-US"/>
-        </w:rPr>
-        <w:t>[</w:t>
-      </w:r>
-      <w:proofErr w:type="gramEnd"/>
-      <w:r>
-        <w:rPr>
-          <w:lang w:val="en-US"/>
-        </w:rPr>
-        <w:t>n + 1, NX] = g2(</w:t>
-      </w:r>
-      <w:proofErr w:type="spellStart"/>
-      <w:r>
-        <w:rPr>
-          <w:lang w:val="en-US"/>
-        </w:rPr>
-        <w:t>t_grid</w:t>
-      </w:r>
-      <w:proofErr w:type="spellEnd"/>
-      <w:r>
-        <w:rPr>
-          <w:lang w:val="en-US"/>
-        </w:rPr>
-        <w:t>[n + 1])</w:t>
-      </w:r>
-    </w:p>
-    <w:p>
-      <w:pPr>
-        <w:jc w:val="both"/>
-        <w:rPr>
-          <w:lang w:val="en-US"/>
-        </w:rPr>
-      </w:pPr>
-    </w:p>
-    <w:p>
-      <w:pPr>
-        <w:jc w:val="both"/>
-        <w:rPr>
-          <w:lang w:val="en-US"/>
-        </w:rPr>
-      </w:pPr>
-    </w:p>
-    <w:p>
-      <w:pPr>
-        <w:jc w:val="both"/>
-        <w:rPr>
-          <w:lang w:val="en-US"/>
-        </w:rPr>
-      </w:pPr>
-      <w:r>
-        <w:rPr>
-          <w:lang w:val="en-US"/>
-        </w:rPr>
-        <w:t xml:space="preserve">def </w:t>
-      </w:r>
-      <w:proofErr w:type="spellStart"/>
-      <w:r>
-        <w:rPr>
-          <w:lang w:val="en-US"/>
-        </w:rPr>
-        <w:t>solve_</w:t>
-      </w:r>
-      <w:proofErr w:type="gramStart"/>
-      <w:r>
-        <w:rPr>
-          <w:lang w:val="en-US"/>
-        </w:rPr>
-        <w:t>progonka</w:t>
-      </w:r>
-      <w:proofErr w:type="spellEnd"/>
-      <w:r>
-        <w:rPr>
-          <w:lang w:val="en-US"/>
-        </w:rPr>
-        <w:t>(</w:t>
-      </w:r>
-      <w:proofErr w:type="gramEnd"/>
-      <w:r>
-        <w:rPr>
-          <w:lang w:val="en-US"/>
-        </w:rPr>
-        <w:t xml:space="preserve">n, </w:t>
-      </w:r>
-      <w:proofErr w:type="spellStart"/>
-      <w:r>
-        <w:rPr>
-          <w:lang w:val="en-US"/>
-        </w:rPr>
-        <w:t>U_matrix</w:t>
-      </w:r>
-      <w:proofErr w:type="spellEnd"/>
-      <w:r>
-        <w:rPr>
-          <w:lang w:val="en-US"/>
-        </w:rPr>
-        <w:t>, sigma):</w:t>
-      </w:r>
-    </w:p>
-    <w:p>
-      <w:pPr>
-        <w:jc w:val="both"/>
-        <w:rPr>
-          <w:lang w:val="en-US"/>
-        </w:rPr>
-      </w:pPr>
-      <w:r>
-        <w:rPr>
-          <w:lang w:val="en-US"/>
-        </w:rPr>
-        <w:t xml:space="preserve">    </w:t>
-      </w:r>
-      <w:proofErr w:type="spellStart"/>
-      <w:r>
-        <w:rPr>
-          <w:lang w:val="en-US"/>
-        </w:rPr>
-        <w:t>A_coeff</w:t>
-      </w:r>
-      <w:proofErr w:type="spellEnd"/>
-      <w:r>
-        <w:rPr>
-          <w:lang w:val="en-US"/>
-        </w:rPr>
-        <w:t xml:space="preserve"> = sigma * gamma2</w:t>
-      </w:r>
-    </w:p>
-    <w:p>
-      <w:pPr>
-        <w:jc w:val="both"/>
-        <w:rPr>
-          <w:lang w:val="en-US"/>
-        </w:rPr>
-      </w:pPr>
-      <w:r>
-        <w:rPr>
-          <w:lang w:val="en-US"/>
-        </w:rPr>
-        <w:t xml:space="preserve">    </w:t>
-      </w:r>
-      <w:proofErr w:type="spellStart"/>
-      <w:r>
-        <w:rPr>
-          <w:lang w:val="en-US"/>
-        </w:rPr>
-        <w:t>B_coeff</w:t>
-      </w:r>
-      <w:proofErr w:type="spellEnd"/>
-      <w:r>
-        <w:rPr>
-          <w:lang w:val="en-US"/>
-        </w:rPr>
-        <w:t xml:space="preserve"> = sigma * gamma2</w:t>
-      </w:r>
-    </w:p>
-    <w:p>
-      <w:pPr>
-        <w:jc w:val="both"/>
-        <w:rPr>
-          <w:lang w:val="en-US"/>
-        </w:rPr>
-      </w:pPr>
-      <w:r>
-        <w:rPr>
-          <w:lang w:val="en-US"/>
-        </w:rPr>
-        <w:t xml:space="preserve">    </w:t>
-      </w:r>
-      <w:proofErr w:type="spellStart"/>
-      <w:r>
-        <w:rPr>
-          <w:lang w:val="en-US"/>
-        </w:rPr>
-        <w:t>C_coeff</w:t>
-      </w:r>
-      <w:proofErr w:type="spellEnd"/>
-      <w:r>
-        <w:rPr>
-          <w:lang w:val="en-US"/>
-        </w:rPr>
-        <w:t xml:space="preserve"> = 1.0 + 2.0 * sigma * gamma2</w:t>
-      </w:r>
-    </w:p>
-    <w:p>
-      <w:pPr>
-        <w:jc w:val="both"/>
-        <w:rPr>
-          <w:lang w:val="en-US"/>
-        </w:rPr>
-      </w:pPr>
-    </w:p>
-    <w:p>
-      <w:pPr>
-        <w:jc w:val="both"/>
-        <w:rPr>
-          <w:lang w:val="en-US"/>
-        </w:rPr>
-      </w:pPr>
-      <w:r>
-        <w:rPr>
-          <w:lang w:val="en-US"/>
-        </w:rPr>
-        <w:t xml:space="preserve">    alpha = </w:t>
-      </w:r>
-      <w:proofErr w:type="spellStart"/>
-      <w:proofErr w:type="gramStart"/>
-      <w:r>
-        <w:rPr>
-          <w:lang w:val="en-US"/>
-        </w:rPr>
-        <w:t>np.zeros</w:t>
-      </w:r>
-      <w:proofErr w:type="spellEnd"/>
-      <w:proofErr w:type="gramEnd"/>
-      <w:r>
-        <w:rPr>
-          <w:lang w:val="en-US"/>
-        </w:rPr>
-        <w:t>(NX + 1)</w:t>
-      </w:r>
-    </w:p>
-    <w:p>
-      <w:pPr>
-        <w:jc w:val="both"/>
-        <w:rPr>
-          <w:lang w:val="en-US"/>
-        </w:rPr>
-      </w:pPr>
-      <w:r>
-        <w:rPr>
-          <w:lang w:val="en-US"/>
-        </w:rPr>
-        <w:t xml:space="preserve">    beta = </w:t>
-      </w:r>
-      <w:proofErr w:type="spellStart"/>
-      <w:proofErr w:type="gramStart"/>
-      <w:r>
-        <w:rPr>
-          <w:lang w:val="en-US"/>
-        </w:rPr>
-        <w:t>np.zeros</w:t>
-      </w:r>
-      <w:proofErr w:type="spellEnd"/>
-      <w:proofErr w:type="gramEnd"/>
-      <w:r>
-        <w:rPr>
-          <w:lang w:val="en-US"/>
-        </w:rPr>
-        <w:t>(NX + 1)</w:t>
-      </w:r>
-    </w:p>
-    <w:p>
-      <w:pPr>
-        <w:jc w:val="both"/>
-        <w:rPr>
-          <w:lang w:val="en-US"/>
-        </w:rPr>
-      </w:pPr>
-    </w:p>
-    <w:p>
-      <w:pPr>
-        <w:jc w:val="both"/>
-        <w:rPr>
-          <w:lang w:val="en-US"/>
-        </w:rPr>
-      </w:pPr>
-      <w:r>
-        <w:rPr>
-          <w:lang w:val="en-US"/>
-        </w:rPr>
-        <w:t xml:space="preserve">    </w:t>
-      </w:r>
-      <w:proofErr w:type="gramStart"/>
-      <w:r>
-        <w:rPr>
-          <w:lang w:val="en-US"/>
-        </w:rPr>
-        <w:t>alpha[</w:t>
-      </w:r>
-      <w:proofErr w:type="gramEnd"/>
-      <w:r>
-        <w:rPr>
-          <w:lang w:val="en-US"/>
-        </w:rPr>
-        <w:t>1] = 0.0</w:t>
-      </w:r>
-    </w:p>
-    <w:p>
-      <w:pPr>
-        <w:jc w:val="both"/>
-        <w:rPr>
-          <w:lang w:val="en-US"/>
-        </w:rPr>
-      </w:pPr>
-      <w:r>
-        <w:rPr>
-          <w:lang w:val="en-US"/>
-        </w:rPr>
-        <w:t xml:space="preserve">    </w:t>
-      </w:r>
-      <w:proofErr w:type="gramStart"/>
-      <w:r>
-        <w:rPr>
-          <w:lang w:val="en-US"/>
-        </w:rPr>
-        <w:t>beta[</w:t>
-      </w:r>
-      <w:proofErr w:type="gramEnd"/>
-      <w:r>
-        <w:rPr>
-          <w:lang w:val="en-US"/>
-        </w:rPr>
-        <w:t>1] = g1(</w:t>
-      </w:r>
-      <w:proofErr w:type="spellStart"/>
-      <w:r>
-        <w:rPr>
-          <w:lang w:val="en-US"/>
-        </w:rPr>
-        <w:t>t_grid</w:t>
-      </w:r>
-      <w:proofErr w:type="spellEnd"/>
-      <w:r>
-        <w:rPr>
-          <w:lang w:val="en-US"/>
-        </w:rPr>
-        <w:t>[n + 1])</w:t>
-      </w:r>
-    </w:p>
-    <w:p>
-      <w:pPr>
-        <w:jc w:val="both"/>
-        <w:rPr>
-          <w:lang w:val="en-US"/>
-        </w:rPr>
-      </w:pPr>
-    </w:p>
-    <w:p>
-      <w:pPr>
-        <w:jc w:val="both"/>
-        <w:rPr>
-          <w:lang w:val="en-US"/>
-        </w:rPr>
-      </w:pPr>
-      <w:r>
-        <w:rPr>
-          <w:lang w:val="en-US"/>
-        </w:rPr>
-        <w:t xml:space="preserve">    for </w:t>
-      </w:r>
-      <w:proofErr w:type="spellStart"/>
-      <w:r>
-        <w:rPr>
-          <w:lang w:val="en-US"/>
-        </w:rPr>
-        <w:t>i</w:t>
-      </w:r>
-      <w:proofErr w:type="spellEnd"/>
-      <w:r>
-        <w:rPr>
-          <w:lang w:val="en-US"/>
-        </w:rPr>
-        <w:t xml:space="preserve"> in </w:t>
-      </w:r>
-      <w:proofErr w:type="gramStart"/>
-      <w:r>
-        <w:rPr>
-          <w:lang w:val="en-US"/>
-        </w:rPr>
-        <w:t>range(</w:t>
-      </w:r>
-      <w:proofErr w:type="gramEnd"/>
-      <w:r>
-        <w:rPr>
-          <w:lang w:val="en-US"/>
-        </w:rPr>
-        <w:t>1, NX):</w:t>
-      </w:r>
-    </w:p>
-    <w:p>
-      <w:pPr>
-        <w:jc w:val="both"/>
-        <w:rPr>
-          <w:lang w:val="en-US"/>
-        </w:rPr>
-      </w:pPr>
-      <w:r>
-        <w:rPr>
-          <w:lang w:val="en-US"/>
-        </w:rPr>
-        <w:t xml:space="preserve">        if sigma == 1.0:</w:t>
-      </w:r>
-    </w:p>
-    <w:p>
-      <w:pPr>
-        <w:jc w:val="both"/>
-        <w:rPr>
-          <w:lang w:val="en-US"/>
-        </w:rPr>
-      </w:pPr>
-      <w:r>
-        <w:rPr>
-          <w:lang w:val="en-US"/>
-        </w:rPr>
-        <w:t xml:space="preserve">            </w:t>
-      </w:r>
-      <w:proofErr w:type="spellStart"/>
-      <w:r>
-        <w:rPr>
-          <w:lang w:val="en-US"/>
-        </w:rPr>
-        <w:t>F_i</w:t>
-      </w:r>
-      <w:proofErr w:type="spellEnd"/>
-      <w:r>
-        <w:rPr>
-          <w:lang w:val="en-US"/>
-        </w:rPr>
-        <w:t xml:space="preserve"> = 2 * </w:t>
-      </w:r>
-      <w:proofErr w:type="spellStart"/>
-      <w:r>
-        <w:rPr>
-          <w:lang w:val="en-US"/>
-        </w:rPr>
-        <w:t>U_</w:t>
-      </w:r>
-      <w:proofErr w:type="gramStart"/>
-      <w:r>
-        <w:rPr>
-          <w:lang w:val="en-US"/>
-        </w:rPr>
-        <w:t>matrix</w:t>
-      </w:r>
-      <w:proofErr w:type="spellEnd"/>
-      <w:r>
-        <w:rPr>
-          <w:lang w:val="en-US"/>
-        </w:rPr>
-        <w:t>[</w:t>
-      </w:r>
-      <w:proofErr w:type="gramEnd"/>
-      <w:r>
-        <w:rPr>
-          <w:lang w:val="en-US"/>
-        </w:rPr>
-        <w:t xml:space="preserve">n, </w:t>
-      </w:r>
-      <w:proofErr w:type="spellStart"/>
-      <w:r>
-        <w:rPr>
-          <w:lang w:val="en-US"/>
-        </w:rPr>
-        <w:t>i</w:t>
-      </w:r>
-      <w:proofErr w:type="spellEnd"/>
-      <w:r>
-        <w:rPr>
-          <w:lang w:val="en-US"/>
-        </w:rPr>
-        <w:t xml:space="preserve">] - </w:t>
-      </w:r>
-      <w:proofErr w:type="spellStart"/>
-      <w:r>
-        <w:rPr>
-          <w:lang w:val="en-US"/>
-        </w:rPr>
-        <w:t>U_matrix</w:t>
-      </w:r>
-      <w:proofErr w:type="spellEnd"/>
-      <w:r>
-        <w:rPr>
-          <w:lang w:val="en-US"/>
-        </w:rPr>
-        <w:t xml:space="preserve">[n - 1, </w:t>
-      </w:r>
-      <w:proofErr w:type="spellStart"/>
-      <w:r>
-        <w:rPr>
-          <w:lang w:val="en-US"/>
-        </w:rPr>
-        <w:t>i</w:t>
-      </w:r>
-      <w:proofErr w:type="spellEnd"/>
-      <w:r>
-        <w:rPr>
-          <w:lang w:val="en-US"/>
-        </w:rPr>
-        <w:t>]</w:t>
-      </w:r>
-    </w:p>
-    <w:p>
-      <w:pPr>
-        <w:jc w:val="both"/>
-        <w:rPr>
-          <w:lang w:val="en-US"/>
-        </w:rPr>
-      </w:pPr>
-      <w:r>
-        <w:rPr>
-          <w:lang w:val="en-US"/>
-        </w:rPr>
-        <w:t xml:space="preserve">        else:</w:t>
-      </w:r>
-    </w:p>
-    <w:p>
-      <w:pPr>
-        <w:jc w:val="both"/>
-        <w:rPr>
-          <w:lang w:val="en-US"/>
-        </w:rPr>
-      </w:pPr>
-      <w:r>
-        <w:rPr>
-          <w:lang w:val="en-US"/>
-        </w:rPr>
-        <w:t xml:space="preserve">            </w:t>
-      </w:r>
-      <w:proofErr w:type="spellStart"/>
-      <w:r>
-        <w:rPr>
-          <w:lang w:val="en-US"/>
-        </w:rPr>
-        <w:t>L_n</w:t>
-      </w:r>
-      <w:proofErr w:type="spellEnd"/>
-      <w:r>
-        <w:rPr>
-          <w:lang w:val="en-US"/>
-        </w:rPr>
-        <w:t xml:space="preserve"> = gamma2 * (</w:t>
-      </w:r>
-      <w:proofErr w:type="spellStart"/>
-      <w:r>
-        <w:rPr>
-          <w:lang w:val="en-US"/>
-        </w:rPr>
-        <w:t>U_</w:t>
-      </w:r>
-      <w:proofErr w:type="gramStart"/>
-      <w:r>
-        <w:rPr>
-          <w:lang w:val="en-US"/>
-        </w:rPr>
-        <w:t>matrix</w:t>
-      </w:r>
-      <w:proofErr w:type="spellEnd"/>
-      <w:r>
-        <w:rPr>
-          <w:lang w:val="en-US"/>
-        </w:rPr>
-        <w:t>[</w:t>
-      </w:r>
-      <w:proofErr w:type="gramEnd"/>
-      <w:r>
-        <w:rPr>
-          <w:lang w:val="en-US"/>
-        </w:rPr>
-        <w:t xml:space="preserve">n, </w:t>
-      </w:r>
-      <w:proofErr w:type="spellStart"/>
-      <w:r>
-        <w:rPr>
-          <w:lang w:val="en-US"/>
-        </w:rPr>
-        <w:t>i</w:t>
-      </w:r>
-      <w:proofErr w:type="spellEnd"/>
-      <w:r>
-        <w:rPr>
-          <w:lang w:val="en-US"/>
-        </w:rPr>
-        <w:t xml:space="preserve"> + 1] - 2 * </w:t>
-      </w:r>
-      <w:proofErr w:type="spellStart"/>
-      <w:r>
-        <w:rPr>
-          <w:lang w:val="en-US"/>
-        </w:rPr>
-        <w:t>U_matrix</w:t>
-      </w:r>
-      <w:proofErr w:type="spellEnd"/>
-      <w:r>
-        <w:rPr>
-          <w:lang w:val="en-US"/>
-        </w:rPr>
-        <w:t xml:space="preserve">[n, </w:t>
-      </w:r>
-      <w:proofErr w:type="spellStart"/>
-      <w:r>
-        <w:rPr>
-          <w:lang w:val="en-US"/>
-        </w:rPr>
-        <w:t>i</w:t>
-      </w:r>
-      <w:proofErr w:type="spellEnd"/>
-      <w:r>
-        <w:rPr>
-          <w:lang w:val="en-US"/>
-        </w:rPr>
-        <w:t xml:space="preserve">] + </w:t>
-      </w:r>
-      <w:proofErr w:type="spellStart"/>
-      <w:r>
-        <w:rPr>
-          <w:lang w:val="en-US"/>
-        </w:rPr>
-        <w:t>U_matrix</w:t>
-      </w:r>
-      <w:proofErr w:type="spellEnd"/>
-      <w:r>
-        <w:rPr>
-          <w:lang w:val="en-US"/>
-        </w:rPr>
-        <w:t xml:space="preserve">[n, </w:t>
-      </w:r>
-      <w:proofErr w:type="spellStart"/>
-      <w:r>
-        <w:rPr>
-          <w:lang w:val="en-US"/>
-        </w:rPr>
-        <w:t>i</w:t>
-      </w:r>
-      <w:proofErr w:type="spellEnd"/>
-      <w:r>
-        <w:rPr>
-          <w:lang w:val="en-US"/>
-        </w:rPr>
-        <w:t xml:space="preserve"> - 1])</w:t>
-      </w:r>
-    </w:p>
-    <w:p>
-      <w:pPr>
-        <w:jc w:val="both"/>
-        <w:rPr>
-          <w:lang w:val="en-US"/>
-        </w:rPr>
-      </w:pPr>
-      <w:r>
-        <w:rPr>
-          <w:lang w:val="en-US"/>
-        </w:rPr>
-        <w:t xml:space="preserve">            </w:t>
-      </w:r>
-      <w:proofErr w:type="spellStart"/>
-      <w:r>
-        <w:rPr>
-          <w:lang w:val="en-US"/>
-        </w:rPr>
-        <w:t>L_prev</w:t>
-      </w:r>
-      <w:proofErr w:type="spellEnd"/>
-      <w:r>
-        <w:rPr>
-          <w:lang w:val="en-US"/>
-        </w:rPr>
-        <w:t xml:space="preserve"> = gamma2 * (</w:t>
-      </w:r>
-      <w:proofErr w:type="spellStart"/>
-      <w:r>
-        <w:rPr>
-          <w:lang w:val="en-US"/>
-        </w:rPr>
-        <w:t>U_</w:t>
-      </w:r>
-      <w:proofErr w:type="gramStart"/>
-      <w:r>
-        <w:rPr>
-          <w:lang w:val="en-US"/>
-        </w:rPr>
-        <w:t>matrix</w:t>
-      </w:r>
-      <w:proofErr w:type="spellEnd"/>
-      <w:r>
-        <w:rPr>
-          <w:lang w:val="en-US"/>
-        </w:rPr>
-        <w:t>[</w:t>
-      </w:r>
-      <w:proofErr w:type="gramEnd"/>
-      <w:r>
-        <w:rPr>
-          <w:lang w:val="en-US"/>
-        </w:rPr>
-        <w:t xml:space="preserve">n - 1, </w:t>
-      </w:r>
-      <w:proofErr w:type="spellStart"/>
-      <w:r>
-        <w:rPr>
-          <w:lang w:val="en-US"/>
-        </w:rPr>
-        <w:t>i</w:t>
-      </w:r>
-      <w:proofErr w:type="spellEnd"/>
-      <w:r>
-        <w:rPr>
-          <w:lang w:val="en-US"/>
-        </w:rPr>
-        <w:t xml:space="preserve"> + 1] - 2 * </w:t>
-      </w:r>
-      <w:proofErr w:type="spellStart"/>
-      <w:r>
-        <w:rPr>
-          <w:lang w:val="en-US"/>
-        </w:rPr>
-        <w:t>U_matrix</w:t>
-      </w:r>
-      <w:proofErr w:type="spellEnd"/>
-      <w:r>
-        <w:rPr>
-          <w:lang w:val="en-US"/>
-        </w:rPr>
-        <w:t xml:space="preserve">[n - 1, </w:t>
-      </w:r>
-      <w:proofErr w:type="spellStart"/>
-      <w:r>
-        <w:rPr>
-          <w:lang w:val="en-US"/>
-        </w:rPr>
-        <w:t>i</w:t>
-      </w:r>
-      <w:proofErr w:type="spellEnd"/>
-      <w:r>
-        <w:rPr>
-          <w:lang w:val="en-US"/>
-        </w:rPr>
-        <w:t xml:space="preserve">] + </w:t>
-      </w:r>
-      <w:proofErr w:type="spellStart"/>
-      <w:r>
-        <w:rPr>
-          <w:lang w:val="en-US"/>
-        </w:rPr>
-        <w:t>U_matrix</w:t>
-      </w:r>
-      <w:proofErr w:type="spellEnd"/>
-      <w:r>
-        <w:rPr>
-          <w:lang w:val="en-US"/>
-        </w:rPr>
-        <w:t xml:space="preserve">[n - 1, </w:t>
-      </w:r>
-      <w:proofErr w:type="spellStart"/>
-      <w:r>
-        <w:rPr>
-          <w:lang w:val="en-US"/>
-        </w:rPr>
-        <w:t>i</w:t>
-      </w:r>
-      <w:proofErr w:type="spellEnd"/>
-      <w:r>
-        <w:rPr>
-          <w:lang w:val="en-US"/>
-        </w:rPr>
-        <w:t xml:space="preserve"> - 1])</w:t>
-      </w:r>
-    </w:p>
-    <w:p>
-      <w:pPr>
-        <w:jc w:val="both"/>
-        <w:rPr>
-          <w:lang w:val="en-US"/>
-        </w:rPr>
-      </w:pPr>
-      <w:r>
-        <w:rPr>
-          <w:lang w:val="en-US"/>
-        </w:rPr>
-        <w:t xml:space="preserve">            </w:t>
-      </w:r>
-      <w:proofErr w:type="spellStart"/>
-      <w:r>
-        <w:rPr>
-          <w:lang w:val="en-US"/>
-        </w:rPr>
-        <w:t>F_i</w:t>
-      </w:r>
-      <w:proofErr w:type="spellEnd"/>
-      <w:r>
-        <w:rPr>
-          <w:lang w:val="en-US"/>
-        </w:rPr>
-        <w:t xml:space="preserve"> = 2 * </w:t>
-      </w:r>
-      <w:proofErr w:type="spellStart"/>
-      <w:r>
-        <w:rPr>
-          <w:lang w:val="en-US"/>
-        </w:rPr>
-        <w:t>U_</w:t>
-      </w:r>
-      <w:proofErr w:type="gramStart"/>
-      <w:r>
-        <w:rPr>
-          <w:lang w:val="en-US"/>
-        </w:rPr>
-        <w:t>matrix</w:t>
-      </w:r>
-      <w:proofErr w:type="spellEnd"/>
-      <w:r>
-        <w:rPr>
-          <w:lang w:val="en-US"/>
-        </w:rPr>
-        <w:t>[</w:t>
-      </w:r>
-      <w:proofErr w:type="gramEnd"/>
-      <w:r>
-        <w:rPr>
-          <w:lang w:val="en-US"/>
-        </w:rPr>
-        <w:t xml:space="preserve">n, </w:t>
-      </w:r>
-      <w:proofErr w:type="spellStart"/>
-      <w:r>
-        <w:rPr>
-          <w:lang w:val="en-US"/>
-        </w:rPr>
-        <w:t>i</w:t>
-      </w:r>
-      <w:proofErr w:type="spellEnd"/>
-      <w:r>
-        <w:rPr>
-          <w:lang w:val="en-US"/>
-        </w:rPr>
-        <w:t xml:space="preserve">] - </w:t>
-      </w:r>
-      <w:proofErr w:type="spellStart"/>
-      <w:r>
-        <w:rPr>
-          <w:lang w:val="en-US"/>
-        </w:rPr>
-        <w:t>U_matrix</w:t>
-      </w:r>
-      <w:proofErr w:type="spellEnd"/>
-      <w:r>
-        <w:rPr>
-          <w:lang w:val="en-US"/>
-        </w:rPr>
-        <w:t xml:space="preserve">[n - 1, </w:t>
-      </w:r>
-      <w:proofErr w:type="spellStart"/>
-      <w:r>
-        <w:rPr>
-          <w:lang w:val="en-US"/>
-        </w:rPr>
-        <w:t>i</w:t>
-      </w:r>
-      <w:proofErr w:type="spellEnd"/>
-      <w:r>
-        <w:rPr>
-          <w:lang w:val="en-US"/>
-        </w:rPr>
-        <w:t xml:space="preserve">] + (1 - 2 * sigma) * </w:t>
-      </w:r>
-      <w:proofErr w:type="spellStart"/>
-      <w:r>
-        <w:rPr>
-          <w:lang w:val="en-US"/>
-        </w:rPr>
-        <w:t>L_n</w:t>
-      </w:r>
-      <w:proofErr w:type="spellEnd"/>
-      <w:r>
-        <w:rPr>
-          <w:lang w:val="en-US"/>
-        </w:rPr>
-        <w:t xml:space="preserve"> + sigma * </w:t>
-      </w:r>
-      <w:proofErr w:type="spellStart"/>
-      <w:r>
-        <w:rPr>
-          <w:lang w:val="en-US"/>
-        </w:rPr>
-        <w:t>L_prev</w:t>
-      </w:r>
-      <w:proofErr w:type="spellEnd"/>
-    </w:p>
-    <w:p>
-      <w:pPr>
-        <w:jc w:val="both"/>
-        <w:rPr>
-          <w:lang w:val="en-US"/>
-        </w:rPr>
-      </w:pPr>
-    </w:p>
-    <w:p>
-      <w:pPr>
-        <w:jc w:val="both"/>
-        <w:rPr>
-          <w:lang w:val="en-US"/>
-        </w:rPr>
-      </w:pPr>
-      <w:r>
-        <w:rPr>
-          <w:lang w:val="en-US"/>
-        </w:rPr>
-        <w:t xml:space="preserve">        </w:t>
-      </w:r>
-      <w:proofErr w:type="spellStart"/>
-      <w:r>
-        <w:rPr>
-          <w:lang w:val="en-US"/>
-        </w:rPr>
-        <w:t>F_i</w:t>
-      </w:r>
-      <w:proofErr w:type="spellEnd"/>
-      <w:r>
-        <w:rPr>
-          <w:lang w:val="en-US"/>
-        </w:rPr>
-        <w:t xml:space="preserve"> += (tau ** 2) * </w:t>
-      </w:r>
-      <w:proofErr w:type="spellStart"/>
-      <w:r>
-        <w:rPr>
-          <w:lang w:val="en-US"/>
-        </w:rPr>
-        <w:t>f_source</w:t>
-      </w:r>
-      <w:proofErr w:type="spellEnd"/>
-      <w:r>
-        <w:rPr>
-          <w:lang w:val="en-US"/>
-        </w:rPr>
-        <w:t>(</w:t>
-      </w:r>
-      <w:proofErr w:type="spellStart"/>
-      <w:r>
-        <w:rPr>
-          <w:lang w:val="en-US"/>
-        </w:rPr>
-        <w:t>x_grid</w:t>
-      </w:r>
-      <w:proofErr w:type="spellEnd"/>
-      <w:r>
-        <w:rPr>
-          <w:lang w:val="en-US"/>
-        </w:rPr>
-        <w:t>[</w:t>
-      </w:r>
-      <w:proofErr w:type="spellStart"/>
-      <w:r>
-        <w:rPr>
-          <w:lang w:val="en-US"/>
-        </w:rPr>
-        <w:t>i</w:t>
-      </w:r>
-      <w:proofErr w:type="spellEnd"/>
-      <w:r>
-        <w:rPr>
-          <w:lang w:val="en-US"/>
-        </w:rPr>
-        <w:t xml:space="preserve">], </w:t>
-      </w:r>
-      <w:proofErr w:type="spellStart"/>
-      <w:r>
-        <w:rPr>
-          <w:lang w:val="en-US"/>
-        </w:rPr>
-        <w:t>t_</w:t>
-      </w:r>
-      <w:proofErr w:type="gramStart"/>
-      <w:r>
-        <w:rPr>
-          <w:lang w:val="en-US"/>
-        </w:rPr>
-        <w:t>grid</w:t>
-      </w:r>
-      <w:proofErr w:type="spellEnd"/>
-      <w:r>
-        <w:rPr>
-          <w:lang w:val="en-US"/>
-        </w:rPr>
-        <w:t>[</w:t>
-      </w:r>
-      <w:proofErr w:type="gramEnd"/>
-      <w:r>
-        <w:rPr>
-          <w:lang w:val="en-US"/>
-        </w:rPr>
-        <w:t>n + 1])</w:t>
-      </w:r>
-    </w:p>
-    <w:p>
-      <w:pPr>
-        <w:jc w:val="both"/>
-        <w:rPr>
-          <w:lang w:val="en-US"/>
-        </w:rPr>
-      </w:pPr>
-    </w:p>
-    <w:p>
-      <w:pPr>
-        <w:jc w:val="both"/>
-        <w:rPr>
-          <w:lang w:val="en-US"/>
-        </w:rPr>
-      </w:pPr>
-      <w:r>
-        <w:rPr>
-          <w:lang w:val="en-US"/>
-        </w:rPr>
-        <w:t xml:space="preserve">        </w:t>
-      </w:r>
-      <w:proofErr w:type="spellStart"/>
-      <w:r>
-        <w:rPr>
-          <w:lang w:val="en-US"/>
-        </w:rPr>
-        <w:t>denom</w:t>
-      </w:r>
-      <w:proofErr w:type="spellEnd"/>
-      <w:r>
-        <w:rPr>
-          <w:lang w:val="en-US"/>
-        </w:rPr>
-        <w:t xml:space="preserve"> = </w:t>
-      </w:r>
-      <w:proofErr w:type="spellStart"/>
-      <w:r>
-        <w:rPr>
-          <w:lang w:val="en-US"/>
-        </w:rPr>
-        <w:t>C_coeff</w:t>
-      </w:r>
-      <w:proofErr w:type="spellEnd"/>
-      <w:r>
-        <w:rPr>
-          <w:lang w:val="en-US"/>
-        </w:rPr>
-        <w:t xml:space="preserve"> - </w:t>
-      </w:r>
-      <w:proofErr w:type="spellStart"/>
-      <w:r>
-        <w:rPr>
-          <w:lang w:val="en-US"/>
-        </w:rPr>
-        <w:t>A_coeff</w:t>
-      </w:r>
-      <w:proofErr w:type="spellEnd"/>
-      <w:r>
-        <w:rPr>
-          <w:lang w:val="en-US"/>
-        </w:rPr>
-        <w:t xml:space="preserve"> * alpha[</w:t>
-      </w:r>
-      <w:proofErr w:type="spellStart"/>
-      <w:r>
-        <w:rPr>
-          <w:lang w:val="en-US"/>
-        </w:rPr>
-        <w:t>i</w:t>
-      </w:r>
-      <w:proofErr w:type="spellEnd"/>
-      <w:r>
-        <w:rPr>
-          <w:lang w:val="en-US"/>
-        </w:rPr>
-        <w:t>]</w:t>
-      </w:r>
-    </w:p>
-    <w:p>
-      <w:pPr>
-        <w:jc w:val="both"/>
-        <w:rPr>
-          <w:lang w:val="en-US"/>
-        </w:rPr>
-      </w:pPr>
-      <w:r>
-        <w:rPr>
-          <w:lang w:val="en-US"/>
-        </w:rPr>
-        <w:t xml:space="preserve">        </w:t>
-      </w:r>
-      <w:proofErr w:type="gramStart"/>
-      <w:r>
-        <w:rPr>
-          <w:lang w:val="en-US"/>
-        </w:rPr>
-        <w:t>alpha[</w:t>
-      </w:r>
-      <w:proofErr w:type="spellStart"/>
-      <w:proofErr w:type="gramEnd"/>
-      <w:r>
-        <w:rPr>
-          <w:lang w:val="en-US"/>
-        </w:rPr>
-        <w:t>i</w:t>
-      </w:r>
-      <w:proofErr w:type="spellEnd"/>
-      <w:r>
-        <w:rPr>
-          <w:lang w:val="en-US"/>
-        </w:rPr>
-        <w:t xml:space="preserve"> + 1] = </w:t>
-      </w:r>
-      <w:proofErr w:type="spellStart"/>
-      <w:r>
-        <w:rPr>
-          <w:lang w:val="en-US"/>
-        </w:rPr>
-        <w:t>B_coeff</w:t>
-      </w:r>
-      <w:proofErr w:type="spellEnd"/>
-      <w:r>
-        <w:rPr>
-          <w:lang w:val="en-US"/>
-        </w:rPr>
-        <w:t xml:space="preserve"> / </w:t>
-      </w:r>
-      <w:proofErr w:type="spellStart"/>
-      <w:r>
-        <w:rPr>
-          <w:lang w:val="en-US"/>
-        </w:rPr>
-        <w:t>denom</w:t>
-      </w:r>
-      <w:proofErr w:type="spellEnd"/>
-    </w:p>
-    <w:p>
-      <w:pPr>
-        <w:jc w:val="both"/>
-        <w:rPr>
-          <w:lang w:val="en-US"/>
-        </w:rPr>
-      </w:pPr>
-      <w:r>
-        <w:rPr>
-          <w:lang w:val="en-US"/>
-        </w:rPr>
-        <w:t xml:space="preserve">        </w:t>
-      </w:r>
-      <w:proofErr w:type="gramStart"/>
-      <w:r>
-        <w:rPr>
-          <w:lang w:val="en-US"/>
-        </w:rPr>
-        <w:t>beta[</w:t>
-      </w:r>
-      <w:proofErr w:type="spellStart"/>
-      <w:proofErr w:type="gramEnd"/>
-      <w:r>
-        <w:rPr>
-          <w:lang w:val="en-US"/>
-        </w:rPr>
-        <w:t>i</w:t>
-      </w:r>
-      <w:proofErr w:type="spellEnd"/>
-      <w:r>
-        <w:rPr>
-          <w:lang w:val="en-US"/>
-        </w:rPr>
-        <w:t xml:space="preserve"> + 1] = (</w:t>
-      </w:r>
-      <w:proofErr w:type="spellStart"/>
-      <w:r>
-        <w:rPr>
-          <w:lang w:val="en-US"/>
-        </w:rPr>
-        <w:t>F_i</w:t>
-      </w:r>
-      <w:proofErr w:type="spellEnd"/>
-      <w:r>
-        <w:rPr>
-          <w:lang w:val="en-US"/>
-        </w:rPr>
-        <w:t xml:space="preserve"> + </w:t>
-      </w:r>
-      <w:proofErr w:type="spellStart"/>
-      <w:r>
-        <w:rPr>
-          <w:lang w:val="en-US"/>
-        </w:rPr>
-        <w:t>A_coeff</w:t>
-      </w:r>
-      <w:proofErr w:type="spellEnd"/>
-      <w:r>
-        <w:rPr>
-          <w:lang w:val="en-US"/>
-        </w:rPr>
-        <w:t xml:space="preserve"> * beta[</w:t>
-      </w:r>
-      <w:proofErr w:type="spellStart"/>
-      <w:r>
-        <w:rPr>
-          <w:lang w:val="en-US"/>
-        </w:rPr>
-        <w:t>i</w:t>
-      </w:r>
-      <w:proofErr w:type="spellEnd"/>
-      <w:r>
-        <w:rPr>
-          <w:lang w:val="en-US"/>
-        </w:rPr>
-        <w:t xml:space="preserve">]) / </w:t>
-      </w:r>
-      <w:proofErr w:type="spellStart"/>
-      <w:r>
-        <w:rPr>
-          <w:lang w:val="en-US"/>
-        </w:rPr>
-        <w:t>denom</w:t>
-      </w:r>
-      <w:proofErr w:type="spellEnd"/>
-    </w:p>
-    <w:p>
-      <w:pPr>
-        <w:jc w:val="both"/>
-        <w:rPr>
-          <w:lang w:val="en-US"/>
-        </w:rPr>
-      </w:pPr>
-    </w:p>
-    <w:p>
-      <w:pPr>
-        <w:jc w:val="both"/>
-        <w:rPr>
-          <w:lang w:val="en-US"/>
-        </w:rPr>
-      </w:pPr>
-      <w:r>
-        <w:rPr>
-          <w:lang w:val="en-US"/>
-        </w:rPr>
-        <w:lastRenderedPageBreak/>
-        <w:t xml:space="preserve">    </w:t>
-      </w:r>
-      <w:proofErr w:type="spellStart"/>
-      <w:r>
-        <w:rPr>
-          <w:lang w:val="en-US"/>
-        </w:rPr>
-        <w:t>U_</w:t>
-      </w:r>
-      <w:proofErr w:type="gramStart"/>
-      <w:r>
-        <w:rPr>
-          <w:lang w:val="en-US"/>
-        </w:rPr>
-        <w:t>matrix</w:t>
-      </w:r>
-      <w:proofErr w:type="spellEnd"/>
-      <w:r>
-        <w:rPr>
-          <w:lang w:val="en-US"/>
-        </w:rPr>
-        <w:t>[</w:t>
-      </w:r>
-      <w:proofErr w:type="gramEnd"/>
-      <w:r>
-        <w:rPr>
-          <w:lang w:val="en-US"/>
-        </w:rPr>
-        <w:t>n + 1, NX] = g2(</w:t>
-      </w:r>
-      <w:proofErr w:type="spellStart"/>
-      <w:r>
-        <w:rPr>
-          <w:lang w:val="en-US"/>
-        </w:rPr>
-        <w:t>t_grid</w:t>
-      </w:r>
-      <w:proofErr w:type="spellEnd"/>
-      <w:r>
-        <w:rPr>
-          <w:lang w:val="en-US"/>
-        </w:rPr>
-        <w:t>[n + 1])</w:t>
-      </w:r>
-    </w:p>
-    <w:p>
-      <w:pPr>
-        <w:jc w:val="both"/>
-        <w:rPr>
-          <w:lang w:val="en-US"/>
-        </w:rPr>
-      </w:pPr>
-      <w:r>
-        <w:rPr>
-          <w:lang w:val="en-US"/>
-        </w:rPr>
-        <w:t xml:space="preserve">    for </w:t>
-      </w:r>
-      <w:proofErr w:type="spellStart"/>
-      <w:r>
-        <w:rPr>
-          <w:lang w:val="en-US"/>
-        </w:rPr>
-        <w:t>i</w:t>
-      </w:r>
-      <w:proofErr w:type="spellEnd"/>
-      <w:r>
-        <w:rPr>
-          <w:lang w:val="en-US"/>
-        </w:rPr>
-        <w:t xml:space="preserve"> in </w:t>
-      </w:r>
-      <w:proofErr w:type="gramStart"/>
-      <w:r>
-        <w:rPr>
-          <w:lang w:val="en-US"/>
-        </w:rPr>
-        <w:t>range(</w:t>
-      </w:r>
-      <w:proofErr w:type="gramEnd"/>
-      <w:r>
-        <w:rPr>
-          <w:lang w:val="en-US"/>
-        </w:rPr>
-        <w:t>NX - 1, 0, -1):</w:t>
-      </w:r>
-    </w:p>
-    <w:p>
-      <w:pPr>
-        <w:jc w:val="both"/>
-        <w:rPr>
-          <w:lang w:val="en-US"/>
-        </w:rPr>
-      </w:pPr>
-      <w:r>
-        <w:rPr>
-          <w:lang w:val="en-US"/>
-        </w:rPr>
-        <w:t xml:space="preserve">        </w:t>
-      </w:r>
-      <w:proofErr w:type="spellStart"/>
-      <w:r>
-        <w:rPr>
-          <w:lang w:val="en-US"/>
-        </w:rPr>
-        <w:t>U_</w:t>
-      </w:r>
-      <w:proofErr w:type="gramStart"/>
-      <w:r>
-        <w:rPr>
-          <w:lang w:val="en-US"/>
-        </w:rPr>
-        <w:t>matrix</w:t>
-      </w:r>
-      <w:proofErr w:type="spellEnd"/>
-      <w:r>
-        <w:rPr>
-          <w:lang w:val="en-US"/>
-        </w:rPr>
-        <w:t>[</w:t>
-      </w:r>
-      <w:proofErr w:type="gramEnd"/>
-      <w:r>
-        <w:rPr>
-          <w:lang w:val="en-US"/>
-        </w:rPr>
-        <w:t xml:space="preserve">n + 1, </w:t>
-      </w:r>
-      <w:proofErr w:type="spellStart"/>
-      <w:r>
-        <w:rPr>
-          <w:lang w:val="en-US"/>
-        </w:rPr>
-        <w:t>i</w:t>
-      </w:r>
-      <w:proofErr w:type="spellEnd"/>
-      <w:r>
-        <w:rPr>
-          <w:lang w:val="en-US"/>
-        </w:rPr>
-        <w:t>] = alpha[</w:t>
-      </w:r>
-      <w:proofErr w:type="spellStart"/>
-      <w:r>
-        <w:rPr>
-          <w:lang w:val="en-US"/>
-        </w:rPr>
-        <w:t>i</w:t>
-      </w:r>
-      <w:proofErr w:type="spellEnd"/>
-      <w:r>
-        <w:rPr>
-          <w:lang w:val="en-US"/>
-        </w:rPr>
-        <w:t xml:space="preserve"> + 1] * </w:t>
-      </w:r>
-      <w:proofErr w:type="spellStart"/>
-      <w:r>
-        <w:rPr>
-          <w:lang w:val="en-US"/>
-        </w:rPr>
-        <w:t>U_matrix</w:t>
-      </w:r>
-      <w:proofErr w:type="spellEnd"/>
-      <w:r>
-        <w:rPr>
-          <w:lang w:val="en-US"/>
-        </w:rPr>
-        <w:t xml:space="preserve">[n + 1, </w:t>
-      </w:r>
-      <w:proofErr w:type="spellStart"/>
-      <w:r>
-        <w:rPr>
-          <w:lang w:val="en-US"/>
-        </w:rPr>
-        <w:t>i</w:t>
-      </w:r>
-      <w:proofErr w:type="spellEnd"/>
-      <w:r>
-        <w:rPr>
-          <w:lang w:val="en-US"/>
-        </w:rPr>
-        <w:t xml:space="preserve"> + 1] + beta[</w:t>
-      </w:r>
-      <w:proofErr w:type="spellStart"/>
-      <w:r>
-        <w:rPr>
-          <w:lang w:val="en-US"/>
-        </w:rPr>
-        <w:t>i</w:t>
-      </w:r>
-      <w:proofErr w:type="spellEnd"/>
-      <w:r>
-        <w:rPr>
-          <w:lang w:val="en-US"/>
-        </w:rPr>
-        <w:t xml:space="preserve"> + 1]</w:t>
-      </w:r>
-    </w:p>
-    <w:p>
-      <w:pPr>
-        <w:jc w:val="both"/>
-        <w:rPr>
-          <w:lang w:val="en-US"/>
-        </w:rPr>
-      </w:pPr>
-      <w:r>
-        <w:rPr>
-          <w:lang w:val="en-US"/>
-        </w:rPr>
-        <w:t xml:space="preserve">    </w:t>
-      </w:r>
-      <w:proofErr w:type="spellStart"/>
-      <w:r>
-        <w:rPr>
-          <w:lang w:val="en-US"/>
-        </w:rPr>
-        <w:t>U_</w:t>
-      </w:r>
-      <w:proofErr w:type="gramStart"/>
-      <w:r>
-        <w:rPr>
-          <w:lang w:val="en-US"/>
-        </w:rPr>
-        <w:t>matrix</w:t>
-      </w:r>
-      <w:proofErr w:type="spellEnd"/>
-      <w:r>
-        <w:rPr>
-          <w:lang w:val="en-US"/>
-        </w:rPr>
-        <w:t>[</w:t>
-      </w:r>
-      <w:proofErr w:type="gramEnd"/>
-      <w:r>
-        <w:rPr>
-          <w:lang w:val="en-US"/>
-        </w:rPr>
-        <w:t>n + 1, 0] = g1(</w:t>
-      </w:r>
-      <w:proofErr w:type="spellStart"/>
-      <w:r>
-        <w:rPr>
-          <w:lang w:val="en-US"/>
-        </w:rPr>
-        <w:t>t_grid</w:t>
-      </w:r>
-      <w:proofErr w:type="spellEnd"/>
-      <w:r>
-        <w:rPr>
-          <w:lang w:val="en-US"/>
-        </w:rPr>
-        <w:t>[n + 1])</w:t>
-      </w:r>
-    </w:p>
-    <w:p>
-      <w:pPr>
-        <w:jc w:val="both"/>
-        <w:rPr>
-          <w:lang w:val="en-US"/>
-        </w:rPr>
-      </w:pPr>
-    </w:p>
-    <w:p>
-      <w:pPr>
-        <w:jc w:val="both"/>
-        <w:rPr>
-          <w:lang w:val="en-US"/>
-        </w:rPr>
-      </w:pPr>
-    </w:p>
-    <w:p>
-      <w:pPr>
-        <w:jc w:val="both"/>
-        <w:rPr>
-          <w:lang w:val="en-US"/>
-        </w:rPr>
-      </w:pPr>
-      <w:r>
-        <w:rPr>
-          <w:lang w:val="en-US"/>
-        </w:rPr>
-        <w:t xml:space="preserve"># </w:t>
-      </w:r>
-      <w:r>
-        <w:t>неявный</w:t>
-      </w:r>
-      <w:r>
-        <w:rPr>
-          <w:lang w:val="en-US"/>
-        </w:rPr>
-        <w:t xml:space="preserve"> </w:t>
-      </w:r>
-      <w:r>
-        <w:t>метод</w:t>
-      </w:r>
-      <w:r>
-        <w:rPr>
-          <w:lang w:val="en-US"/>
-        </w:rPr>
-        <w:t xml:space="preserve"> 1</w:t>
-      </w:r>
-    </w:p>
-    <w:p>
-      <w:pPr>
-        <w:jc w:val="both"/>
-        <w:rPr>
-          <w:lang w:val="en-US"/>
-        </w:rPr>
-      </w:pPr>
-      <w:r>
-        <w:rPr>
-          <w:lang w:val="en-US"/>
-        </w:rPr>
-        <w:t xml:space="preserve">for n in </w:t>
-      </w:r>
-      <w:proofErr w:type="gramStart"/>
-      <w:r>
-        <w:rPr>
-          <w:lang w:val="en-US"/>
-        </w:rPr>
-        <w:t>range(</w:t>
-      </w:r>
-      <w:proofErr w:type="gramEnd"/>
-      <w:r>
-        <w:rPr>
-          <w:lang w:val="en-US"/>
-        </w:rPr>
-        <w:t>1, NT):</w:t>
-      </w:r>
-    </w:p>
-    <w:p>
-      <w:pPr>
-        <w:jc w:val="both"/>
-        <w:rPr>
-          <w:lang w:val="en-US"/>
-        </w:rPr>
-      </w:pPr>
-      <w:r>
-        <w:rPr>
-          <w:lang w:val="en-US"/>
-        </w:rPr>
-        <w:t xml:space="preserve">    </w:t>
-      </w:r>
-      <w:proofErr w:type="spellStart"/>
-      <w:r>
-        <w:rPr>
-          <w:lang w:val="en-US"/>
-        </w:rPr>
-        <w:t>solve_</w:t>
-      </w:r>
-      <w:proofErr w:type="gramStart"/>
-      <w:r>
-        <w:rPr>
-          <w:lang w:val="en-US"/>
-        </w:rPr>
-        <w:t>progonka</w:t>
-      </w:r>
-      <w:proofErr w:type="spellEnd"/>
-      <w:r>
-        <w:rPr>
-          <w:lang w:val="en-US"/>
-        </w:rPr>
-        <w:t>(</w:t>
-      </w:r>
-      <w:proofErr w:type="gramEnd"/>
-      <w:r>
-        <w:rPr>
-          <w:lang w:val="en-US"/>
-        </w:rPr>
-        <w:t>n, U_impl1, 1.0)</w:t>
-      </w:r>
-    </w:p>
-    <w:p>
-      <w:pPr>
-        <w:jc w:val="both"/>
-        <w:rPr>
-          <w:lang w:val="en-US"/>
-        </w:rPr>
-      </w:pPr>
-    </w:p>
-    <w:p>
-      <w:pPr>
-        <w:jc w:val="both"/>
-        <w:rPr>
-          <w:lang w:val="en-US"/>
-        </w:rPr>
-      </w:pPr>
-      <w:r>
-        <w:rPr>
-          <w:lang w:val="en-US"/>
-        </w:rPr>
-        <w:t xml:space="preserve"># </w:t>
-      </w:r>
-      <w:r>
-        <w:t>неявный</w:t>
-      </w:r>
-      <w:r>
-        <w:rPr>
-          <w:lang w:val="en-US"/>
-        </w:rPr>
-        <w:t xml:space="preserve"> </w:t>
-      </w:r>
-      <w:r>
-        <w:t>метод</w:t>
-      </w:r>
-      <w:r>
-        <w:rPr>
-          <w:lang w:val="en-US"/>
-        </w:rPr>
-        <w:t xml:space="preserve"> 2</w:t>
-      </w:r>
-    </w:p>
-    <w:p>
-      <w:pPr>
-        <w:jc w:val="both"/>
-        <w:rPr>
-          <w:lang w:val="en-US"/>
-        </w:rPr>
-      </w:pPr>
-      <w:r>
-        <w:rPr>
-          <w:lang w:val="en-US"/>
-        </w:rPr>
-        <w:t xml:space="preserve">for n in </w:t>
-      </w:r>
-      <w:proofErr w:type="gramStart"/>
-      <w:r>
-        <w:rPr>
-          <w:lang w:val="en-US"/>
-        </w:rPr>
-        <w:t>range(</w:t>
-      </w:r>
-      <w:proofErr w:type="gramEnd"/>
-      <w:r>
-        <w:rPr>
-          <w:lang w:val="en-US"/>
-        </w:rPr>
-        <w:t>1, NT):</w:t>
-      </w:r>
-    </w:p>
-    <w:p>
-      <w:pPr>
-        <w:jc w:val="both"/>
-        <w:rPr>
-          <w:lang w:val="en-US"/>
-        </w:rPr>
-      </w:pPr>
-      <w:r>
-        <w:rPr>
-          <w:lang w:val="en-US"/>
-        </w:rPr>
-        <w:t xml:space="preserve">    </w:t>
-      </w:r>
-      <w:proofErr w:type="spellStart"/>
-      <w:r>
-        <w:rPr>
-          <w:lang w:val="en-US"/>
-        </w:rPr>
-        <w:t>solve_</w:t>
-      </w:r>
-      <w:proofErr w:type="gramStart"/>
-      <w:r>
-        <w:rPr>
-          <w:lang w:val="en-US"/>
-        </w:rPr>
-        <w:t>progonka</w:t>
-      </w:r>
-      <w:proofErr w:type="spellEnd"/>
-      <w:r>
-        <w:rPr>
-          <w:lang w:val="en-US"/>
-        </w:rPr>
-        <w:t>(</w:t>
-      </w:r>
-      <w:proofErr w:type="gramEnd"/>
-      <w:r>
-        <w:rPr>
-          <w:lang w:val="en-US"/>
-        </w:rPr>
-        <w:t>n, U_impl2, 0.25)</w:t>
-      </w:r>
-    </w:p>
-    <w:p>
-      <w:pPr>
-        <w:jc w:val="both"/>
-        <w:rPr>
-          <w:lang w:val="en-US"/>
-        </w:rPr>
-      </w:pPr>
-    </w:p>
-    <w:p>
-      <w:pPr>
-        <w:jc w:val="both"/>
-        <w:rPr>
-          <w:lang w:val="en-US"/>
-        </w:rPr>
-      </w:pPr>
-    </w:p>
-    <w:p>
-      <w:pPr>
-        <w:jc w:val="both"/>
-        <w:rPr>
-          <w:lang w:val="en-US"/>
-        </w:rPr>
-      </w:pPr>
-      <w:r>
-        <w:rPr>
-          <w:lang w:val="en-US"/>
-        </w:rPr>
-        <w:t xml:space="preserve">def </w:t>
-      </w:r>
-      <w:proofErr w:type="spellStart"/>
-      <w:r>
-        <w:rPr>
-          <w:lang w:val="en-US"/>
-        </w:rPr>
-        <w:t>plot_</w:t>
-      </w:r>
-      <w:proofErr w:type="gramStart"/>
-      <w:r>
-        <w:rPr>
-          <w:lang w:val="en-US"/>
-        </w:rPr>
-        <w:t>results</w:t>
-      </w:r>
-      <w:proofErr w:type="spellEnd"/>
-      <w:r>
-        <w:rPr>
-          <w:lang w:val="en-US"/>
-        </w:rPr>
-        <w:t>(</w:t>
-      </w:r>
-      <w:proofErr w:type="gramEnd"/>
-      <w:r>
-        <w:rPr>
-          <w:lang w:val="en-US"/>
-        </w:rPr>
-        <w:t>u, title):</w:t>
-      </w:r>
-    </w:p>
-    <w:p>
-      <w:pPr>
-        <w:jc w:val="both"/>
-        <w:rPr>
-          <w:lang w:val="en-US"/>
-        </w:rPr>
-      </w:pPr>
-      <w:r>
-        <w:rPr>
-          <w:lang w:val="en-US"/>
-        </w:rPr>
-        <w:t xml:space="preserve">    </w:t>
-      </w:r>
-      <w:proofErr w:type="spellStart"/>
-      <w:r>
-        <w:rPr>
-          <w:lang w:val="en-US"/>
-        </w:rPr>
-        <w:t>times_to_plot</w:t>
-      </w:r>
-      <w:proofErr w:type="spellEnd"/>
-      <w:r>
-        <w:rPr>
-          <w:lang w:val="en-US"/>
-        </w:rPr>
-        <w:t xml:space="preserve"> = [0, 2, 4, 6, 8, 10]</w:t>
-      </w:r>
-    </w:p>
-    <w:p>
-      <w:pPr>
-        <w:jc w:val="both"/>
-        <w:rPr>
-          <w:lang w:val="en-US"/>
-        </w:rPr>
-      </w:pPr>
-      <w:r>
-        <w:rPr>
-          <w:lang w:val="en-US"/>
-        </w:rPr>
-        <w:t xml:space="preserve">    indices = [</w:t>
-      </w:r>
-      <w:proofErr w:type="gramStart"/>
-      <w:r>
-        <w:rPr>
-          <w:lang w:val="en-US"/>
-        </w:rPr>
-        <w:t>int(</w:t>
-      </w:r>
-      <w:proofErr w:type="spellStart"/>
-      <w:proofErr w:type="gramEnd"/>
-      <w:r>
-        <w:rPr>
-          <w:lang w:val="en-US"/>
-        </w:rPr>
-        <w:t>np.argmin</w:t>
-      </w:r>
-      <w:proofErr w:type="spellEnd"/>
-      <w:r>
-        <w:rPr>
-          <w:lang w:val="en-US"/>
-        </w:rPr>
-        <w:t>(</w:t>
-      </w:r>
-      <w:proofErr w:type="spellStart"/>
-      <w:r>
-        <w:rPr>
-          <w:lang w:val="en-US"/>
-        </w:rPr>
-        <w:t>np.abs</w:t>
-      </w:r>
-      <w:proofErr w:type="spellEnd"/>
-      <w:r>
-        <w:rPr>
-          <w:lang w:val="en-US"/>
-        </w:rPr>
-        <w:t>(</w:t>
-      </w:r>
-      <w:proofErr w:type="spellStart"/>
-      <w:r>
-        <w:rPr>
-          <w:lang w:val="en-US"/>
-        </w:rPr>
-        <w:t>t_grid</w:t>
-      </w:r>
-      <w:proofErr w:type="spellEnd"/>
-      <w:r>
-        <w:rPr>
-          <w:lang w:val="en-US"/>
-        </w:rPr>
-        <w:t xml:space="preserve"> - t))) for t in </w:t>
-      </w:r>
-      <w:proofErr w:type="spellStart"/>
-      <w:r>
-        <w:rPr>
-          <w:lang w:val="en-US"/>
-        </w:rPr>
-        <w:t>times_to_plot</w:t>
-      </w:r>
-      <w:proofErr w:type="spellEnd"/>
-      <w:r>
-        <w:rPr>
-          <w:lang w:val="en-US"/>
-        </w:rPr>
-        <w:t>]</w:t>
-      </w:r>
-    </w:p>
-    <w:p>
-      <w:pPr>
-        <w:jc w:val="both"/>
-        <w:rPr>
-          <w:lang w:val="en-US"/>
-        </w:rPr>
-      </w:pPr>
-      <w:r>
-        <w:rPr>
-          <w:lang w:val="en-US"/>
-        </w:rPr>
-        <w:t xml:space="preserve">    </w:t>
-      </w:r>
-      <w:proofErr w:type="spellStart"/>
-      <w:proofErr w:type="gramStart"/>
-      <w:r>
-        <w:rPr>
-          <w:lang w:val="en-US"/>
-        </w:rPr>
-        <w:t>plt.figure</w:t>
-      </w:r>
-      <w:proofErr w:type="spellEnd"/>
-      <w:proofErr w:type="gramEnd"/>
-      <w:r>
-        <w:rPr>
-          <w:lang w:val="en-US"/>
-        </w:rPr>
-        <w:t>(</w:t>
-      </w:r>
-      <w:proofErr w:type="spellStart"/>
-      <w:r>
-        <w:rPr>
-          <w:lang w:val="en-US"/>
-        </w:rPr>
-        <w:t>figsize</w:t>
-      </w:r>
-      <w:proofErr w:type="spellEnd"/>
-      <w:r>
-        <w:rPr>
-          <w:lang w:val="en-US"/>
-        </w:rPr>
-        <w:t xml:space="preserve"> = (10, 6))</w:t>
-      </w:r>
-    </w:p>
-    <w:p>
-      <w:pPr>
-        <w:jc w:val="both"/>
-        <w:rPr>
-          <w:lang w:val="en-US"/>
-        </w:rPr>
-      </w:pPr>
-      <w:r>
-        <w:rPr>
-          <w:lang w:val="en-US"/>
-        </w:rPr>
-        <w:t xml:space="preserve">    for t, </w:t>
-      </w:r>
-      <w:proofErr w:type="spellStart"/>
-      <w:r>
-        <w:rPr>
-          <w:lang w:val="en-US"/>
-        </w:rPr>
-        <w:t>idx</w:t>
-      </w:r>
-      <w:proofErr w:type="spellEnd"/>
-      <w:r>
-        <w:rPr>
-          <w:lang w:val="en-US"/>
-        </w:rPr>
-        <w:t xml:space="preserve"> in </w:t>
-      </w:r>
-      <w:proofErr w:type="gramStart"/>
-      <w:r>
-        <w:rPr>
-          <w:lang w:val="en-US"/>
-        </w:rPr>
-        <w:t>zip(</w:t>
-      </w:r>
-      <w:proofErr w:type="spellStart"/>
-      <w:proofErr w:type="gramEnd"/>
-      <w:r>
-        <w:rPr>
-          <w:lang w:val="en-US"/>
-        </w:rPr>
-        <w:t>times_to_plot</w:t>
-      </w:r>
-      <w:proofErr w:type="spellEnd"/>
-      <w:r>
-        <w:rPr>
-          <w:lang w:val="en-US"/>
-        </w:rPr>
-        <w:t>, indices):</w:t>
-      </w:r>
-    </w:p>
-    <w:p>
-      <w:pPr>
-        <w:jc w:val="both"/>
-        <w:rPr>
-          <w:lang w:val="en-US"/>
-        </w:rPr>
-      </w:pPr>
-      <w:r>
-        <w:rPr>
-          <w:lang w:val="en-US"/>
-        </w:rPr>
-        <w:t xml:space="preserve">        </w:t>
-      </w:r>
-      <w:proofErr w:type="spellStart"/>
-      <w:proofErr w:type="gramStart"/>
-      <w:r>
-        <w:rPr>
-          <w:lang w:val="en-US"/>
-        </w:rPr>
-        <w:t>plt.plot</w:t>
-      </w:r>
-      <w:proofErr w:type="spellEnd"/>
-      <w:proofErr w:type="gramEnd"/>
-      <w:r>
-        <w:rPr>
-          <w:lang w:val="en-US"/>
-        </w:rPr>
-        <w:t>(</w:t>
-      </w:r>
-      <w:proofErr w:type="spellStart"/>
-      <w:r>
-        <w:rPr>
-          <w:lang w:val="en-US"/>
-        </w:rPr>
-        <w:t>x_grid</w:t>
-      </w:r>
-      <w:proofErr w:type="spellEnd"/>
-      <w:r>
-        <w:rPr>
-          <w:lang w:val="en-US"/>
-        </w:rPr>
-        <w:t>, u[</w:t>
-      </w:r>
-      <w:proofErr w:type="spellStart"/>
-      <w:r>
-        <w:rPr>
-          <w:lang w:val="en-US"/>
-        </w:rPr>
-        <w:t>idx</w:t>
-      </w:r>
-      <w:proofErr w:type="spellEnd"/>
-      <w:r>
-        <w:rPr>
-          <w:lang w:val="en-US"/>
-        </w:rPr>
-        <w:t xml:space="preserve">], label = </w:t>
-      </w:r>
-      <w:proofErr w:type="spellStart"/>
-      <w:r>
-        <w:rPr>
-          <w:lang w:val="en-US"/>
-        </w:rPr>
-        <w:t>f"t</w:t>
-      </w:r>
-      <w:proofErr w:type="spellEnd"/>
-      <w:r>
-        <w:rPr>
-          <w:lang w:val="en-US"/>
-        </w:rPr>
-        <w:t xml:space="preserve"> = {t}")</w:t>
-      </w:r>
-    </w:p>
-    <w:p>
-      <w:pPr>
-        <w:jc w:val="both"/>
-        <w:rPr>
-          <w:lang w:val="en-US"/>
-        </w:rPr>
-      </w:pPr>
-      <w:r>
-        <w:rPr>
-          <w:lang w:val="en-US"/>
-        </w:rPr>
-        <w:t xml:space="preserve">    </w:t>
-      </w:r>
-      <w:proofErr w:type="spellStart"/>
-      <w:proofErr w:type="gramStart"/>
-      <w:r>
-        <w:rPr>
-          <w:lang w:val="en-US"/>
-        </w:rPr>
-        <w:t>plt.title</w:t>
-      </w:r>
-      <w:proofErr w:type="spellEnd"/>
-      <w:proofErr w:type="gramEnd"/>
-      <w:r>
-        <w:rPr>
-          <w:lang w:val="en-US"/>
-        </w:rPr>
-        <w:t>(f"{title} (2D)")</w:t>
-      </w:r>
-    </w:p>
-    <w:p>
-      <w:pPr>
-        <w:jc w:val="both"/>
-        <w:rPr>
-          <w:lang w:val="en-US"/>
-        </w:rPr>
-      </w:pPr>
-      <w:r>
-        <w:rPr>
-          <w:lang w:val="en-US"/>
-        </w:rPr>
-        <w:t xml:space="preserve">    </w:t>
-      </w:r>
-      <w:proofErr w:type="spellStart"/>
-      <w:proofErr w:type="gramStart"/>
-      <w:r>
-        <w:rPr>
-          <w:lang w:val="en-US"/>
-        </w:rPr>
-        <w:t>plt.xlabel</w:t>
-      </w:r>
-      <w:proofErr w:type="spellEnd"/>
-      <w:proofErr w:type="gramEnd"/>
-      <w:r>
-        <w:rPr>
-          <w:lang w:val="en-US"/>
-        </w:rPr>
-        <w:t>("x")</w:t>
-      </w:r>
-    </w:p>
-    <w:p>
-      <w:pPr>
-        <w:jc w:val="both"/>
-        <w:rPr>
-          <w:lang w:val="en-US"/>
-        </w:rPr>
-      </w:pPr>
-      <w:r>
-        <w:rPr>
-          <w:lang w:val="en-US"/>
-        </w:rPr>
-        <w:t xml:space="preserve">    </w:t>
-      </w:r>
-      <w:proofErr w:type="spellStart"/>
-      <w:proofErr w:type="gramStart"/>
-      <w:r>
-        <w:rPr>
-          <w:lang w:val="en-US"/>
-        </w:rPr>
-        <w:t>plt.ylabel</w:t>
-      </w:r>
-      <w:proofErr w:type="spellEnd"/>
-      <w:proofErr w:type="gramEnd"/>
-      <w:r>
-        <w:rPr>
-          <w:lang w:val="en-US"/>
-        </w:rPr>
-        <w:t>("U(</w:t>
-      </w:r>
-      <w:proofErr w:type="spellStart"/>
-      <w:r>
-        <w:rPr>
-          <w:lang w:val="en-US"/>
-        </w:rPr>
-        <w:t>x,t</w:t>
-      </w:r>
-      <w:proofErr w:type="spellEnd"/>
-      <w:r>
-        <w:rPr>
-          <w:lang w:val="en-US"/>
-        </w:rPr>
-        <w:t>)")</w:t>
-      </w:r>
-    </w:p>
-    <w:p>
-      <w:pPr>
-        <w:jc w:val="both"/>
-        <w:rPr>
-          <w:lang w:val="en-US"/>
-        </w:rPr>
-      </w:pPr>
-      <w:r>
-        <w:rPr>
-          <w:lang w:val="en-US"/>
-        </w:rPr>
-        <w:t xml:space="preserve">    </w:t>
-      </w:r>
-      <w:proofErr w:type="spellStart"/>
-      <w:proofErr w:type="gramStart"/>
-      <w:r>
-        <w:rPr>
-          <w:lang w:val="en-US"/>
-        </w:rPr>
-        <w:t>plt.grid</w:t>
-      </w:r>
-      <w:proofErr w:type="spellEnd"/>
-      <w:proofErr w:type="gramEnd"/>
-      <w:r>
-        <w:rPr>
-          <w:lang w:val="en-US"/>
-        </w:rPr>
-        <w:t>(True)</w:t>
-      </w:r>
-    </w:p>
-    <w:p>
-      <w:pPr>
-        <w:jc w:val="both"/>
-        <w:rPr>
-          <w:lang w:val="en-US"/>
-        </w:rPr>
-      </w:pPr>
-      <w:r>
-        <w:rPr>
-          <w:lang w:val="en-US"/>
-        </w:rPr>
-        <w:t xml:space="preserve">    </w:t>
-      </w:r>
-      <w:proofErr w:type="spellStart"/>
-      <w:proofErr w:type="gramStart"/>
-      <w:r>
-        <w:rPr>
-          <w:lang w:val="en-US"/>
-        </w:rPr>
-        <w:t>plt.legend</w:t>
-      </w:r>
-      <w:proofErr w:type="spellEnd"/>
-      <w:proofErr w:type="gramEnd"/>
-      <w:r>
-        <w:rPr>
-          <w:lang w:val="en-US"/>
-        </w:rPr>
-        <w:t>()</w:t>
-      </w:r>
-    </w:p>
-    <w:p>
-      <w:pPr>
-        <w:jc w:val="both"/>
-        <w:rPr>
-          <w:lang w:val="en-US"/>
-        </w:rPr>
-      </w:pPr>
-      <w:r>
-        <w:rPr>
-          <w:lang w:val="en-US"/>
-        </w:rPr>
-        <w:t xml:space="preserve">    </w:t>
-      </w:r>
-      <w:proofErr w:type="spellStart"/>
-      <w:proofErr w:type="gramStart"/>
-      <w:r>
-        <w:rPr>
-          <w:lang w:val="en-US"/>
-        </w:rPr>
-        <w:t>plt.savefig</w:t>
-      </w:r>
-      <w:proofErr w:type="spellEnd"/>
-      <w:proofErr w:type="gramEnd"/>
-      <w:r>
-        <w:rPr>
-          <w:lang w:val="en-US"/>
-        </w:rPr>
-        <w:t>(</w:t>
-      </w:r>
-      <w:proofErr w:type="spellStart"/>
-      <w:r>
-        <w:rPr>
-          <w:lang w:val="en-US"/>
-        </w:rPr>
-        <w:t>os.path.join</w:t>
-      </w:r>
-      <w:proofErr w:type="spellEnd"/>
-      <w:r>
-        <w:rPr>
-          <w:lang w:val="en-US"/>
-        </w:rPr>
-        <w:t>("Results_8_lab", f"{</w:t>
-      </w:r>
-      <w:proofErr w:type="spellStart"/>
-      <w:r>
-        <w:rPr>
-          <w:lang w:val="en-US"/>
-        </w:rPr>
-        <w:t>title.replace</w:t>
-      </w:r>
-      <w:proofErr w:type="spellEnd"/>
-      <w:r>
-        <w:rPr>
-          <w:lang w:val="en-US"/>
-        </w:rPr>
-        <w:t>(' ', '_')}_2d.png"))</w:t>
-      </w:r>
-    </w:p>
-    <w:p>
-      <w:pPr>
-        <w:jc w:val="both"/>
-        <w:rPr>
-          <w:lang w:val="en-US"/>
-        </w:rPr>
-      </w:pPr>
-      <w:r>
-        <w:rPr>
-          <w:lang w:val="en-US"/>
-        </w:rPr>
-        <w:t xml:space="preserve">    </w:t>
-      </w:r>
-      <w:proofErr w:type="spellStart"/>
-      <w:proofErr w:type="gramStart"/>
-      <w:r>
-        <w:rPr>
-          <w:lang w:val="en-US"/>
-        </w:rPr>
-        <w:t>plt.close</w:t>
-      </w:r>
-      <w:proofErr w:type="spellEnd"/>
-      <w:proofErr w:type="gramEnd"/>
-      <w:r>
-        <w:rPr>
-          <w:lang w:val="en-US"/>
-        </w:rPr>
-        <w:t>()</w:t>
-      </w:r>
-    </w:p>
-    <w:p>
-      <w:pPr>
-        <w:jc w:val="both"/>
-        <w:rPr>
-          <w:lang w:val="en-US"/>
-        </w:rPr>
-      </w:pPr>
-      <w:r>
-        <w:rPr>
-          <w:lang w:val="en-US"/>
-        </w:rPr>
-        <w:t xml:space="preserve">    X, T = </w:t>
-      </w:r>
-      <w:proofErr w:type="spellStart"/>
-      <w:proofErr w:type="gramStart"/>
-      <w:r>
-        <w:rPr>
-          <w:lang w:val="en-US"/>
-        </w:rPr>
-        <w:t>np.meshgrid</w:t>
-      </w:r>
-      <w:proofErr w:type="spellEnd"/>
-      <w:proofErr w:type="gramEnd"/>
-      <w:r>
-        <w:rPr>
-          <w:lang w:val="en-US"/>
-        </w:rPr>
-        <w:t>(</w:t>
-      </w:r>
-      <w:proofErr w:type="spellStart"/>
-      <w:r>
-        <w:rPr>
-          <w:lang w:val="en-US"/>
-        </w:rPr>
-        <w:t>x_grid</w:t>
-      </w:r>
-      <w:proofErr w:type="spellEnd"/>
-      <w:r>
-        <w:rPr>
-          <w:lang w:val="en-US"/>
-        </w:rPr>
-        <w:t xml:space="preserve">, </w:t>
-      </w:r>
-      <w:proofErr w:type="spellStart"/>
-      <w:r>
-        <w:rPr>
-          <w:lang w:val="en-US"/>
-        </w:rPr>
-        <w:t>t_grid</w:t>
-      </w:r>
-      <w:proofErr w:type="spellEnd"/>
-      <w:r>
-        <w:rPr>
-          <w:lang w:val="en-US"/>
-        </w:rPr>
-        <w:t>)</w:t>
-      </w:r>
-    </w:p>
-    <w:p>
-      <w:pPr>
-        <w:jc w:val="both"/>
-        <w:rPr>
-          <w:lang w:val="en-US"/>
-        </w:rPr>
-      </w:pPr>
-      <w:r>
-        <w:rPr>
-          <w:lang w:val="en-US"/>
-        </w:rPr>
-        <w:t xml:space="preserve">    fig = </w:t>
-      </w:r>
-      <w:proofErr w:type="spellStart"/>
-      <w:proofErr w:type="gramStart"/>
-      <w:r>
-        <w:rPr>
-          <w:lang w:val="en-US"/>
-        </w:rPr>
-        <w:t>plt.figure</w:t>
-      </w:r>
-      <w:proofErr w:type="spellEnd"/>
-      <w:proofErr w:type="gramEnd"/>
-      <w:r>
-        <w:rPr>
-          <w:lang w:val="en-US"/>
-        </w:rPr>
-        <w:t>(</w:t>
-      </w:r>
-      <w:proofErr w:type="spellStart"/>
-      <w:r>
-        <w:rPr>
-          <w:lang w:val="en-US"/>
-        </w:rPr>
-        <w:t>figsize</w:t>
-      </w:r>
-      <w:proofErr w:type="spellEnd"/>
-      <w:r>
-        <w:rPr>
-          <w:lang w:val="en-US"/>
-        </w:rPr>
-        <w:t xml:space="preserve"> = (12, 8))</w:t>
-      </w:r>
-    </w:p>
-    <w:p>
-      <w:pPr>
-        <w:jc w:val="both"/>
-        <w:rPr>
-          <w:lang w:val="en-US"/>
-        </w:rPr>
-      </w:pPr>
-      <w:r>
-        <w:rPr>
-          <w:lang w:val="en-US"/>
-        </w:rPr>
-        <w:t xml:space="preserve">    ax = </w:t>
-      </w:r>
-      <w:proofErr w:type="spellStart"/>
-      <w:r>
-        <w:rPr>
-          <w:lang w:val="en-US"/>
-        </w:rPr>
-        <w:t>fig.add_</w:t>
-      </w:r>
-      <w:proofErr w:type="gramStart"/>
-      <w:r>
-        <w:rPr>
-          <w:lang w:val="en-US"/>
-        </w:rPr>
-        <w:t>subplot</w:t>
-      </w:r>
-      <w:proofErr w:type="spellEnd"/>
-      <w:r>
-        <w:rPr>
-          <w:lang w:val="en-US"/>
-        </w:rPr>
-        <w:t>(</w:t>
-      </w:r>
-      <w:proofErr w:type="gramEnd"/>
-      <w:r>
-        <w:rPr>
-          <w:lang w:val="en-US"/>
-        </w:rPr>
-        <w:t>111, projection = '3d')</w:t>
-      </w:r>
-    </w:p>
-    <w:p>
-      <w:pPr>
-        <w:jc w:val="both"/>
-        <w:rPr>
-          <w:lang w:val="en-US"/>
-        </w:rPr>
-      </w:pPr>
-      <w:r>
-        <w:rPr>
-          <w:lang w:val="en-US"/>
-        </w:rPr>
-        <w:t xml:space="preserve">    surf = </w:t>
-      </w:r>
-      <w:proofErr w:type="spellStart"/>
-      <w:proofErr w:type="gramStart"/>
-      <w:r>
-        <w:rPr>
-          <w:lang w:val="en-US"/>
-        </w:rPr>
-        <w:t>ax.plot</w:t>
-      </w:r>
-      <w:proofErr w:type="gramEnd"/>
-      <w:r>
-        <w:rPr>
-          <w:lang w:val="en-US"/>
-        </w:rPr>
-        <w:t>_surface</w:t>
-      </w:r>
-      <w:proofErr w:type="spellEnd"/>
-      <w:r>
-        <w:rPr>
-          <w:lang w:val="en-US"/>
-        </w:rPr>
-        <w:t xml:space="preserve">(X, T, u, </w:t>
-      </w:r>
-      <w:proofErr w:type="spellStart"/>
-      <w:r>
-        <w:rPr>
-          <w:lang w:val="en-US"/>
-        </w:rPr>
-        <w:t>rstride</w:t>
-      </w:r>
-      <w:proofErr w:type="spellEnd"/>
-      <w:r>
-        <w:rPr>
-          <w:lang w:val="en-US"/>
-        </w:rPr>
-        <w:t xml:space="preserve"> = 1, </w:t>
-      </w:r>
-      <w:proofErr w:type="spellStart"/>
-      <w:r>
-        <w:rPr>
-          <w:lang w:val="en-US"/>
-        </w:rPr>
-        <w:t>cstride</w:t>
-      </w:r>
-      <w:proofErr w:type="spellEnd"/>
-      <w:r>
-        <w:rPr>
-          <w:lang w:val="en-US"/>
-        </w:rPr>
-        <w:t xml:space="preserve"> = 1, </w:t>
-      </w:r>
-      <w:proofErr w:type="spellStart"/>
-      <w:r>
-        <w:rPr>
-          <w:lang w:val="en-US"/>
-        </w:rPr>
-        <w:t>cmap</w:t>
-      </w:r>
-      <w:proofErr w:type="spellEnd"/>
-      <w:r>
-        <w:rPr>
-          <w:lang w:val="en-US"/>
-        </w:rPr>
-        <w:t xml:space="preserve"> = 'magma', </w:t>
-      </w:r>
-      <w:proofErr w:type="spellStart"/>
-      <w:r>
-        <w:rPr>
-          <w:lang w:val="en-US"/>
-        </w:rPr>
-        <w:t>edgecolor</w:t>
-      </w:r>
-      <w:proofErr w:type="spellEnd"/>
-      <w:r>
-        <w:rPr>
-          <w:lang w:val="en-US"/>
-        </w:rPr>
-        <w:t xml:space="preserve"> = 'none')</w:t>
-      </w:r>
-    </w:p>
-    <w:p>
-      <w:pPr>
-        <w:jc w:val="both"/>
-        <w:rPr>
-          <w:lang w:val="en-US"/>
-        </w:rPr>
-      </w:pPr>
-      <w:r>
-        <w:rPr>
-          <w:lang w:val="en-US"/>
-        </w:rPr>
-        <w:t xml:space="preserve">    </w:t>
-      </w:r>
-      <w:proofErr w:type="spellStart"/>
-      <w:proofErr w:type="gramStart"/>
-      <w:r>
-        <w:rPr>
-          <w:lang w:val="en-US"/>
-        </w:rPr>
-        <w:t>fig.colorbar</w:t>
-      </w:r>
-      <w:proofErr w:type="spellEnd"/>
-      <w:proofErr w:type="gramEnd"/>
-      <w:r>
-        <w:rPr>
-          <w:lang w:val="en-US"/>
-        </w:rPr>
-        <w:t>(surf, ax = ax, shrink = 0.5, aspect = 5)</w:t>
-      </w:r>
-    </w:p>
-    <w:p>
-      <w:pPr>
-        <w:jc w:val="both"/>
-        <w:rPr>
-          <w:lang w:val="en-US"/>
-        </w:rPr>
-      </w:pPr>
-      <w:r>
-        <w:rPr>
-          <w:lang w:val="en-US"/>
-        </w:rPr>
-        <w:t xml:space="preserve">    </w:t>
-      </w:r>
-      <w:proofErr w:type="spellStart"/>
-      <w:r>
-        <w:rPr>
-          <w:lang w:val="en-US"/>
-        </w:rPr>
-        <w:t>ax.set_title</w:t>
-      </w:r>
-      <w:proofErr w:type="spellEnd"/>
-      <w:r>
-        <w:rPr>
-          <w:lang w:val="en-US"/>
-        </w:rPr>
-        <w:t>(f"{title} (3D)")</w:t>
-      </w:r>
-    </w:p>
-    <w:p>
-      <w:pPr>
-        <w:jc w:val="both"/>
-        <w:rPr>
-          <w:lang w:val="en-US"/>
-        </w:rPr>
-      </w:pPr>
-      <w:r>
-        <w:rPr>
-          <w:lang w:val="en-US"/>
-        </w:rPr>
-        <w:t xml:space="preserve">    </w:t>
-      </w:r>
-      <w:proofErr w:type="spellStart"/>
-      <w:proofErr w:type="gramStart"/>
-      <w:r>
-        <w:rPr>
-          <w:lang w:val="en-US"/>
-        </w:rPr>
-        <w:t>plt.savefig</w:t>
-      </w:r>
-      <w:proofErr w:type="spellEnd"/>
-      <w:proofErr w:type="gramEnd"/>
-      <w:r>
-        <w:rPr>
-          <w:lang w:val="en-US"/>
-        </w:rPr>
-        <w:t>(</w:t>
-      </w:r>
-      <w:proofErr w:type="spellStart"/>
-      <w:r>
-        <w:rPr>
-          <w:lang w:val="en-US"/>
-        </w:rPr>
-        <w:t>os.path.join</w:t>
-      </w:r>
-      <w:proofErr w:type="spellEnd"/>
-      <w:r>
-        <w:rPr>
-          <w:lang w:val="en-US"/>
-        </w:rPr>
-        <w:t>("Results_8_lab", f"{</w:t>
-      </w:r>
-      <w:proofErr w:type="spellStart"/>
-      <w:r>
-        <w:rPr>
-          <w:lang w:val="en-US"/>
-        </w:rPr>
-        <w:t>title.replace</w:t>
-      </w:r>
-      <w:proofErr w:type="spellEnd"/>
-      <w:r>
-        <w:rPr>
-          <w:lang w:val="en-US"/>
-        </w:rPr>
-        <w:t>(' ', '_')}_3d.png"))</w:t>
-      </w:r>
-    </w:p>
-    <w:p>
-      <w:pPr>
-        <w:jc w:val="both"/>
-        <w:rPr>
-          <w:lang w:val="en-US"/>
-        </w:rPr>
-      </w:pPr>
-      <w:r>
-        <w:rPr>
-          <w:lang w:val="en-US"/>
-        </w:rPr>
-        <w:t xml:space="preserve">    </w:t>
-      </w:r>
-      <w:proofErr w:type="spellStart"/>
-      <w:proofErr w:type="gramStart"/>
-      <w:r>
-        <w:rPr>
-          <w:lang w:val="en-US"/>
-        </w:rPr>
-        <w:t>plt.close</w:t>
-      </w:r>
-      <w:proofErr w:type="spellEnd"/>
-      <w:proofErr w:type="gramEnd"/>
-      <w:r>
-        <w:rPr>
-          <w:lang w:val="en-US"/>
-        </w:rPr>
-        <w:t>()</w:t>
-      </w:r>
-    </w:p>
-    <w:p>
-      <w:pPr>
-        <w:jc w:val="both"/>
-        <w:rPr>
-          <w:lang w:val="en-US"/>
-        </w:rPr>
-      </w:pPr>
-    </w:p>
-    <w:p>
-      <w:pPr>
-        <w:jc w:val="both"/>
-        <w:rPr>
-          <w:lang w:val="en-US"/>
-        </w:rPr>
-      </w:pPr>
-    </w:p>
-    <w:p>
-      <w:pPr>
-        <w:jc w:val="both"/>
-        <w:rPr>
-          <w:lang w:val="en-US"/>
-        </w:rPr>
-      </w:pPr>
-      <w:proofErr w:type="spellStart"/>
-      <w:r>
-        <w:rPr>
-          <w:lang w:val="en-US"/>
-        </w:rPr>
-        <w:t>plot_</w:t>
-      </w:r>
-      <w:proofErr w:type="gramStart"/>
-      <w:r>
-        <w:rPr>
-          <w:lang w:val="en-US"/>
-        </w:rPr>
-        <w:t>results</w:t>
-      </w:r>
-      <w:proofErr w:type="spellEnd"/>
-      <w:r>
-        <w:rPr>
-          <w:lang w:val="en-US"/>
-        </w:rPr>
-        <w:t>(</w:t>
-      </w:r>
-      <w:proofErr w:type="spellStart"/>
-      <w:proofErr w:type="gramEnd"/>
-      <w:r>
-        <w:rPr>
-          <w:lang w:val="en-US"/>
-        </w:rPr>
-        <w:t>U_expl</w:t>
-      </w:r>
-      <w:proofErr w:type="spellEnd"/>
-      <w:r>
-        <w:rPr>
-          <w:lang w:val="en-US"/>
-        </w:rPr>
-        <w:t>, "</w:t>
-      </w:r>
-      <w:r>
-        <w:t>Явный</w:t>
-      </w:r>
-      <w:r>
-        <w:rPr>
-          <w:lang w:val="en-US"/>
-        </w:rPr>
-        <w:t xml:space="preserve"> </w:t>
-      </w:r>
-      <w:r>
-        <w:t>метод</w:t>
-      </w:r>
-      <w:r>
-        <w:rPr>
-          <w:lang w:val="en-US"/>
-        </w:rPr>
-        <w:t>")</w:t>
-      </w:r>
-    </w:p>
-    <w:p>
-      <w:pPr>
-        <w:jc w:val="both"/>
-        <w:rPr>
-          <w:lang w:val="en-US"/>
-        </w:rPr>
-      </w:pPr>
-      <w:proofErr w:type="spellStart"/>
-      <w:r>
-        <w:rPr>
-          <w:lang w:val="en-US"/>
-        </w:rPr>
-        <w:t>plot_</w:t>
-      </w:r>
-      <w:proofErr w:type="gramStart"/>
-      <w:r>
-        <w:rPr>
-          <w:lang w:val="en-US"/>
-        </w:rPr>
-        <w:t>results</w:t>
-      </w:r>
-      <w:proofErr w:type="spellEnd"/>
-      <w:r>
-        <w:rPr>
-          <w:lang w:val="en-US"/>
-        </w:rPr>
-        <w:t>(</w:t>
-      </w:r>
-      <w:proofErr w:type="gramEnd"/>
-      <w:r>
-        <w:rPr>
-          <w:lang w:val="en-US"/>
-        </w:rPr>
-        <w:t>U_impl1, "</w:t>
-      </w:r>
-      <w:r>
-        <w:t>Неявный</w:t>
-      </w:r>
-      <w:r>
-        <w:rPr>
-          <w:lang w:val="en-US"/>
-        </w:rPr>
-        <w:t xml:space="preserve"> </w:t>
-      </w:r>
-      <w:r>
-        <w:t>метод</w:t>
-      </w:r>
-      <w:r>
-        <w:rPr>
-          <w:lang w:val="en-US"/>
-        </w:rPr>
-        <w:t xml:space="preserve"> 1")</w:t>
-      </w:r>
-    </w:p>
-    <w:p>
-      <w:pPr>
-        <w:jc w:val="both"/>
-        <w:rPr>
-          <w:lang w:val="en-US"/>
-        </w:rPr>
-      </w:pPr>
-      <w:proofErr w:type="spellStart"/>
-      <w:r>
-        <w:rPr>
-          <w:lang w:val="en-US"/>
-        </w:rPr>
-        <w:t>plot_</w:t>
-      </w:r>
-      <w:proofErr w:type="gramStart"/>
-      <w:r>
-        <w:rPr>
-          <w:lang w:val="en-US"/>
-        </w:rPr>
-        <w:t>results</w:t>
-      </w:r>
-      <w:proofErr w:type="spellEnd"/>
-      <w:r>
-        <w:rPr>
-          <w:lang w:val="en-US"/>
-        </w:rPr>
-        <w:t>(</w:t>
-      </w:r>
-      <w:proofErr w:type="gramEnd"/>
-      <w:r>
-        <w:rPr>
-          <w:lang w:val="en-US"/>
-        </w:rPr>
-        <w:t>U_impl2, "</w:t>
-      </w:r>
-      <w:r>
-        <w:t>Неявный</w:t>
-      </w:r>
-      <w:r>
-        <w:rPr>
-          <w:lang w:val="en-US"/>
-        </w:rPr>
-        <w:t xml:space="preserve"> </w:t>
-      </w:r>
-      <w:r>
-        <w:t>метод</w:t>
-      </w:r>
-      <w:r>
-        <w:rPr>
-          <w:lang w:val="en-US"/>
-        </w:rPr>
-        <w:t xml:space="preserve"> 2")</w:t>
-      </w:r>
-    </w:p>
-    <w:p>
-      <w:pPr>
-        <w:jc w:val="both"/>
-        <w:rPr>
-          <w:lang w:val="en-US"/>
-        </w:rPr>
-      </w:pPr>
-    </w:p>
-    <w:p>
-      <w:pPr>
-        <w:jc w:val="both"/>
-      </w:pPr>
-      <w:proofErr w:type="spellStart"/>
-      <w:proofErr w:type="gramStart"/>
-      <w:r>
-        <w:t>print</w:t>
-      </w:r>
-      <w:proofErr w:type="spellEnd"/>
-      <w:r>
-        <w:t>(</w:t>
+        <w:t>print(</w:t>
       </w:r>
       <w:proofErr w:type="gramEnd"/>
       <w:r>
@@ -14598,6 +12449,7 @@
         <w:docPartUnique/>
       </w:docPartObj>
     </w:sdtPr>
+    <w:sdtEndPr/>
     <w:sdtContent>
       <w:p>
         <w:pPr>
